--- a/JavaScript Index.docx
+++ b/JavaScript Index.docx
@@ -4,9 +4,12 @@
   <w:body>
     <w:p>
       <w:pPr>
+        <w:spacing w:after="0"/>
         <w:rPr>
           <w:b/>
           <w:bCs/>
+          <w:sz w:val="28"/>
+          <w:szCs w:val="28"/>
           <w:u w:val="single"/>
         </w:rPr>
       </w:pPr>
@@ -14,14 +17,11 @@
         <w:rPr>
           <w:b/>
           <w:bCs/>
+          <w:sz w:val="28"/>
+          <w:szCs w:val="28"/>
           <w:u w:val="single"/>
         </w:rPr>
-        <w:t>JavaScript Index</w:t>
-      </w:r>
-    </w:p>
-    <w:p>
-      <w:r>
-        <w:t>Data Types</w:t>
+        <w:t>JavaScript Course – High-Level Contents</w:t>
       </w:r>
     </w:p>
     <w:p>
@@ -29,55 +29,897 @@
         <w:pStyle w:val="ListParagraph"/>
         <w:numPr>
           <w:ilvl w:val="0"/>
+          <w:numId w:val="20"/>
+        </w:numPr>
+        <w:spacing w:after="0"/>
+      </w:pPr>
+      <w:r>
+        <w:t>Vipul (Engineering Digest)</w:t>
+      </w:r>
+    </w:p>
+    <w:p>
+      <w:pPr>
+        <w:spacing w:after="0"/>
+        <w:rPr>
+          <w:b/>
+          <w:bCs/>
+        </w:rPr>
+      </w:pPr>
+      <w:r>
+        <w:rPr>
+          <w:b/>
+          <w:bCs/>
+        </w:rPr>
+        <w:t>Day 1: JavaScript Basics &amp; History</w:t>
+      </w:r>
+    </w:p>
+    <w:p>
+      <w:pPr>
+        <w:numPr>
+          <w:ilvl w:val="0"/>
+          <w:numId w:val="1"/>
+        </w:numPr>
+        <w:spacing w:after="0"/>
+      </w:pPr>
+      <w:r>
+        <w:t>Purpose of JavaScript</w:t>
+      </w:r>
+    </w:p>
+    <w:p>
+      <w:pPr>
+        <w:numPr>
+          <w:ilvl w:val="0"/>
+          <w:numId w:val="1"/>
+        </w:numPr>
+        <w:spacing w:after="0"/>
+      </w:pPr>
+      <w:r>
+        <w:t>Static vs Dynamic Websites</w:t>
+      </w:r>
+    </w:p>
+    <w:p>
+      <w:pPr>
+        <w:numPr>
+          <w:ilvl w:val="0"/>
+          <w:numId w:val="1"/>
+        </w:numPr>
+        <w:spacing w:after="0"/>
+      </w:pPr>
+      <w:r>
+        <w:t>JavaScript Capabilities (DOM, events, async, storage, etc.)</w:t>
+      </w:r>
+    </w:p>
+    <w:p>
+      <w:pPr>
+        <w:numPr>
+          <w:ilvl w:val="0"/>
+          <w:numId w:val="1"/>
+        </w:numPr>
+        <w:spacing w:after="0"/>
+      </w:pPr>
+      <w:r>
+        <w:t>ECMAScript &amp; Browser Engines</w:t>
+      </w:r>
+    </w:p>
+    <w:p>
+      <w:pPr>
+        <w:numPr>
+          <w:ilvl w:val="0"/>
+          <w:numId w:val="1"/>
+        </w:numPr>
+        <w:spacing w:after="0"/>
+      </w:pPr>
+      <w:r>
+        <w:t>JavaScript History</w:t>
+      </w:r>
+    </w:p>
+    <w:p>
+      <w:pPr>
+        <w:spacing w:after="0"/>
+        <w:rPr>
+          <w:b/>
+          <w:bCs/>
+        </w:rPr>
+      </w:pPr>
+      <w:r>
+        <w:rPr>
+          <w:b/>
+          <w:bCs/>
+        </w:rPr>
+        <w:t>Day 2: Variables &amp; Data Types</w:t>
+      </w:r>
+    </w:p>
+    <w:p>
+      <w:pPr>
+        <w:numPr>
+          <w:ilvl w:val="0"/>
           <w:numId w:val="2"/>
         </w:numPr>
-      </w:pPr>
-      <w:r>
-        <w:t xml:space="preserve">Number, String, Array, </w:t>
-      </w:r>
+        <w:spacing w:after="0"/>
+      </w:pPr>
+      <w:r>
+        <w:t>Development Tools &amp; Console</w:t>
+      </w:r>
+    </w:p>
+    <w:p>
+      <w:pPr>
+        <w:numPr>
+          <w:ilvl w:val="0"/>
+          <w:numId w:val="2"/>
+        </w:numPr>
+        <w:spacing w:after="0"/>
+      </w:pPr>
+      <w:r>
+        <w:t>Variables</w:t>
+      </w:r>
+    </w:p>
+    <w:p>
+      <w:pPr>
+        <w:numPr>
+          <w:ilvl w:val="0"/>
+          <w:numId w:val="2"/>
+        </w:numPr>
+        <w:spacing w:after="0"/>
+      </w:pPr>
+      <w:r>
+        <w:t>Primitive &amp; Non-Primitive Data Types</w:t>
+      </w:r>
+    </w:p>
+    <w:p>
+      <w:pPr>
+        <w:spacing w:after="0"/>
+        <w:rPr>
+          <w:b/>
+          <w:bCs/>
+        </w:rPr>
+      </w:pPr>
+      <w:r>
+        <w:rPr>
+          <w:b/>
+          <w:bCs/>
+        </w:rPr>
+        <w:t>Day 3: Numbers</w:t>
+      </w:r>
+    </w:p>
+    <w:p>
+      <w:pPr>
+        <w:numPr>
+          <w:ilvl w:val="0"/>
+          <w:numId w:val="3"/>
+        </w:numPr>
+        <w:spacing w:after="0"/>
+      </w:pPr>
       <w:proofErr w:type="spellStart"/>
       <w:r>
-        <w:t>Bigint</w:t>
+        <w:t>NaN</w:t>
       </w:r>
       <w:proofErr w:type="spellEnd"/>
-      <w:r>
-        <w:t>, Null, Undefined, Nan, Boolean, Object</w:t>
-      </w:r>
-    </w:p>
-    <w:p>
-      <w:r>
-        <w:t>Arithmetic Operator</w:t>
-      </w:r>
-    </w:p>
-    <w:p>
-      <w:pPr>
-        <w:pStyle w:val="ListParagraph"/>
-        <w:numPr>
-          <w:ilvl w:val="0"/>
-          <w:numId w:val="2"/>
-        </w:numPr>
-      </w:pPr>
-      <w:r>
-        <w:t>Addition, Multiplication, Subtraction, Division, Remainder</w:t>
-      </w:r>
-    </w:p>
-    <w:p>
-      <w:r>
-        <w:t>Number Function</w:t>
-      </w:r>
-    </w:p>
-    <w:p>
-      <w:pPr>
-        <w:pStyle w:val="ListParagraph"/>
-        <w:numPr>
-          <w:ilvl w:val="0"/>
-          <w:numId w:val="2"/>
-        </w:numPr>
+    </w:p>
+    <w:p>
+      <w:pPr>
+        <w:numPr>
+          <w:ilvl w:val="0"/>
+          <w:numId w:val="3"/>
+        </w:numPr>
+        <w:spacing w:after="0"/>
+      </w:pPr>
+      <w:r>
+        <w:t>Arithmetic Operators</w:t>
+      </w:r>
+    </w:p>
+    <w:p>
+      <w:pPr>
+        <w:numPr>
+          <w:ilvl w:val="0"/>
+          <w:numId w:val="3"/>
+        </w:numPr>
+        <w:spacing w:after="0"/>
+      </w:pPr>
+      <w:r>
+        <w:t>Number Functions &amp; Methods</w:t>
+      </w:r>
+    </w:p>
+    <w:p>
+      <w:pPr>
+        <w:spacing w:after="0"/>
+        <w:rPr>
+          <w:b/>
+          <w:bCs/>
+        </w:rPr>
+      </w:pPr>
+      <w:r>
+        <w:rPr>
+          <w:b/>
+          <w:bCs/>
+        </w:rPr>
+        <w:t>Day 4: Strings</w:t>
+      </w:r>
+    </w:p>
+    <w:p>
+      <w:pPr>
+        <w:numPr>
+          <w:ilvl w:val="0"/>
+          <w:numId w:val="4"/>
+        </w:numPr>
+        <w:spacing w:after="0"/>
+      </w:pPr>
+      <w:r>
+        <w:t>String Initialization &amp; Quotes</w:t>
+      </w:r>
+    </w:p>
+    <w:p>
+      <w:pPr>
+        <w:numPr>
+          <w:ilvl w:val="0"/>
+          <w:numId w:val="4"/>
+        </w:numPr>
+        <w:spacing w:after="0"/>
+      </w:pPr>
+      <w:r>
+        <w:t>String Concatenation &amp; Interpolation</w:t>
+      </w:r>
+    </w:p>
+    <w:p>
+      <w:pPr>
+        <w:numPr>
+          <w:ilvl w:val="0"/>
+          <w:numId w:val="4"/>
+        </w:numPr>
+        <w:spacing w:after="0"/>
+      </w:pPr>
+      <w:r>
+        <w:t>String Properties &amp; Methods</w:t>
+      </w:r>
+    </w:p>
+    <w:p>
+      <w:pPr>
+        <w:spacing w:after="0"/>
+        <w:rPr>
+          <w:b/>
+          <w:bCs/>
+        </w:rPr>
+      </w:pPr>
+      <w:r>
+        <w:rPr>
+          <w:b/>
+          <w:bCs/>
+        </w:rPr>
+        <w:t>Day 5: Math Object</w:t>
+      </w:r>
+    </w:p>
+    <w:p>
+      <w:pPr>
+        <w:numPr>
+          <w:ilvl w:val="0"/>
+          <w:numId w:val="5"/>
+        </w:numPr>
+        <w:spacing w:after="0"/>
+      </w:pPr>
+      <w:r>
+        <w:t>Built-in Math Methods</w:t>
+      </w:r>
+    </w:p>
+    <w:p>
+      <w:pPr>
+        <w:numPr>
+          <w:ilvl w:val="0"/>
+          <w:numId w:val="5"/>
+        </w:numPr>
+        <w:spacing w:after="0"/>
+      </w:pPr>
+      <w:r>
+        <w:t>Random Numbers &amp; Rounding</w:t>
+      </w:r>
+    </w:p>
+    <w:p>
+      <w:pPr>
+        <w:spacing w:after="0"/>
+        <w:rPr>
+          <w:b/>
+          <w:bCs/>
+        </w:rPr>
+      </w:pPr>
+      <w:r>
+        <w:rPr>
+          <w:b/>
+          <w:bCs/>
+        </w:rPr>
+        <w:t>Day 6: Boolean Logic &amp; Control Flow</w:t>
+      </w:r>
+    </w:p>
+    <w:p>
+      <w:pPr>
+        <w:numPr>
+          <w:ilvl w:val="0"/>
+          <w:numId w:val="6"/>
+        </w:numPr>
+        <w:spacing w:after="0"/>
+      </w:pPr>
+      <w:r>
+        <w:t>Comparison Operators</w:t>
+      </w:r>
+    </w:p>
+    <w:p>
+      <w:pPr>
+        <w:numPr>
+          <w:ilvl w:val="0"/>
+          <w:numId w:val="6"/>
+        </w:numPr>
+        <w:spacing w:after="0"/>
+      </w:pPr>
+      <w:r>
+        <w:t>Logical Operators</w:t>
+      </w:r>
+    </w:p>
+    <w:p>
+      <w:pPr>
+        <w:numPr>
+          <w:ilvl w:val="0"/>
+          <w:numId w:val="6"/>
+        </w:numPr>
+        <w:spacing w:after="0"/>
+      </w:pPr>
+      <w:r>
+        <w:t>Conditional Statements (if-else, switch)</w:t>
+      </w:r>
+    </w:p>
+    <w:p>
+      <w:pPr>
+        <w:numPr>
+          <w:ilvl w:val="0"/>
+          <w:numId w:val="6"/>
+        </w:numPr>
+        <w:spacing w:after="0"/>
+      </w:pPr>
+      <w:r>
+        <w:t>Loops (for, while, do-while)</w:t>
+      </w:r>
+    </w:p>
+    <w:p>
+      <w:pPr>
+        <w:numPr>
+          <w:ilvl w:val="0"/>
+          <w:numId w:val="6"/>
+        </w:numPr>
+        <w:spacing w:after="0"/>
+      </w:pPr>
+      <w:r>
+        <w:t>break &amp; continue</w:t>
+      </w:r>
+    </w:p>
+    <w:p>
+      <w:pPr>
+        <w:numPr>
+          <w:ilvl w:val="0"/>
+          <w:numId w:val="6"/>
+        </w:numPr>
+        <w:spacing w:after="0"/>
+      </w:pPr>
+      <w:r>
+        <w:t>for…in vs for…of</w:t>
+      </w:r>
+    </w:p>
+    <w:p>
+      <w:pPr>
+        <w:spacing w:after="0"/>
+        <w:rPr>
+          <w:b/>
+          <w:bCs/>
+        </w:rPr>
+      </w:pPr>
+      <w:r>
+        <w:rPr>
+          <w:b/>
+          <w:bCs/>
+        </w:rPr>
+        <w:t>Day 7: Arrays</w:t>
+      </w:r>
+    </w:p>
+    <w:p>
+      <w:pPr>
+        <w:numPr>
+          <w:ilvl w:val="0"/>
+          <w:numId w:val="7"/>
+        </w:numPr>
+        <w:spacing w:after="0"/>
+      </w:pPr>
+      <w:r>
+        <w:t>Array Basics</w:t>
+      </w:r>
+    </w:p>
+    <w:p>
+      <w:pPr>
+        <w:numPr>
+          <w:ilvl w:val="0"/>
+          <w:numId w:val="7"/>
+        </w:numPr>
+        <w:spacing w:after="0"/>
+      </w:pPr>
+      <w:r>
+        <w:t>Array Properties &amp; Methods</w:t>
+      </w:r>
+    </w:p>
+    <w:p>
+      <w:pPr>
+        <w:numPr>
+          <w:ilvl w:val="0"/>
+          <w:numId w:val="7"/>
+        </w:numPr>
+        <w:spacing w:after="0"/>
+      </w:pPr>
+      <w:r>
+        <w:t>Iterating Arrays</w:t>
+      </w:r>
+    </w:p>
+    <w:p>
+      <w:pPr>
+        <w:numPr>
+          <w:ilvl w:val="0"/>
+          <w:numId w:val="7"/>
+        </w:numPr>
+        <w:spacing w:after="0"/>
+      </w:pPr>
+      <w:r>
+        <w:t>Multi-Dimensional Arrays</w:t>
+      </w:r>
+    </w:p>
+    <w:p>
+      <w:pPr>
+        <w:numPr>
+          <w:ilvl w:val="0"/>
+          <w:numId w:val="7"/>
+        </w:numPr>
+        <w:spacing w:after="0"/>
+      </w:pPr>
+      <w:r>
+        <w:t xml:space="preserve">Array </w:t>
+      </w:r>
+      <w:proofErr w:type="spellStart"/>
+      <w:r>
+        <w:t>Destructuring</w:t>
+      </w:r>
+      <w:proofErr w:type="spellEnd"/>
+    </w:p>
+    <w:p>
+      <w:pPr>
+        <w:numPr>
+          <w:ilvl w:val="0"/>
+          <w:numId w:val="7"/>
+        </w:numPr>
+        <w:spacing w:after="0"/>
+      </w:pPr>
+      <w:r>
+        <w:t>Spread Syntax</w:t>
+      </w:r>
+    </w:p>
+    <w:p>
+      <w:pPr>
+        <w:spacing w:after="0"/>
+        <w:rPr>
+          <w:b/>
+          <w:bCs/>
+        </w:rPr>
+      </w:pPr>
+      <w:r>
+        <w:rPr>
+          <w:b/>
+          <w:bCs/>
+        </w:rPr>
+        <w:t>Day 8: Functions</w:t>
+      </w:r>
+    </w:p>
+    <w:p>
+      <w:pPr>
+        <w:numPr>
+          <w:ilvl w:val="0"/>
+          <w:numId w:val="8"/>
+        </w:numPr>
+        <w:spacing w:after="0"/>
+      </w:pPr>
+      <w:r>
+        <w:t>Function Types</w:t>
+      </w:r>
+    </w:p>
+    <w:p>
+      <w:pPr>
+        <w:numPr>
+          <w:ilvl w:val="0"/>
+          <w:numId w:val="8"/>
+        </w:numPr>
+        <w:spacing w:after="0"/>
+      </w:pPr>
+      <w:r>
+        <w:t>Arrow Functions</w:t>
+      </w:r>
+    </w:p>
+    <w:p>
+      <w:pPr>
+        <w:numPr>
+          <w:ilvl w:val="0"/>
+          <w:numId w:val="8"/>
+        </w:numPr>
+        <w:spacing w:after="0"/>
+      </w:pPr>
+      <w:r>
+        <w:t>Default Parameters</w:t>
+      </w:r>
+    </w:p>
+    <w:p>
+      <w:pPr>
+        <w:numPr>
+          <w:ilvl w:val="0"/>
+          <w:numId w:val="8"/>
+        </w:numPr>
+        <w:spacing w:after="0"/>
+      </w:pPr>
+      <w:r>
+        <w:lastRenderedPageBreak/>
+        <w:t>Higher Order Functions</w:t>
+      </w:r>
+    </w:p>
+    <w:p>
+      <w:pPr>
+        <w:numPr>
+          <w:ilvl w:val="0"/>
+          <w:numId w:val="8"/>
+        </w:numPr>
+        <w:spacing w:after="0"/>
+      </w:pPr>
+      <w:r>
+        <w:t>Spread Operator in Functions</w:t>
+      </w:r>
+    </w:p>
+    <w:p>
+      <w:pPr>
+        <w:spacing w:after="0"/>
+        <w:rPr>
+          <w:b/>
+          <w:bCs/>
+        </w:rPr>
+      </w:pPr>
+      <w:r>
+        <w:rPr>
+          <w:b/>
+          <w:bCs/>
+        </w:rPr>
+        <w:t>Day 9: Objects</w:t>
+      </w:r>
+    </w:p>
+    <w:p>
+      <w:pPr>
+        <w:numPr>
+          <w:ilvl w:val="0"/>
+          <w:numId w:val="9"/>
+        </w:numPr>
+        <w:spacing w:after="0"/>
+      </w:pPr>
+      <w:r>
+        <w:t>Object Basics</w:t>
+      </w:r>
+    </w:p>
+    <w:p>
+      <w:pPr>
+        <w:numPr>
+          <w:ilvl w:val="0"/>
+          <w:numId w:val="9"/>
+        </w:numPr>
+        <w:spacing w:after="0"/>
+      </w:pPr>
+      <w:r>
+        <w:t>Shallow vs Deep Copy</w:t>
+      </w:r>
+    </w:p>
+    <w:p>
+      <w:pPr>
+        <w:numPr>
+          <w:ilvl w:val="0"/>
+          <w:numId w:val="9"/>
+        </w:numPr>
+        <w:spacing w:after="0"/>
+      </w:pPr>
+      <w:r>
+        <w:t>Object Built-in Methods</w:t>
+      </w:r>
+    </w:p>
+    <w:p>
+      <w:pPr>
+        <w:spacing w:after="0"/>
+        <w:rPr>
+          <w:b/>
+          <w:bCs/>
+        </w:rPr>
+      </w:pPr>
+      <w:r>
+        <w:rPr>
+          <w:b/>
+          <w:bCs/>
+        </w:rPr>
+        <w:t>Day 10: JavaScript Runtime &amp; Variables</w:t>
+      </w:r>
+    </w:p>
+    <w:p>
+      <w:pPr>
+        <w:numPr>
+          <w:ilvl w:val="0"/>
+          <w:numId w:val="10"/>
+        </w:numPr>
+        <w:spacing w:after="0"/>
+      </w:pPr>
+      <w:r>
+        <w:t xml:space="preserve">Node.js &amp; </w:t>
+      </w:r>
+      <w:proofErr w:type="spellStart"/>
+      <w:r>
+        <w:t>Replit</w:t>
+      </w:r>
+      <w:proofErr w:type="spellEnd"/>
+    </w:p>
+    <w:p>
+      <w:pPr>
+        <w:numPr>
+          <w:ilvl w:val="0"/>
+          <w:numId w:val="10"/>
+        </w:numPr>
+        <w:spacing w:after="0"/>
+      </w:pPr>
+      <w:r>
+        <w:t xml:space="preserve">var, let, </w:t>
+      </w:r>
+      <w:proofErr w:type="spellStart"/>
+      <w:r>
+        <w:t>const</w:t>
+      </w:r>
+      <w:proofErr w:type="spellEnd"/>
+      <w:r>
+        <w:t xml:space="preserve"> Comparison</w:t>
+      </w:r>
+    </w:p>
+    <w:p>
+      <w:pPr>
+        <w:spacing w:after="0"/>
+        <w:rPr>
+          <w:b/>
+          <w:bCs/>
+        </w:rPr>
+      </w:pPr>
+      <w:r>
+        <w:rPr>
+          <w:b/>
+          <w:bCs/>
+        </w:rPr>
+        <w:t>Day 11: Hoisting</w:t>
+      </w:r>
+    </w:p>
+    <w:p>
+      <w:pPr>
+        <w:numPr>
+          <w:ilvl w:val="0"/>
+          <w:numId w:val="11"/>
+        </w:numPr>
+        <w:spacing w:after="0"/>
+      </w:pPr>
+      <w:r>
+        <w:t>Variable Hoisting</w:t>
+      </w:r>
+    </w:p>
+    <w:p>
+      <w:pPr>
+        <w:numPr>
+          <w:ilvl w:val="0"/>
+          <w:numId w:val="11"/>
+        </w:numPr>
+        <w:spacing w:after="0"/>
+      </w:pPr>
+      <w:r>
+        <w:t>Function Hoisting</w:t>
+      </w:r>
+    </w:p>
+    <w:p>
+      <w:pPr>
+        <w:numPr>
+          <w:ilvl w:val="0"/>
+          <w:numId w:val="11"/>
+        </w:numPr>
+        <w:spacing w:after="0"/>
+      </w:pPr>
+      <w:r>
+        <w:t>Temporal Dead Zone</w:t>
+      </w:r>
+    </w:p>
+    <w:p>
+      <w:pPr>
+        <w:spacing w:after="0"/>
+        <w:rPr>
+          <w:b/>
+          <w:bCs/>
+        </w:rPr>
+      </w:pPr>
+      <w:r>
+        <w:rPr>
+          <w:b/>
+          <w:bCs/>
+        </w:rPr>
+        <w:t>Day 12: Callback Functions</w:t>
+      </w:r>
+    </w:p>
+    <w:p>
+      <w:pPr>
+        <w:numPr>
+          <w:ilvl w:val="0"/>
+          <w:numId w:val="12"/>
+        </w:numPr>
+        <w:spacing w:after="0"/>
+      </w:pPr>
+      <w:r>
+        <w:t>Callbacks</w:t>
+      </w:r>
+    </w:p>
+    <w:p>
+      <w:pPr>
+        <w:numPr>
+          <w:ilvl w:val="0"/>
+          <w:numId w:val="12"/>
+        </w:numPr>
+        <w:spacing w:after="0"/>
+      </w:pPr>
+      <w:r>
+        <w:t>Callback vs Higher Order Functions</w:t>
+      </w:r>
+    </w:p>
+    <w:p>
+      <w:pPr>
+        <w:spacing w:after="0"/>
+        <w:rPr>
+          <w:b/>
+          <w:bCs/>
+        </w:rPr>
+      </w:pPr>
+      <w:r>
+        <w:rPr>
+          <w:b/>
+          <w:bCs/>
+        </w:rPr>
+        <w:t>Day 13: Array Callback Methods</w:t>
+      </w:r>
+    </w:p>
+    <w:p>
+      <w:pPr>
+        <w:numPr>
+          <w:ilvl w:val="0"/>
+          <w:numId w:val="13"/>
+        </w:numPr>
+        <w:spacing w:after="0"/>
+      </w:pPr>
+      <w:proofErr w:type="spellStart"/>
+      <w:r>
+        <w:t>forEach</w:t>
+      </w:r>
+      <w:proofErr w:type="spellEnd"/>
+    </w:p>
+    <w:p>
+      <w:pPr>
+        <w:numPr>
+          <w:ilvl w:val="0"/>
+          <w:numId w:val="13"/>
+        </w:numPr>
+        <w:spacing w:after="0"/>
+      </w:pPr>
+      <w:r>
+        <w:t>map</w:t>
+      </w:r>
+    </w:p>
+    <w:p>
+      <w:pPr>
+        <w:numPr>
+          <w:ilvl w:val="0"/>
+          <w:numId w:val="13"/>
+        </w:numPr>
+        <w:spacing w:after="0"/>
+      </w:pPr>
+      <w:r>
+        <w:t>filter</w:t>
+      </w:r>
+    </w:p>
+    <w:p>
+      <w:pPr>
+        <w:numPr>
+          <w:ilvl w:val="0"/>
+          <w:numId w:val="13"/>
+        </w:numPr>
+        <w:spacing w:after="0"/>
+      </w:pPr>
+      <w:r>
+        <w:t>reduce</w:t>
+      </w:r>
+    </w:p>
+    <w:p>
+      <w:pPr>
+        <w:numPr>
+          <w:ilvl w:val="0"/>
+          <w:numId w:val="13"/>
+        </w:numPr>
+        <w:spacing w:after="0"/>
+      </w:pPr>
+      <w:r>
+        <w:t>find</w:t>
+      </w:r>
+    </w:p>
+    <w:p>
+      <w:pPr>
+        <w:numPr>
+          <w:ilvl w:val="0"/>
+          <w:numId w:val="13"/>
+        </w:numPr>
+        <w:spacing w:after="0"/>
+      </w:pPr>
+      <w:r>
+        <w:t>every</w:t>
+      </w:r>
+    </w:p>
+    <w:p>
+      <w:pPr>
+        <w:numPr>
+          <w:ilvl w:val="0"/>
+          <w:numId w:val="13"/>
+        </w:numPr>
+        <w:spacing w:after="0"/>
+      </w:pPr>
+      <w:r>
+        <w:t>some</w:t>
+      </w:r>
+    </w:p>
+    <w:p>
+      <w:pPr>
+        <w:numPr>
+          <w:ilvl w:val="0"/>
+          <w:numId w:val="13"/>
+        </w:numPr>
+        <w:spacing w:after="0"/>
+      </w:pPr>
+      <w:r>
+        <w:t>sort (ASC / DESC)</w:t>
+      </w:r>
+    </w:p>
+    <w:p>
+      <w:pPr>
+        <w:spacing w:after="0"/>
+        <w:rPr>
+          <w:b/>
+          <w:bCs/>
+        </w:rPr>
+      </w:pPr>
+      <w:r>
+        <w:rPr>
+          <w:b/>
+          <w:bCs/>
+        </w:rPr>
+        <w:t>Day 14: this Keyword &amp; Timers</w:t>
+      </w:r>
+    </w:p>
+    <w:p>
+      <w:pPr>
+        <w:numPr>
+          <w:ilvl w:val="0"/>
+          <w:numId w:val="14"/>
+        </w:numPr>
+        <w:spacing w:after="0"/>
+      </w:pPr>
+      <w:r>
+        <w:t>this in Regular vs Arrow Functions</w:t>
+      </w:r>
+    </w:p>
+    <w:p>
+      <w:pPr>
+        <w:numPr>
+          <w:ilvl w:val="0"/>
+          <w:numId w:val="14"/>
+        </w:numPr>
+        <w:spacing w:after="0"/>
       </w:pPr>
       <w:proofErr w:type="spellStart"/>
       <w:proofErr w:type="gramStart"/>
       <w:r>
-        <w:t>parseInt</w:t>
+        <w:t>setTimeout</w:t>
       </w:r>
       <w:proofErr w:type="spellEnd"/>
       <w:r>
@@ -85,558 +927,435 @@
       </w:r>
       <w:proofErr w:type="gramEnd"/>
       <w:r>
-        <w:t xml:space="preserve">), </w:t>
-      </w:r>
-      <w:proofErr w:type="spellStart"/>
-      <w:r>
-        <w:t>parseFloat</w:t>
-      </w:r>
-      <w:proofErr w:type="spellEnd"/>
-      <w:r>
-        <w:t xml:space="preserve">(), </w:t>
-      </w:r>
-      <w:proofErr w:type="spellStart"/>
-      <w:r>
-        <w:t>toFixed</w:t>
-      </w:r>
-      <w:proofErr w:type="spellEnd"/>
-      <w:r>
-        <w:t xml:space="preserve">(), </w:t>
-      </w:r>
-      <w:proofErr w:type="spellStart"/>
-      <w:r>
-        <w:t>toString</w:t>
-      </w:r>
-      <w:proofErr w:type="spellEnd"/>
-      <w:r>
-        <w:t>()</w:t>
-      </w:r>
-    </w:p>
-    <w:p>
-      <w:r>
-        <w:t>String Definition</w:t>
-      </w:r>
-    </w:p>
-    <w:p>
-      <w:pPr>
-        <w:pStyle w:val="ListParagraph"/>
-        <w:numPr>
-          <w:ilvl w:val="0"/>
-          <w:numId w:val="2"/>
-        </w:numPr>
-      </w:pPr>
-      <w:r>
-        <w:t>Single quote, Double quote, Backslash</w:t>
-      </w:r>
-    </w:p>
-    <w:p>
-      <w:r>
-        <w:t>String Addition</w:t>
-      </w:r>
-    </w:p>
-    <w:p>
-      <w:pPr>
-        <w:pStyle w:val="ListParagraph"/>
-        <w:numPr>
-          <w:ilvl w:val="0"/>
-          <w:numId w:val="2"/>
-        </w:numPr>
-      </w:pPr>
-      <w:r>
-        <w:t>Concatenation, Interpolation</w:t>
-      </w:r>
-    </w:p>
-    <w:p>
-      <w:r>
-        <w:t>String Methods</w:t>
-      </w:r>
-    </w:p>
-    <w:p>
-      <w:pPr>
-        <w:pStyle w:val="ListParagraph"/>
-        <w:numPr>
-          <w:ilvl w:val="0"/>
-          <w:numId w:val="2"/>
-        </w:numPr>
-      </w:pPr>
-      <w:r>
-        <w:t xml:space="preserve">Length, </w:t>
-      </w:r>
-      <w:proofErr w:type="gramStart"/>
-      <w:r>
-        <w:t>trim(</w:t>
-      </w:r>
-      <w:proofErr w:type="gramEnd"/>
-      <w:r>
-        <w:t xml:space="preserve">), split(), </w:t>
-      </w:r>
-      <w:proofErr w:type="spellStart"/>
-      <w:r>
-        <w:t>indexOf</w:t>
-      </w:r>
-      <w:proofErr w:type="spellEnd"/>
-      <w:r>
-        <w:t xml:space="preserve">(), </w:t>
-      </w:r>
-      <w:proofErr w:type="spellStart"/>
-      <w:r>
-        <w:t>lastIndexOf</w:t>
-      </w:r>
-      <w:proofErr w:type="spellEnd"/>
-      <w:r>
-        <w:t xml:space="preserve">(), replace(), substring(), </w:t>
-      </w:r>
-      <w:r>
-        <w:t>slice()</w:t>
-      </w:r>
-      <w:r>
-        <w:t xml:space="preserve">, </w:t>
-      </w:r>
-      <w:proofErr w:type="spellStart"/>
-      <w:r>
-        <w:t>toUpperCase</w:t>
-      </w:r>
-      <w:proofErr w:type="spellEnd"/>
-      <w:r>
-        <w:t xml:space="preserve">(), </w:t>
-      </w:r>
-      <w:proofErr w:type="spellStart"/>
-      <w:r>
-        <w:t>toLowerCase</w:t>
-      </w:r>
-      <w:proofErr w:type="spellEnd"/>
-      <w:r>
-        <w:t>(), Includes()</w:t>
-      </w:r>
-    </w:p>
-    <w:p>
-      <w:r>
-        <w:t>Math</w:t>
-      </w:r>
-    </w:p>
-    <w:p>
-      <w:pPr>
-        <w:pStyle w:val="ListParagraph"/>
-        <w:numPr>
-          <w:ilvl w:val="0"/>
-          <w:numId w:val="2"/>
-        </w:numPr>
-      </w:pPr>
-      <w:proofErr w:type="spellStart"/>
-      <w:r>
-        <w:t>Math.round</w:t>
-      </w:r>
-      <w:proofErr w:type="spellEnd"/>
-      <w:r>
-        <w:t xml:space="preserve">(), </w:t>
-      </w:r>
-      <w:proofErr w:type="spellStart"/>
-      <w:proofErr w:type="gramStart"/>
-      <w:r>
-        <w:t>math.floor</w:t>
-      </w:r>
-      <w:proofErr w:type="spellEnd"/>
-      <w:proofErr w:type="gramEnd"/>
-      <w:r>
-        <w:t xml:space="preserve">(), </w:t>
-      </w:r>
-      <w:proofErr w:type="spellStart"/>
-      <w:r>
-        <w:t>math.ceil</w:t>
-      </w:r>
-      <w:proofErr w:type="spellEnd"/>
-      <w:r>
-        <w:t xml:space="preserve">(), </w:t>
-      </w:r>
-      <w:proofErr w:type="spellStart"/>
-      <w:r>
-        <w:t>math.min</w:t>
-      </w:r>
-      <w:proofErr w:type="spellEnd"/>
-      <w:r>
-        <w:t xml:space="preserve">(), </w:t>
-      </w:r>
-      <w:proofErr w:type="spellStart"/>
-      <w:r>
-        <w:t>math.max</w:t>
-      </w:r>
-      <w:proofErr w:type="spellEnd"/>
-      <w:r>
-        <w:t xml:space="preserve">(), </w:t>
-      </w:r>
-      <w:proofErr w:type="spellStart"/>
-      <w:r>
-        <w:t>math.pow</w:t>
-      </w:r>
-      <w:proofErr w:type="spellEnd"/>
-      <w:r>
-        <w:t>(</w:t>
-      </w:r>
-      <w:proofErr w:type="spellStart"/>
-      <w:r>
-        <w:t>num</w:t>
-      </w:r>
-      <w:proofErr w:type="spellEnd"/>
-      <w:r>
-        <w:t>, pow</w:t>
-      </w:r>
-      <w:r>
         <w:t>)</w:t>
       </w:r>
-      <w:r>
-        <w:t xml:space="preserve">, </w:t>
-      </w:r>
-      <w:proofErr w:type="spellStart"/>
-      <w:r>
-        <w:t>math.abs</w:t>
-      </w:r>
-      <w:proofErr w:type="spellEnd"/>
-      <w:r>
-        <w:t xml:space="preserve">(), </w:t>
-      </w:r>
-      <w:proofErr w:type="spellStart"/>
-      <w:r>
-        <w:t>math.sqrt</w:t>
-      </w:r>
-      <w:proofErr w:type="spellEnd"/>
-      <w:r>
-        <w:t xml:space="preserve">(), </w:t>
-      </w:r>
-      <w:proofErr w:type="spellStart"/>
-      <w:r>
-        <w:t>math.random</w:t>
-      </w:r>
-      <w:proofErr w:type="spellEnd"/>
-      <w:r>
-        <w:t>()</w:t>
-      </w:r>
-    </w:p>
-    <w:p>
-      <w:r>
-        <w:t>Comparison Operator</w:t>
-      </w:r>
-    </w:p>
-    <w:p>
-      <w:pPr>
-        <w:pStyle w:val="ListParagraph"/>
-        <w:numPr>
-          <w:ilvl w:val="0"/>
-          <w:numId w:val="2"/>
-        </w:numPr>
-      </w:pPr>
-      <w:r>
-        <w:t>==, ===, &gt;, &gt;=, &lt;, &lt;=, !=, !==</w:t>
-      </w:r>
-    </w:p>
-    <w:p>
-      <w:r>
-        <w:t>Logical Operator</w:t>
-      </w:r>
-    </w:p>
-    <w:p>
-      <w:pPr>
-        <w:pStyle w:val="ListParagraph"/>
-        <w:numPr>
-          <w:ilvl w:val="0"/>
-          <w:numId w:val="2"/>
-        </w:numPr>
-      </w:pPr>
-      <w:r>
-        <w:t>&amp;&amp;, ||, !</w:t>
-      </w:r>
-    </w:p>
-    <w:p>
-      <w:r>
-        <w:t>If, Loop, Switch</w:t>
-      </w:r>
-    </w:p>
-    <w:p>
-      <w:pPr>
-        <w:pStyle w:val="ListParagraph"/>
-        <w:numPr>
-          <w:ilvl w:val="0"/>
-          <w:numId w:val="2"/>
-        </w:numPr>
-      </w:pPr>
-      <w:r>
-        <w:t xml:space="preserve">If statement, if else statement, </w:t>
-      </w:r>
-      <w:proofErr w:type="spellStart"/>
-      <w:r>
-        <w:t>forLoop</w:t>
-      </w:r>
-      <w:proofErr w:type="spellEnd"/>
-      <w:r>
-        <w:t xml:space="preserve">, </w:t>
-      </w:r>
-      <w:proofErr w:type="spellStart"/>
-      <w:r>
-        <w:t>forInLoop</w:t>
-      </w:r>
-      <w:proofErr w:type="spellEnd"/>
-      <w:r>
-        <w:t xml:space="preserve">, </w:t>
-      </w:r>
-      <w:proofErr w:type="spellStart"/>
-      <w:r>
-        <w:t>forOfLoop</w:t>
-      </w:r>
-      <w:proofErr w:type="spellEnd"/>
-      <w:r>
-        <w:t xml:space="preserve">, </w:t>
-      </w:r>
-      <w:proofErr w:type="spellStart"/>
-      <w:r>
-        <w:t>doWhile</w:t>
-      </w:r>
-      <w:proofErr w:type="spellEnd"/>
-      <w:r>
-        <w:t xml:space="preserve"> Loop, </w:t>
-      </w:r>
-      <w:proofErr w:type="spellStart"/>
-      <w:r>
-        <w:t>whileLoop</w:t>
-      </w:r>
-      <w:proofErr w:type="spellEnd"/>
-      <w:r>
-        <w:t>, switch statement, Break, Continue</w:t>
-      </w:r>
-    </w:p>
-    <w:p>
+    </w:p>
+    <w:p>
+      <w:pPr>
+        <w:spacing w:after="0"/>
+        <w:rPr>
+          <w:b/>
+          <w:bCs/>
+        </w:rPr>
+      </w:pPr>
+      <w:r>
+        <w:rPr>
+          <w:b/>
+          <w:bCs/>
+        </w:rPr>
+        <w:t>Day 15: DOM Manipulation</w:t>
+      </w:r>
+    </w:p>
+    <w:p>
+      <w:pPr>
+        <w:numPr>
+          <w:ilvl w:val="0"/>
+          <w:numId w:val="15"/>
+        </w:numPr>
+        <w:spacing w:after="0"/>
+      </w:pPr>
+      <w:r>
+        <w:t>DOM Structure</w:t>
+      </w:r>
+    </w:p>
+    <w:p>
+      <w:pPr>
+        <w:numPr>
+          <w:ilvl w:val="0"/>
+          <w:numId w:val="15"/>
+        </w:numPr>
+        <w:spacing w:after="0"/>
+      </w:pPr>
+      <w:r>
+        <w:t>DOM Tree</w:t>
+      </w:r>
+    </w:p>
+    <w:p>
+      <w:pPr>
+        <w:numPr>
+          <w:ilvl w:val="0"/>
+          <w:numId w:val="15"/>
+        </w:numPr>
+        <w:spacing w:after="0"/>
+      </w:pPr>
+      <w:r>
+        <w:t>Selecting &amp; Manipulating Elements</w:t>
+      </w:r>
+    </w:p>
+    <w:p>
+      <w:pPr>
+        <w:spacing w:after="0"/>
+        <w:ind w:left="360"/>
+        <w:rPr>
+          <w:b/>
+          <w:bCs/>
+        </w:rPr>
+      </w:pPr>
+      <w:r>
+        <w:rPr>
+          <w:b/>
+          <w:bCs/>
+        </w:rPr>
+        <w:t>Classes &amp; Object-Oriented Programming</w:t>
+      </w:r>
+    </w:p>
+    <w:p>
+      <w:pPr>
+        <w:numPr>
+          <w:ilvl w:val="0"/>
+          <w:numId w:val="16"/>
+        </w:numPr>
+        <w:tabs>
+          <w:tab w:val="clear" w:pos="720"/>
+          <w:tab w:val="num" w:pos="1080"/>
+        </w:tabs>
+        <w:spacing w:after="0"/>
+        <w:ind w:left="1080"/>
+      </w:pPr>
+      <w:r>
+        <w:t>Classes &amp; Objects</w:t>
+      </w:r>
+    </w:p>
+    <w:p>
+      <w:pPr>
+        <w:numPr>
+          <w:ilvl w:val="0"/>
+          <w:numId w:val="16"/>
+        </w:numPr>
+        <w:tabs>
+          <w:tab w:val="clear" w:pos="720"/>
+          <w:tab w:val="num" w:pos="1080"/>
+        </w:tabs>
+        <w:spacing w:after="0"/>
+        <w:ind w:left="1080"/>
+      </w:pPr>
+      <w:r>
+        <w:t>Constructors</w:t>
+      </w:r>
+    </w:p>
+    <w:p>
+      <w:pPr>
+        <w:numPr>
+          <w:ilvl w:val="0"/>
+          <w:numId w:val="16"/>
+        </w:numPr>
+        <w:tabs>
+          <w:tab w:val="clear" w:pos="720"/>
+          <w:tab w:val="num" w:pos="1080"/>
+        </w:tabs>
+        <w:spacing w:after="0"/>
+        <w:ind w:left="1080"/>
+      </w:pPr>
+      <w:r>
+        <w:t>Inheritance</w:t>
+      </w:r>
+    </w:p>
+    <w:p>
+      <w:pPr>
+        <w:numPr>
+          <w:ilvl w:val="0"/>
+          <w:numId w:val="16"/>
+        </w:numPr>
+        <w:tabs>
+          <w:tab w:val="clear" w:pos="720"/>
+          <w:tab w:val="num" w:pos="1080"/>
+        </w:tabs>
+        <w:spacing w:after="0"/>
+        <w:ind w:left="1080"/>
+      </w:pPr>
+      <w:r>
+        <w:t>Method Overriding</w:t>
+      </w:r>
+    </w:p>
+    <w:p>
+      <w:pPr>
+        <w:numPr>
+          <w:ilvl w:val="0"/>
+          <w:numId w:val="16"/>
+        </w:numPr>
+        <w:tabs>
+          <w:tab w:val="clear" w:pos="720"/>
+          <w:tab w:val="num" w:pos="1080"/>
+        </w:tabs>
+        <w:spacing w:after="0"/>
+        <w:ind w:left="1080"/>
+      </w:pPr>
+      <w:r>
+        <w:t>super Keyword</w:t>
+      </w:r>
+    </w:p>
+    <w:p>
+      <w:pPr>
+        <w:numPr>
+          <w:ilvl w:val="0"/>
+          <w:numId w:val="16"/>
+        </w:numPr>
+        <w:tabs>
+          <w:tab w:val="clear" w:pos="720"/>
+          <w:tab w:val="num" w:pos="1080"/>
+        </w:tabs>
+        <w:spacing w:after="0"/>
+        <w:ind w:left="1080"/>
+      </w:pPr>
+      <w:r>
+        <w:t>Error Handling (try–catch)</w:t>
+      </w:r>
+    </w:p>
+    <w:p>
+      <w:pPr>
+        <w:spacing w:after="0"/>
+        <w:ind w:left="360"/>
+        <w:rPr>
+          <w:b/>
+          <w:bCs/>
+        </w:rPr>
+      </w:pPr>
+      <w:r>
+        <w:rPr>
+          <w:b/>
+          <w:bCs/>
+        </w:rPr>
+        <w:t>JavaScript Collections</w:t>
+      </w:r>
+    </w:p>
+    <w:p>
+      <w:pPr>
+        <w:numPr>
+          <w:ilvl w:val="0"/>
+          <w:numId w:val="17"/>
+        </w:numPr>
+        <w:tabs>
+          <w:tab w:val="clear" w:pos="720"/>
+          <w:tab w:val="num" w:pos="1080"/>
+        </w:tabs>
+        <w:spacing w:after="0"/>
+        <w:ind w:left="1080"/>
+      </w:pPr>
       <w:r>
         <w:t>Array</w:t>
       </w:r>
     </w:p>
     <w:p>
       <w:pPr>
-        <w:pStyle w:val="ListParagraph"/>
-        <w:numPr>
-          <w:ilvl w:val="0"/>
-          <w:numId w:val="2"/>
-        </w:numPr>
-      </w:pPr>
-      <w:r>
-        <w:t xml:space="preserve">Length, </w:t>
-      </w:r>
-      <w:proofErr w:type="gramStart"/>
-      <w:r>
-        <w:t>push(</w:t>
-      </w:r>
-      <w:proofErr w:type="gramEnd"/>
-      <w:r>
-        <w:t>), unshift(), pop(), shift(), splice(</w:t>
-      </w:r>
-      <w:proofErr w:type="spellStart"/>
-      <w:r>
-        <w:t>startIndex</w:t>
-      </w:r>
-      <w:proofErr w:type="spellEnd"/>
-      <w:r>
-        <w:t xml:space="preserve">, </w:t>
-      </w:r>
-      <w:proofErr w:type="spellStart"/>
-      <w:r>
-        <w:t>delCount</w:t>
-      </w:r>
-      <w:proofErr w:type="spellEnd"/>
-      <w:r>
-        <w:t xml:space="preserve">), </w:t>
-      </w:r>
-      <w:proofErr w:type="spellStart"/>
-      <w:r>
-        <w:t>concat</w:t>
-      </w:r>
-      <w:proofErr w:type="spellEnd"/>
-      <w:r>
-        <w:t xml:space="preserve">(), slice(start, </w:t>
-      </w:r>
-      <w:proofErr w:type="spellStart"/>
-      <w:r>
-        <w:t>endNotEnclusive</w:t>
-      </w:r>
-      <w:proofErr w:type="spellEnd"/>
-      <w:r>
-        <w:t>), join(), sort(), reverse()</w:t>
-      </w:r>
-    </w:p>
-    <w:p>
-      <w:r>
-        <w:t>Array advance</w:t>
-      </w:r>
-    </w:p>
-    <w:p>
-      <w:pPr>
-        <w:pStyle w:val="ListParagraph"/>
-        <w:numPr>
-          <w:ilvl w:val="0"/>
-          <w:numId w:val="2"/>
-        </w:numPr>
-      </w:pPr>
-      <w:r>
-        <w:t xml:space="preserve">Multi Dimension Array, Array </w:t>
-      </w:r>
-      <w:proofErr w:type="spellStart"/>
-      <w:r>
-        <w:t>Destructuring</w:t>
-      </w:r>
-      <w:proofErr w:type="spellEnd"/>
-      <w:r>
-        <w:t>, Spread Syntax</w:t>
-      </w:r>
-    </w:p>
-    <w:p>
+        <w:numPr>
+          <w:ilvl w:val="0"/>
+          <w:numId w:val="17"/>
+        </w:numPr>
+        <w:tabs>
+          <w:tab w:val="clear" w:pos="720"/>
+          <w:tab w:val="num" w:pos="1080"/>
+        </w:tabs>
+        <w:spacing w:after="0"/>
+        <w:ind w:left="1080"/>
+      </w:pPr>
       <w:r>
         <w:lastRenderedPageBreak/>
-        <w:t>Function</w:t>
-      </w:r>
-    </w:p>
-    <w:p>
-      <w:pPr>
-        <w:pStyle w:val="ListParagraph"/>
-        <w:numPr>
-          <w:ilvl w:val="0"/>
-          <w:numId w:val="2"/>
-        </w:numPr>
-      </w:pPr>
-      <w:r>
-        <w:t>Regular Function, Parameterised Regular Function, Arrow Function, Parameterised Regular Function, Default Value Function, Higher Order Function, Spread Operator</w:t>
-      </w:r>
-    </w:p>
-    <w:p>
-      <w:r>
-        <w:t>Others</w:t>
-      </w:r>
-    </w:p>
-    <w:p>
-      <w:pPr>
-        <w:pStyle w:val="ListParagraph"/>
-        <w:numPr>
-          <w:ilvl w:val="0"/>
-          <w:numId w:val="2"/>
-        </w:numPr>
-      </w:pPr>
-      <w:r>
-        <w:t xml:space="preserve">Object, var, let and </w:t>
-      </w:r>
-      <w:proofErr w:type="spellStart"/>
-      <w:r>
-        <w:t>const</w:t>
-      </w:r>
-      <w:proofErr w:type="spellEnd"/>
-      <w:r>
-        <w:t>, Hoisting</w:t>
-      </w:r>
-    </w:p>
-    <w:p>
-      <w:r>
-        <w:t>Advance Function</w:t>
-      </w:r>
-    </w:p>
-    <w:p>
-      <w:pPr>
-        <w:pStyle w:val="ListParagraph"/>
-        <w:numPr>
-          <w:ilvl w:val="0"/>
-          <w:numId w:val="2"/>
-        </w:numPr>
-      </w:pPr>
-      <w:r>
-        <w:t>Callback Function</w:t>
-      </w:r>
-    </w:p>
-    <w:p>
-      <w:r>
-        <w:t>Array Callback Methods</w:t>
-      </w:r>
-    </w:p>
-    <w:p>
-      <w:pPr>
-        <w:pStyle w:val="ListParagraph"/>
-        <w:numPr>
-          <w:ilvl w:val="0"/>
-          <w:numId w:val="2"/>
-        </w:numPr>
-      </w:pPr>
-      <w:proofErr w:type="spellStart"/>
-      <w:proofErr w:type="gramStart"/>
-      <w:r>
-        <w:t>forEach</w:t>
-      </w:r>
-      <w:proofErr w:type="spellEnd"/>
-      <w:r>
-        <w:t>(</w:t>
-      </w:r>
-      <w:proofErr w:type="gramEnd"/>
-      <w:r>
-        <w:t>), map(), filter(), reduce(), find(), every(), some(), sort()</w:t>
-      </w:r>
-    </w:p>
-    <w:p>
-      <w:r>
-        <w:t>Keyword</w:t>
-      </w:r>
-    </w:p>
-    <w:p>
-      <w:pPr>
-        <w:pStyle w:val="ListParagraph"/>
-        <w:numPr>
-          <w:ilvl w:val="0"/>
-          <w:numId w:val="2"/>
-        </w:numPr>
-      </w:pPr>
-      <w:r>
-        <w:t xml:space="preserve">this, super, </w:t>
-      </w:r>
-      <w:proofErr w:type="spellStart"/>
-      <w:proofErr w:type="gramStart"/>
-      <w:r>
-        <w:t>setTimeout</w:t>
-      </w:r>
-      <w:proofErr w:type="spellEnd"/>
-      <w:r>
-        <w:t>(</w:t>
-      </w:r>
-      <w:proofErr w:type="gramEnd"/>
-      <w:r>
-        <w:t>) method</w:t>
-      </w:r>
-    </w:p>
-    <w:p>
-      <w:r>
-        <w:t>Classes &amp; Object</w:t>
-      </w:r>
-    </w:p>
-    <w:p>
-      <w:pPr>
-        <w:pStyle w:val="ListParagraph"/>
-        <w:numPr>
-          <w:ilvl w:val="0"/>
-          <w:numId w:val="2"/>
-        </w:numPr>
-      </w:pPr>
-      <w:r>
-        <w:t>constructor, Inheritance, method Overriding, error handling</w:t>
-      </w:r>
-    </w:p>
-    <w:p>
-      <w:r>
-        <w:t>Extra</w:t>
-      </w:r>
-    </w:p>
-    <w:p>
-      <w:pPr>
-        <w:pStyle w:val="ListParagraph"/>
-        <w:numPr>
-          <w:ilvl w:val="0"/>
-          <w:numId w:val="2"/>
-        </w:numPr>
-      </w:pPr>
-      <w:r>
-        <w:t>Synchronous, Asynchronous, Callback Hell, Promises, Promises Chain, Async, Await</w:t>
-      </w:r>
-    </w:p>
-    <w:p/>
-    <w:p/>
+        <w:t>Object</w:t>
+      </w:r>
+    </w:p>
+    <w:p>
+      <w:pPr>
+        <w:numPr>
+          <w:ilvl w:val="0"/>
+          <w:numId w:val="17"/>
+        </w:numPr>
+        <w:tabs>
+          <w:tab w:val="clear" w:pos="720"/>
+          <w:tab w:val="num" w:pos="1080"/>
+        </w:tabs>
+        <w:spacing w:after="0"/>
+        <w:ind w:left="1080"/>
+      </w:pPr>
+      <w:r>
+        <w:t>Map</w:t>
+      </w:r>
+    </w:p>
+    <w:p>
+      <w:pPr>
+        <w:numPr>
+          <w:ilvl w:val="0"/>
+          <w:numId w:val="17"/>
+        </w:numPr>
+        <w:tabs>
+          <w:tab w:val="clear" w:pos="720"/>
+          <w:tab w:val="num" w:pos="1080"/>
+        </w:tabs>
+        <w:spacing w:after="0"/>
+        <w:ind w:left="1080"/>
+      </w:pPr>
+      <w:r>
+        <w:t>Set</w:t>
+      </w:r>
+    </w:p>
+    <w:p>
+      <w:pPr>
+        <w:spacing w:after="0"/>
+        <w:rPr>
+          <w:b/>
+          <w:bCs/>
+        </w:rPr>
+      </w:pPr>
+      <w:r>
+        <w:rPr>
+          <w:b/>
+          <w:bCs/>
+        </w:rPr>
+        <w:t>Day 16: Asynchronous JavaScript</w:t>
+      </w:r>
+    </w:p>
+    <w:p>
+      <w:pPr>
+        <w:numPr>
+          <w:ilvl w:val="0"/>
+          <w:numId w:val="18"/>
+        </w:numPr>
+        <w:spacing w:after="0"/>
+      </w:pPr>
+      <w:r>
+        <w:t>Callback Hell</w:t>
+      </w:r>
+    </w:p>
+    <w:p>
+      <w:pPr>
+        <w:numPr>
+          <w:ilvl w:val="0"/>
+          <w:numId w:val="18"/>
+        </w:numPr>
+        <w:spacing w:after="0"/>
+      </w:pPr>
+      <w:r>
+        <w:t>Promises</w:t>
+      </w:r>
+    </w:p>
+    <w:p>
+      <w:pPr>
+        <w:numPr>
+          <w:ilvl w:val="0"/>
+          <w:numId w:val="18"/>
+        </w:numPr>
+        <w:spacing w:after="0"/>
+      </w:pPr>
+      <w:r>
+        <w:t>Promise Chaining</w:t>
+      </w:r>
+    </w:p>
+    <w:p>
+      <w:pPr>
+        <w:numPr>
+          <w:ilvl w:val="0"/>
+          <w:numId w:val="18"/>
+        </w:numPr>
+        <w:spacing w:after="0"/>
+      </w:pPr>
+      <w:r>
+        <w:t>Async &amp; Await</w:t>
+      </w:r>
+    </w:p>
+    <w:p>
+      <w:pPr>
+        <w:numPr>
+          <w:ilvl w:val="0"/>
+          <w:numId w:val="18"/>
+        </w:numPr>
+        <w:spacing w:after="0"/>
+      </w:pPr>
+      <w:r>
+        <w:t>Synchronous vs Asynchronous</w:t>
+      </w:r>
+    </w:p>
+    <w:p>
+      <w:pPr>
+        <w:numPr>
+          <w:ilvl w:val="0"/>
+          <w:numId w:val="18"/>
+        </w:numPr>
+        <w:spacing w:after="0"/>
+      </w:pPr>
+      <w:r>
+        <w:t>Event Loop</w:t>
+      </w:r>
+    </w:p>
+    <w:p>
+      <w:pPr>
+        <w:numPr>
+          <w:ilvl w:val="0"/>
+          <w:numId w:val="18"/>
+        </w:numPr>
+        <w:spacing w:after="0"/>
+      </w:pPr>
+      <w:r>
+        <w:t>IIFE (Immediately Invoked Function Expression)</w:t>
+      </w:r>
+    </w:p>
+    <w:p>
+      <w:pPr>
+        <w:spacing w:after="0"/>
+        <w:rPr>
+          <w:b/>
+          <w:bCs/>
+        </w:rPr>
+      </w:pPr>
+      <w:r>
+        <w:rPr>
+          <w:b/>
+          <w:bCs/>
+        </w:rPr>
+        <w:t>Day 17: Fetch API</w:t>
+      </w:r>
+    </w:p>
+    <w:p>
+      <w:pPr>
+        <w:numPr>
+          <w:ilvl w:val="0"/>
+          <w:numId w:val="19"/>
+        </w:numPr>
+        <w:spacing w:after="0"/>
+      </w:pPr>
+      <w:r>
+        <w:t>Fetch API Basics</w:t>
+      </w:r>
+    </w:p>
+    <w:p>
+      <w:pPr>
+        <w:numPr>
+          <w:ilvl w:val="0"/>
+          <w:numId w:val="19"/>
+        </w:numPr>
+        <w:spacing w:after="0"/>
+      </w:pPr>
+      <w:r>
+        <w:t>AJAX</w:t>
+      </w:r>
+    </w:p>
+    <w:p>
+      <w:pPr>
+        <w:numPr>
+          <w:ilvl w:val="0"/>
+          <w:numId w:val="19"/>
+        </w:numPr>
+        <w:spacing w:after="0"/>
+      </w:pPr>
+      <w:r>
+        <w:t>JSON</w:t>
+      </w:r>
+    </w:p>
+    <w:p>
+      <w:pPr>
+        <w:numPr>
+          <w:ilvl w:val="0"/>
+          <w:numId w:val="19"/>
+        </w:numPr>
+        <w:spacing w:after="0"/>
+      </w:pPr>
+      <w:r>
+        <w:t>Working with API Requests &amp; Responses</w:t>
+      </w:r>
+    </w:p>
+    <w:p>
+      <w:pPr>
+        <w:spacing w:after="0"/>
+      </w:pPr>
+    </w:p>
     <w:sectPr>
       <w:pgSz w:w="11906" w:h="16838"/>
       <w:pgMar w:top="1440" w:right="1440" w:bottom="1440" w:left="1440" w:header="708" w:footer="708" w:gutter="0"/>
@@ -650,209 +1369,3008 @@
 <file path=word/numbering.xml><?xml version="1.0" encoding="utf-8"?>
 <w:numbering xmlns:wpc="http://schemas.microsoft.com/office/word/2010/wordprocessingCanvas" xmlns:cx="http://schemas.microsoft.com/office/drawing/2014/chartex" xmlns:cx1="http://schemas.microsoft.com/office/drawing/2015/9/8/chartex" xmlns:cx2="http://schemas.microsoft.com/office/drawing/2015/10/21/chartex" xmlns:cx3="http://schemas.microsoft.com/office/drawing/2016/5/9/chartex" xmlns:cx4="http://schemas.microsoft.com/office/drawing/2016/5/10/chartex" xmlns:cx5="http://schemas.microsoft.com/office/drawing/2016/5/11/chartex" xmlns:cx6="http://schemas.microsoft.com/office/drawing/2016/5/12/chartex" xmlns:cx7="http://schemas.microsoft.com/office/drawing/2016/5/13/chartex" xmlns:cx8="http://schemas.microsoft.com/office/drawing/2016/5/14/chartex" xmlns:mc="http://schemas.openxmlformats.org/markup-compatibility/2006" xmlns:aink="http://schemas.microsoft.com/office/drawing/2016/ink" xmlns:am3d="http://schemas.microsoft.com/office/drawing/2017/model3d" xmlns:o="urn:schemas-microsoft-com:office:office" xmlns:oel="http://schemas.microsoft.com/office/2019/extlst" xmlns:r="http://schemas.openxmlformats.org/officeDocument/2006/relationships" xmlns:m="http://schemas.openxmlformats.org/officeDocument/2006/math" xmlns:v="urn:schemas-microsoft-com:vml" xmlns:wp14="http://schemas.microsoft.com/office/word/2010/wordprocessingDrawing" xmlns:wp="http://schemas.openxmlformats.org/drawingml/2006/wordprocessingDrawing" xmlns:w10="urn:schemas-microsoft-com:office:word" xmlns:w="http://schemas.openxmlformats.org/wordprocessingml/2006/main" xmlns:w14="http://schemas.microsoft.com/office/word/2010/wordml" xmlns:w15="http://schemas.microsoft.com/office/word/2012/wordml" xmlns:w16cex="http://schemas.microsoft.com/office/word/2018/wordml/cex" xmlns:w16cid="http://schemas.microsoft.com/office/word/2016/wordml/cid" xmlns:w16="http://schemas.microsoft.com/office/word/2018/wordml" xmlns:w16du="http://schemas.microsoft.com/office/word/2023/wordml/word16du" xmlns:w16sdtdh="http://schemas.microsoft.com/office/word/2020/wordml/sdtdatahash" xmlns:w16sdtfl="http://schemas.microsoft.com/office/word/2024/wordml/sdtformatlock" xmlns:w16se="http://schemas.microsoft.com/office/word/2015/wordml/symex" xmlns:wpg="http://schemas.microsoft.com/office/word/2010/wordprocessingGroup" xmlns:wpi="http://schemas.microsoft.com/office/word/2010/wordprocessingInk" xmlns:wne="http://schemas.microsoft.com/office/word/2006/wordml" xmlns:wps="http://schemas.microsoft.com/office/word/2010/wordprocessingShape" mc:Ignorable="w14 w15 w16se w16cid w16 w16cex w16sdtdh w16sdtfl w16du wp14">
   <w:abstractNum w:abstractNumId="0" w15:restartNumberingAfterBreak="0">
-    <w:nsid w:val="1CE115EA"/>
-    <w:multiLevelType w:val="hybridMultilevel"/>
-    <w:tmpl w:val="A98C08EA"/>
-    <w:lvl w:ilvl="0" w:tplc="4009000F">
-      <w:start w:val="1"/>
-      <w:numFmt w:val="decimal"/>
-      <w:lvlText w:val="%1."/>
-      <w:lvlJc w:val="left"/>
-      <w:pPr>
+    <w:nsid w:val="0E090F0B"/>
+    <w:multiLevelType w:val="multilevel"/>
+    <w:tmpl w:val="9640BC34"/>
+    <w:lvl w:ilvl="0">
+      <w:start w:val="1"/>
+      <w:numFmt w:val="bullet"/>
+      <w:lvlText w:val=""/>
+      <w:lvlJc w:val="left"/>
+      <w:pPr>
+        <w:tabs>
+          <w:tab w:val="num" w:pos="720"/>
+        </w:tabs>
         <w:ind w:left="720" w:hanging="360"/>
       </w:pPr>
-    </w:lvl>
-    <w:lvl w:ilvl="1" w:tplc="40090019" w:tentative="1">
-      <w:start w:val="1"/>
-      <w:numFmt w:val="lowerLetter"/>
-      <w:lvlText w:val="%2."/>
-      <w:lvlJc w:val="left"/>
-      <w:pPr>
+      <w:rPr>
+        <w:rFonts w:ascii="Symbol" w:hAnsi="Symbol" w:hint="default"/>
+        <w:sz w:val="20"/>
+      </w:rPr>
+    </w:lvl>
+    <w:lvl w:ilvl="1" w:tentative="1">
+      <w:start w:val="1"/>
+      <w:numFmt w:val="bullet"/>
+      <w:lvlText w:val="o"/>
+      <w:lvlJc w:val="left"/>
+      <w:pPr>
+        <w:tabs>
+          <w:tab w:val="num" w:pos="1440"/>
+        </w:tabs>
         <w:ind w:left="1440" w:hanging="360"/>
       </w:pPr>
-    </w:lvl>
-    <w:lvl w:ilvl="2" w:tplc="4009001B" w:tentative="1">
-      <w:start w:val="1"/>
-      <w:numFmt w:val="lowerRoman"/>
-      <w:lvlText w:val="%3."/>
-      <w:lvlJc w:val="right"/>
-      <w:pPr>
-        <w:ind w:left="2160" w:hanging="180"/>
-      </w:pPr>
-    </w:lvl>
-    <w:lvl w:ilvl="3" w:tplc="4009000F" w:tentative="1">
-      <w:start w:val="1"/>
-      <w:numFmt w:val="decimal"/>
-      <w:lvlText w:val="%4."/>
-      <w:lvlJc w:val="left"/>
-      <w:pPr>
+      <w:rPr>
+        <w:rFonts w:ascii="Courier New" w:hAnsi="Courier New" w:hint="default"/>
+        <w:sz w:val="20"/>
+      </w:rPr>
+    </w:lvl>
+    <w:lvl w:ilvl="2" w:tentative="1">
+      <w:start w:val="1"/>
+      <w:numFmt w:val="bullet"/>
+      <w:lvlText w:val=""/>
+      <w:lvlJc w:val="left"/>
+      <w:pPr>
+        <w:tabs>
+          <w:tab w:val="num" w:pos="2160"/>
+        </w:tabs>
+        <w:ind w:left="2160" w:hanging="360"/>
+      </w:pPr>
+      <w:rPr>
+        <w:rFonts w:ascii="Wingdings" w:hAnsi="Wingdings" w:hint="default"/>
+        <w:sz w:val="20"/>
+      </w:rPr>
+    </w:lvl>
+    <w:lvl w:ilvl="3" w:tentative="1">
+      <w:start w:val="1"/>
+      <w:numFmt w:val="bullet"/>
+      <w:lvlText w:val=""/>
+      <w:lvlJc w:val="left"/>
+      <w:pPr>
+        <w:tabs>
+          <w:tab w:val="num" w:pos="2880"/>
+        </w:tabs>
         <w:ind w:left="2880" w:hanging="360"/>
       </w:pPr>
-    </w:lvl>
-    <w:lvl w:ilvl="4" w:tplc="40090019" w:tentative="1">
-      <w:start w:val="1"/>
-      <w:numFmt w:val="lowerLetter"/>
-      <w:lvlText w:val="%5."/>
-      <w:lvlJc w:val="left"/>
-      <w:pPr>
+      <w:rPr>
+        <w:rFonts w:ascii="Wingdings" w:hAnsi="Wingdings" w:hint="default"/>
+        <w:sz w:val="20"/>
+      </w:rPr>
+    </w:lvl>
+    <w:lvl w:ilvl="4" w:tentative="1">
+      <w:start w:val="1"/>
+      <w:numFmt w:val="bullet"/>
+      <w:lvlText w:val=""/>
+      <w:lvlJc w:val="left"/>
+      <w:pPr>
+        <w:tabs>
+          <w:tab w:val="num" w:pos="3600"/>
+        </w:tabs>
         <w:ind w:left="3600" w:hanging="360"/>
       </w:pPr>
-    </w:lvl>
-    <w:lvl w:ilvl="5" w:tplc="4009001B" w:tentative="1">
-      <w:start w:val="1"/>
-      <w:numFmt w:val="lowerRoman"/>
-      <w:lvlText w:val="%6."/>
-      <w:lvlJc w:val="right"/>
-      <w:pPr>
-        <w:ind w:left="4320" w:hanging="180"/>
-      </w:pPr>
-    </w:lvl>
-    <w:lvl w:ilvl="6" w:tplc="4009000F" w:tentative="1">
-      <w:start w:val="1"/>
-      <w:numFmt w:val="decimal"/>
-      <w:lvlText w:val="%7."/>
-      <w:lvlJc w:val="left"/>
-      <w:pPr>
+      <w:rPr>
+        <w:rFonts w:ascii="Wingdings" w:hAnsi="Wingdings" w:hint="default"/>
+        <w:sz w:val="20"/>
+      </w:rPr>
+    </w:lvl>
+    <w:lvl w:ilvl="5" w:tentative="1">
+      <w:start w:val="1"/>
+      <w:numFmt w:val="bullet"/>
+      <w:lvlText w:val=""/>
+      <w:lvlJc w:val="left"/>
+      <w:pPr>
+        <w:tabs>
+          <w:tab w:val="num" w:pos="4320"/>
+        </w:tabs>
+        <w:ind w:left="4320" w:hanging="360"/>
+      </w:pPr>
+      <w:rPr>
+        <w:rFonts w:ascii="Wingdings" w:hAnsi="Wingdings" w:hint="default"/>
+        <w:sz w:val="20"/>
+      </w:rPr>
+    </w:lvl>
+    <w:lvl w:ilvl="6" w:tentative="1">
+      <w:start w:val="1"/>
+      <w:numFmt w:val="bullet"/>
+      <w:lvlText w:val=""/>
+      <w:lvlJc w:val="left"/>
+      <w:pPr>
+        <w:tabs>
+          <w:tab w:val="num" w:pos="5040"/>
+        </w:tabs>
         <w:ind w:left="5040" w:hanging="360"/>
       </w:pPr>
-    </w:lvl>
-    <w:lvl w:ilvl="7" w:tplc="40090019" w:tentative="1">
-      <w:start w:val="1"/>
-      <w:numFmt w:val="lowerLetter"/>
-      <w:lvlText w:val="%8."/>
-      <w:lvlJc w:val="left"/>
-      <w:pPr>
+      <w:rPr>
+        <w:rFonts w:ascii="Wingdings" w:hAnsi="Wingdings" w:hint="default"/>
+        <w:sz w:val="20"/>
+      </w:rPr>
+    </w:lvl>
+    <w:lvl w:ilvl="7" w:tentative="1">
+      <w:start w:val="1"/>
+      <w:numFmt w:val="bullet"/>
+      <w:lvlText w:val=""/>
+      <w:lvlJc w:val="left"/>
+      <w:pPr>
+        <w:tabs>
+          <w:tab w:val="num" w:pos="5760"/>
+        </w:tabs>
         <w:ind w:left="5760" w:hanging="360"/>
       </w:pPr>
-    </w:lvl>
-    <w:lvl w:ilvl="8" w:tplc="4009001B" w:tentative="1">
-      <w:start w:val="1"/>
-      <w:numFmt w:val="lowerRoman"/>
-      <w:lvlText w:val="%9."/>
-      <w:lvlJc w:val="right"/>
-      <w:pPr>
-        <w:ind w:left="6480" w:hanging="180"/>
-      </w:pPr>
+      <w:rPr>
+        <w:rFonts w:ascii="Wingdings" w:hAnsi="Wingdings" w:hint="default"/>
+        <w:sz w:val="20"/>
+      </w:rPr>
+    </w:lvl>
+    <w:lvl w:ilvl="8" w:tentative="1">
+      <w:start w:val="1"/>
+      <w:numFmt w:val="bullet"/>
+      <w:lvlText w:val=""/>
+      <w:lvlJc w:val="left"/>
+      <w:pPr>
+        <w:tabs>
+          <w:tab w:val="num" w:pos="6480"/>
+        </w:tabs>
+        <w:ind w:left="6480" w:hanging="360"/>
+      </w:pPr>
+      <w:rPr>
+        <w:rFonts w:ascii="Wingdings" w:hAnsi="Wingdings" w:hint="default"/>
+        <w:sz w:val="20"/>
+      </w:rPr>
     </w:lvl>
   </w:abstractNum>
   <w:abstractNum w:abstractNumId="1" w15:restartNumberingAfterBreak="0">
-    <w:nsid w:val="4F2E4F3F"/>
+    <w:nsid w:val="148D13D1"/>
+    <w:multiLevelType w:val="multilevel"/>
+    <w:tmpl w:val="EBF23D08"/>
+    <w:lvl w:ilvl="0">
+      <w:start w:val="1"/>
+      <w:numFmt w:val="bullet"/>
+      <w:lvlText w:val=""/>
+      <w:lvlJc w:val="left"/>
+      <w:pPr>
+        <w:tabs>
+          <w:tab w:val="num" w:pos="720"/>
+        </w:tabs>
+        <w:ind w:left="720" w:hanging="360"/>
+      </w:pPr>
+      <w:rPr>
+        <w:rFonts w:ascii="Symbol" w:hAnsi="Symbol" w:hint="default"/>
+        <w:sz w:val="20"/>
+      </w:rPr>
+    </w:lvl>
+    <w:lvl w:ilvl="1" w:tentative="1">
+      <w:start w:val="1"/>
+      <w:numFmt w:val="bullet"/>
+      <w:lvlText w:val="o"/>
+      <w:lvlJc w:val="left"/>
+      <w:pPr>
+        <w:tabs>
+          <w:tab w:val="num" w:pos="1440"/>
+        </w:tabs>
+        <w:ind w:left="1440" w:hanging="360"/>
+      </w:pPr>
+      <w:rPr>
+        <w:rFonts w:ascii="Courier New" w:hAnsi="Courier New" w:hint="default"/>
+        <w:sz w:val="20"/>
+      </w:rPr>
+    </w:lvl>
+    <w:lvl w:ilvl="2" w:tentative="1">
+      <w:start w:val="1"/>
+      <w:numFmt w:val="bullet"/>
+      <w:lvlText w:val=""/>
+      <w:lvlJc w:val="left"/>
+      <w:pPr>
+        <w:tabs>
+          <w:tab w:val="num" w:pos="2160"/>
+        </w:tabs>
+        <w:ind w:left="2160" w:hanging="360"/>
+      </w:pPr>
+      <w:rPr>
+        <w:rFonts w:ascii="Wingdings" w:hAnsi="Wingdings" w:hint="default"/>
+        <w:sz w:val="20"/>
+      </w:rPr>
+    </w:lvl>
+    <w:lvl w:ilvl="3" w:tentative="1">
+      <w:start w:val="1"/>
+      <w:numFmt w:val="bullet"/>
+      <w:lvlText w:val=""/>
+      <w:lvlJc w:val="left"/>
+      <w:pPr>
+        <w:tabs>
+          <w:tab w:val="num" w:pos="2880"/>
+        </w:tabs>
+        <w:ind w:left="2880" w:hanging="360"/>
+      </w:pPr>
+      <w:rPr>
+        <w:rFonts w:ascii="Wingdings" w:hAnsi="Wingdings" w:hint="default"/>
+        <w:sz w:val="20"/>
+      </w:rPr>
+    </w:lvl>
+    <w:lvl w:ilvl="4" w:tentative="1">
+      <w:start w:val="1"/>
+      <w:numFmt w:val="bullet"/>
+      <w:lvlText w:val=""/>
+      <w:lvlJc w:val="left"/>
+      <w:pPr>
+        <w:tabs>
+          <w:tab w:val="num" w:pos="3600"/>
+        </w:tabs>
+        <w:ind w:left="3600" w:hanging="360"/>
+      </w:pPr>
+      <w:rPr>
+        <w:rFonts w:ascii="Wingdings" w:hAnsi="Wingdings" w:hint="default"/>
+        <w:sz w:val="20"/>
+      </w:rPr>
+    </w:lvl>
+    <w:lvl w:ilvl="5" w:tentative="1">
+      <w:start w:val="1"/>
+      <w:numFmt w:val="bullet"/>
+      <w:lvlText w:val=""/>
+      <w:lvlJc w:val="left"/>
+      <w:pPr>
+        <w:tabs>
+          <w:tab w:val="num" w:pos="4320"/>
+        </w:tabs>
+        <w:ind w:left="4320" w:hanging="360"/>
+      </w:pPr>
+      <w:rPr>
+        <w:rFonts w:ascii="Wingdings" w:hAnsi="Wingdings" w:hint="default"/>
+        <w:sz w:val="20"/>
+      </w:rPr>
+    </w:lvl>
+    <w:lvl w:ilvl="6" w:tentative="1">
+      <w:start w:val="1"/>
+      <w:numFmt w:val="bullet"/>
+      <w:lvlText w:val=""/>
+      <w:lvlJc w:val="left"/>
+      <w:pPr>
+        <w:tabs>
+          <w:tab w:val="num" w:pos="5040"/>
+        </w:tabs>
+        <w:ind w:left="5040" w:hanging="360"/>
+      </w:pPr>
+      <w:rPr>
+        <w:rFonts w:ascii="Wingdings" w:hAnsi="Wingdings" w:hint="default"/>
+        <w:sz w:val="20"/>
+      </w:rPr>
+    </w:lvl>
+    <w:lvl w:ilvl="7" w:tentative="1">
+      <w:start w:val="1"/>
+      <w:numFmt w:val="bullet"/>
+      <w:lvlText w:val=""/>
+      <w:lvlJc w:val="left"/>
+      <w:pPr>
+        <w:tabs>
+          <w:tab w:val="num" w:pos="5760"/>
+        </w:tabs>
+        <w:ind w:left="5760" w:hanging="360"/>
+      </w:pPr>
+      <w:rPr>
+        <w:rFonts w:ascii="Wingdings" w:hAnsi="Wingdings" w:hint="default"/>
+        <w:sz w:val="20"/>
+      </w:rPr>
+    </w:lvl>
+    <w:lvl w:ilvl="8" w:tentative="1">
+      <w:start w:val="1"/>
+      <w:numFmt w:val="bullet"/>
+      <w:lvlText w:val=""/>
+      <w:lvlJc w:val="left"/>
+      <w:pPr>
+        <w:tabs>
+          <w:tab w:val="num" w:pos="6480"/>
+        </w:tabs>
+        <w:ind w:left="6480" w:hanging="360"/>
+      </w:pPr>
+      <w:rPr>
+        <w:rFonts w:ascii="Wingdings" w:hAnsi="Wingdings" w:hint="default"/>
+        <w:sz w:val="20"/>
+      </w:rPr>
+    </w:lvl>
+  </w:abstractNum>
+  <w:abstractNum w:abstractNumId="2" w15:restartNumberingAfterBreak="0">
+    <w:nsid w:val="266B193F"/>
+    <w:multiLevelType w:val="multilevel"/>
+    <w:tmpl w:val="87262958"/>
+    <w:lvl w:ilvl="0">
+      <w:start w:val="1"/>
+      <w:numFmt w:val="bullet"/>
+      <w:lvlText w:val=""/>
+      <w:lvlJc w:val="left"/>
+      <w:pPr>
+        <w:tabs>
+          <w:tab w:val="num" w:pos="720"/>
+        </w:tabs>
+        <w:ind w:left="720" w:hanging="360"/>
+      </w:pPr>
+      <w:rPr>
+        <w:rFonts w:ascii="Symbol" w:hAnsi="Symbol" w:hint="default"/>
+        <w:sz w:val="20"/>
+      </w:rPr>
+    </w:lvl>
+    <w:lvl w:ilvl="1" w:tentative="1">
+      <w:start w:val="1"/>
+      <w:numFmt w:val="bullet"/>
+      <w:lvlText w:val="o"/>
+      <w:lvlJc w:val="left"/>
+      <w:pPr>
+        <w:tabs>
+          <w:tab w:val="num" w:pos="1440"/>
+        </w:tabs>
+        <w:ind w:left="1440" w:hanging="360"/>
+      </w:pPr>
+      <w:rPr>
+        <w:rFonts w:ascii="Courier New" w:hAnsi="Courier New" w:hint="default"/>
+        <w:sz w:val="20"/>
+      </w:rPr>
+    </w:lvl>
+    <w:lvl w:ilvl="2" w:tentative="1">
+      <w:start w:val="1"/>
+      <w:numFmt w:val="bullet"/>
+      <w:lvlText w:val=""/>
+      <w:lvlJc w:val="left"/>
+      <w:pPr>
+        <w:tabs>
+          <w:tab w:val="num" w:pos="2160"/>
+        </w:tabs>
+        <w:ind w:left="2160" w:hanging="360"/>
+      </w:pPr>
+      <w:rPr>
+        <w:rFonts w:ascii="Wingdings" w:hAnsi="Wingdings" w:hint="default"/>
+        <w:sz w:val="20"/>
+      </w:rPr>
+    </w:lvl>
+    <w:lvl w:ilvl="3" w:tentative="1">
+      <w:start w:val="1"/>
+      <w:numFmt w:val="bullet"/>
+      <w:lvlText w:val=""/>
+      <w:lvlJc w:val="left"/>
+      <w:pPr>
+        <w:tabs>
+          <w:tab w:val="num" w:pos="2880"/>
+        </w:tabs>
+        <w:ind w:left="2880" w:hanging="360"/>
+      </w:pPr>
+      <w:rPr>
+        <w:rFonts w:ascii="Wingdings" w:hAnsi="Wingdings" w:hint="default"/>
+        <w:sz w:val="20"/>
+      </w:rPr>
+    </w:lvl>
+    <w:lvl w:ilvl="4" w:tentative="1">
+      <w:start w:val="1"/>
+      <w:numFmt w:val="bullet"/>
+      <w:lvlText w:val=""/>
+      <w:lvlJc w:val="left"/>
+      <w:pPr>
+        <w:tabs>
+          <w:tab w:val="num" w:pos="3600"/>
+        </w:tabs>
+        <w:ind w:left="3600" w:hanging="360"/>
+      </w:pPr>
+      <w:rPr>
+        <w:rFonts w:ascii="Wingdings" w:hAnsi="Wingdings" w:hint="default"/>
+        <w:sz w:val="20"/>
+      </w:rPr>
+    </w:lvl>
+    <w:lvl w:ilvl="5" w:tentative="1">
+      <w:start w:val="1"/>
+      <w:numFmt w:val="bullet"/>
+      <w:lvlText w:val=""/>
+      <w:lvlJc w:val="left"/>
+      <w:pPr>
+        <w:tabs>
+          <w:tab w:val="num" w:pos="4320"/>
+        </w:tabs>
+        <w:ind w:left="4320" w:hanging="360"/>
+      </w:pPr>
+      <w:rPr>
+        <w:rFonts w:ascii="Wingdings" w:hAnsi="Wingdings" w:hint="default"/>
+        <w:sz w:val="20"/>
+      </w:rPr>
+    </w:lvl>
+    <w:lvl w:ilvl="6" w:tentative="1">
+      <w:start w:val="1"/>
+      <w:numFmt w:val="bullet"/>
+      <w:lvlText w:val=""/>
+      <w:lvlJc w:val="left"/>
+      <w:pPr>
+        <w:tabs>
+          <w:tab w:val="num" w:pos="5040"/>
+        </w:tabs>
+        <w:ind w:left="5040" w:hanging="360"/>
+      </w:pPr>
+      <w:rPr>
+        <w:rFonts w:ascii="Wingdings" w:hAnsi="Wingdings" w:hint="default"/>
+        <w:sz w:val="20"/>
+      </w:rPr>
+    </w:lvl>
+    <w:lvl w:ilvl="7" w:tentative="1">
+      <w:start w:val="1"/>
+      <w:numFmt w:val="bullet"/>
+      <w:lvlText w:val=""/>
+      <w:lvlJc w:val="left"/>
+      <w:pPr>
+        <w:tabs>
+          <w:tab w:val="num" w:pos="5760"/>
+        </w:tabs>
+        <w:ind w:left="5760" w:hanging="360"/>
+      </w:pPr>
+      <w:rPr>
+        <w:rFonts w:ascii="Wingdings" w:hAnsi="Wingdings" w:hint="default"/>
+        <w:sz w:val="20"/>
+      </w:rPr>
+    </w:lvl>
+    <w:lvl w:ilvl="8" w:tentative="1">
+      <w:start w:val="1"/>
+      <w:numFmt w:val="bullet"/>
+      <w:lvlText w:val=""/>
+      <w:lvlJc w:val="left"/>
+      <w:pPr>
+        <w:tabs>
+          <w:tab w:val="num" w:pos="6480"/>
+        </w:tabs>
+        <w:ind w:left="6480" w:hanging="360"/>
+      </w:pPr>
+      <w:rPr>
+        <w:rFonts w:ascii="Wingdings" w:hAnsi="Wingdings" w:hint="default"/>
+        <w:sz w:val="20"/>
+      </w:rPr>
+    </w:lvl>
+  </w:abstractNum>
+  <w:abstractNum w:abstractNumId="3" w15:restartNumberingAfterBreak="0">
+    <w:nsid w:val="2B2E4A89"/>
+    <w:multiLevelType w:val="multilevel"/>
+    <w:tmpl w:val="582CF38C"/>
+    <w:lvl w:ilvl="0">
+      <w:start w:val="1"/>
+      <w:numFmt w:val="bullet"/>
+      <w:lvlText w:val=""/>
+      <w:lvlJc w:val="left"/>
+      <w:pPr>
+        <w:tabs>
+          <w:tab w:val="num" w:pos="720"/>
+        </w:tabs>
+        <w:ind w:left="720" w:hanging="360"/>
+      </w:pPr>
+      <w:rPr>
+        <w:rFonts w:ascii="Symbol" w:hAnsi="Symbol" w:hint="default"/>
+        <w:sz w:val="20"/>
+      </w:rPr>
+    </w:lvl>
+    <w:lvl w:ilvl="1" w:tentative="1">
+      <w:start w:val="1"/>
+      <w:numFmt w:val="bullet"/>
+      <w:lvlText w:val="o"/>
+      <w:lvlJc w:val="left"/>
+      <w:pPr>
+        <w:tabs>
+          <w:tab w:val="num" w:pos="1440"/>
+        </w:tabs>
+        <w:ind w:left="1440" w:hanging="360"/>
+      </w:pPr>
+      <w:rPr>
+        <w:rFonts w:ascii="Courier New" w:hAnsi="Courier New" w:hint="default"/>
+        <w:sz w:val="20"/>
+      </w:rPr>
+    </w:lvl>
+    <w:lvl w:ilvl="2" w:tentative="1">
+      <w:start w:val="1"/>
+      <w:numFmt w:val="bullet"/>
+      <w:lvlText w:val=""/>
+      <w:lvlJc w:val="left"/>
+      <w:pPr>
+        <w:tabs>
+          <w:tab w:val="num" w:pos="2160"/>
+        </w:tabs>
+        <w:ind w:left="2160" w:hanging="360"/>
+      </w:pPr>
+      <w:rPr>
+        <w:rFonts w:ascii="Wingdings" w:hAnsi="Wingdings" w:hint="default"/>
+        <w:sz w:val="20"/>
+      </w:rPr>
+    </w:lvl>
+    <w:lvl w:ilvl="3" w:tentative="1">
+      <w:start w:val="1"/>
+      <w:numFmt w:val="bullet"/>
+      <w:lvlText w:val=""/>
+      <w:lvlJc w:val="left"/>
+      <w:pPr>
+        <w:tabs>
+          <w:tab w:val="num" w:pos="2880"/>
+        </w:tabs>
+        <w:ind w:left="2880" w:hanging="360"/>
+      </w:pPr>
+      <w:rPr>
+        <w:rFonts w:ascii="Wingdings" w:hAnsi="Wingdings" w:hint="default"/>
+        <w:sz w:val="20"/>
+      </w:rPr>
+    </w:lvl>
+    <w:lvl w:ilvl="4" w:tentative="1">
+      <w:start w:val="1"/>
+      <w:numFmt w:val="bullet"/>
+      <w:lvlText w:val=""/>
+      <w:lvlJc w:val="left"/>
+      <w:pPr>
+        <w:tabs>
+          <w:tab w:val="num" w:pos="3600"/>
+        </w:tabs>
+        <w:ind w:left="3600" w:hanging="360"/>
+      </w:pPr>
+      <w:rPr>
+        <w:rFonts w:ascii="Wingdings" w:hAnsi="Wingdings" w:hint="default"/>
+        <w:sz w:val="20"/>
+      </w:rPr>
+    </w:lvl>
+    <w:lvl w:ilvl="5" w:tentative="1">
+      <w:start w:val="1"/>
+      <w:numFmt w:val="bullet"/>
+      <w:lvlText w:val=""/>
+      <w:lvlJc w:val="left"/>
+      <w:pPr>
+        <w:tabs>
+          <w:tab w:val="num" w:pos="4320"/>
+        </w:tabs>
+        <w:ind w:left="4320" w:hanging="360"/>
+      </w:pPr>
+      <w:rPr>
+        <w:rFonts w:ascii="Wingdings" w:hAnsi="Wingdings" w:hint="default"/>
+        <w:sz w:val="20"/>
+      </w:rPr>
+    </w:lvl>
+    <w:lvl w:ilvl="6" w:tentative="1">
+      <w:start w:val="1"/>
+      <w:numFmt w:val="bullet"/>
+      <w:lvlText w:val=""/>
+      <w:lvlJc w:val="left"/>
+      <w:pPr>
+        <w:tabs>
+          <w:tab w:val="num" w:pos="5040"/>
+        </w:tabs>
+        <w:ind w:left="5040" w:hanging="360"/>
+      </w:pPr>
+      <w:rPr>
+        <w:rFonts w:ascii="Wingdings" w:hAnsi="Wingdings" w:hint="default"/>
+        <w:sz w:val="20"/>
+      </w:rPr>
+    </w:lvl>
+    <w:lvl w:ilvl="7" w:tentative="1">
+      <w:start w:val="1"/>
+      <w:numFmt w:val="bullet"/>
+      <w:lvlText w:val=""/>
+      <w:lvlJc w:val="left"/>
+      <w:pPr>
+        <w:tabs>
+          <w:tab w:val="num" w:pos="5760"/>
+        </w:tabs>
+        <w:ind w:left="5760" w:hanging="360"/>
+      </w:pPr>
+      <w:rPr>
+        <w:rFonts w:ascii="Wingdings" w:hAnsi="Wingdings" w:hint="default"/>
+        <w:sz w:val="20"/>
+      </w:rPr>
+    </w:lvl>
+    <w:lvl w:ilvl="8" w:tentative="1">
+      <w:start w:val="1"/>
+      <w:numFmt w:val="bullet"/>
+      <w:lvlText w:val=""/>
+      <w:lvlJc w:val="left"/>
+      <w:pPr>
+        <w:tabs>
+          <w:tab w:val="num" w:pos="6480"/>
+        </w:tabs>
+        <w:ind w:left="6480" w:hanging="360"/>
+      </w:pPr>
+      <w:rPr>
+        <w:rFonts w:ascii="Wingdings" w:hAnsi="Wingdings" w:hint="default"/>
+        <w:sz w:val="20"/>
+      </w:rPr>
+    </w:lvl>
+  </w:abstractNum>
+  <w:abstractNum w:abstractNumId="4" w15:restartNumberingAfterBreak="0">
+    <w:nsid w:val="30B41E2C"/>
+    <w:multiLevelType w:val="multilevel"/>
+    <w:tmpl w:val="55E25902"/>
+    <w:lvl w:ilvl="0">
+      <w:start w:val="1"/>
+      <w:numFmt w:val="bullet"/>
+      <w:lvlText w:val=""/>
+      <w:lvlJc w:val="left"/>
+      <w:pPr>
+        <w:tabs>
+          <w:tab w:val="num" w:pos="720"/>
+        </w:tabs>
+        <w:ind w:left="720" w:hanging="360"/>
+      </w:pPr>
+      <w:rPr>
+        <w:rFonts w:ascii="Symbol" w:hAnsi="Symbol" w:hint="default"/>
+        <w:sz w:val="20"/>
+      </w:rPr>
+    </w:lvl>
+    <w:lvl w:ilvl="1" w:tentative="1">
+      <w:start w:val="1"/>
+      <w:numFmt w:val="bullet"/>
+      <w:lvlText w:val="o"/>
+      <w:lvlJc w:val="left"/>
+      <w:pPr>
+        <w:tabs>
+          <w:tab w:val="num" w:pos="1440"/>
+        </w:tabs>
+        <w:ind w:left="1440" w:hanging="360"/>
+      </w:pPr>
+      <w:rPr>
+        <w:rFonts w:ascii="Courier New" w:hAnsi="Courier New" w:hint="default"/>
+        <w:sz w:val="20"/>
+      </w:rPr>
+    </w:lvl>
+    <w:lvl w:ilvl="2" w:tentative="1">
+      <w:start w:val="1"/>
+      <w:numFmt w:val="bullet"/>
+      <w:lvlText w:val=""/>
+      <w:lvlJc w:val="left"/>
+      <w:pPr>
+        <w:tabs>
+          <w:tab w:val="num" w:pos="2160"/>
+        </w:tabs>
+        <w:ind w:left="2160" w:hanging="360"/>
+      </w:pPr>
+      <w:rPr>
+        <w:rFonts w:ascii="Wingdings" w:hAnsi="Wingdings" w:hint="default"/>
+        <w:sz w:val="20"/>
+      </w:rPr>
+    </w:lvl>
+    <w:lvl w:ilvl="3" w:tentative="1">
+      <w:start w:val="1"/>
+      <w:numFmt w:val="bullet"/>
+      <w:lvlText w:val=""/>
+      <w:lvlJc w:val="left"/>
+      <w:pPr>
+        <w:tabs>
+          <w:tab w:val="num" w:pos="2880"/>
+        </w:tabs>
+        <w:ind w:left="2880" w:hanging="360"/>
+      </w:pPr>
+      <w:rPr>
+        <w:rFonts w:ascii="Wingdings" w:hAnsi="Wingdings" w:hint="default"/>
+        <w:sz w:val="20"/>
+      </w:rPr>
+    </w:lvl>
+    <w:lvl w:ilvl="4" w:tentative="1">
+      <w:start w:val="1"/>
+      <w:numFmt w:val="bullet"/>
+      <w:lvlText w:val=""/>
+      <w:lvlJc w:val="left"/>
+      <w:pPr>
+        <w:tabs>
+          <w:tab w:val="num" w:pos="3600"/>
+        </w:tabs>
+        <w:ind w:left="3600" w:hanging="360"/>
+      </w:pPr>
+      <w:rPr>
+        <w:rFonts w:ascii="Wingdings" w:hAnsi="Wingdings" w:hint="default"/>
+        <w:sz w:val="20"/>
+      </w:rPr>
+    </w:lvl>
+    <w:lvl w:ilvl="5" w:tentative="1">
+      <w:start w:val="1"/>
+      <w:numFmt w:val="bullet"/>
+      <w:lvlText w:val=""/>
+      <w:lvlJc w:val="left"/>
+      <w:pPr>
+        <w:tabs>
+          <w:tab w:val="num" w:pos="4320"/>
+        </w:tabs>
+        <w:ind w:left="4320" w:hanging="360"/>
+      </w:pPr>
+      <w:rPr>
+        <w:rFonts w:ascii="Wingdings" w:hAnsi="Wingdings" w:hint="default"/>
+        <w:sz w:val="20"/>
+      </w:rPr>
+    </w:lvl>
+    <w:lvl w:ilvl="6" w:tentative="1">
+      <w:start w:val="1"/>
+      <w:numFmt w:val="bullet"/>
+      <w:lvlText w:val=""/>
+      <w:lvlJc w:val="left"/>
+      <w:pPr>
+        <w:tabs>
+          <w:tab w:val="num" w:pos="5040"/>
+        </w:tabs>
+        <w:ind w:left="5040" w:hanging="360"/>
+      </w:pPr>
+      <w:rPr>
+        <w:rFonts w:ascii="Wingdings" w:hAnsi="Wingdings" w:hint="default"/>
+        <w:sz w:val="20"/>
+      </w:rPr>
+    </w:lvl>
+    <w:lvl w:ilvl="7" w:tentative="1">
+      <w:start w:val="1"/>
+      <w:numFmt w:val="bullet"/>
+      <w:lvlText w:val=""/>
+      <w:lvlJc w:val="left"/>
+      <w:pPr>
+        <w:tabs>
+          <w:tab w:val="num" w:pos="5760"/>
+        </w:tabs>
+        <w:ind w:left="5760" w:hanging="360"/>
+      </w:pPr>
+      <w:rPr>
+        <w:rFonts w:ascii="Wingdings" w:hAnsi="Wingdings" w:hint="default"/>
+        <w:sz w:val="20"/>
+      </w:rPr>
+    </w:lvl>
+    <w:lvl w:ilvl="8" w:tentative="1">
+      <w:start w:val="1"/>
+      <w:numFmt w:val="bullet"/>
+      <w:lvlText w:val=""/>
+      <w:lvlJc w:val="left"/>
+      <w:pPr>
+        <w:tabs>
+          <w:tab w:val="num" w:pos="6480"/>
+        </w:tabs>
+        <w:ind w:left="6480" w:hanging="360"/>
+      </w:pPr>
+      <w:rPr>
+        <w:rFonts w:ascii="Wingdings" w:hAnsi="Wingdings" w:hint="default"/>
+        <w:sz w:val="20"/>
+      </w:rPr>
+    </w:lvl>
+  </w:abstractNum>
+  <w:abstractNum w:abstractNumId="5" w15:restartNumberingAfterBreak="0">
+    <w:nsid w:val="341F576D"/>
+    <w:multiLevelType w:val="multilevel"/>
+    <w:tmpl w:val="73AE5DDC"/>
+    <w:lvl w:ilvl="0">
+      <w:start w:val="1"/>
+      <w:numFmt w:val="bullet"/>
+      <w:lvlText w:val=""/>
+      <w:lvlJc w:val="left"/>
+      <w:pPr>
+        <w:tabs>
+          <w:tab w:val="num" w:pos="720"/>
+        </w:tabs>
+        <w:ind w:left="720" w:hanging="360"/>
+      </w:pPr>
+      <w:rPr>
+        <w:rFonts w:ascii="Symbol" w:hAnsi="Symbol" w:hint="default"/>
+        <w:sz w:val="20"/>
+      </w:rPr>
+    </w:lvl>
+    <w:lvl w:ilvl="1" w:tentative="1">
+      <w:start w:val="1"/>
+      <w:numFmt w:val="bullet"/>
+      <w:lvlText w:val="o"/>
+      <w:lvlJc w:val="left"/>
+      <w:pPr>
+        <w:tabs>
+          <w:tab w:val="num" w:pos="1440"/>
+        </w:tabs>
+        <w:ind w:left="1440" w:hanging="360"/>
+      </w:pPr>
+      <w:rPr>
+        <w:rFonts w:ascii="Courier New" w:hAnsi="Courier New" w:hint="default"/>
+        <w:sz w:val="20"/>
+      </w:rPr>
+    </w:lvl>
+    <w:lvl w:ilvl="2" w:tentative="1">
+      <w:start w:val="1"/>
+      <w:numFmt w:val="bullet"/>
+      <w:lvlText w:val=""/>
+      <w:lvlJc w:val="left"/>
+      <w:pPr>
+        <w:tabs>
+          <w:tab w:val="num" w:pos="2160"/>
+        </w:tabs>
+        <w:ind w:left="2160" w:hanging="360"/>
+      </w:pPr>
+      <w:rPr>
+        <w:rFonts w:ascii="Wingdings" w:hAnsi="Wingdings" w:hint="default"/>
+        <w:sz w:val="20"/>
+      </w:rPr>
+    </w:lvl>
+    <w:lvl w:ilvl="3" w:tentative="1">
+      <w:start w:val="1"/>
+      <w:numFmt w:val="bullet"/>
+      <w:lvlText w:val=""/>
+      <w:lvlJc w:val="left"/>
+      <w:pPr>
+        <w:tabs>
+          <w:tab w:val="num" w:pos="2880"/>
+        </w:tabs>
+        <w:ind w:left="2880" w:hanging="360"/>
+      </w:pPr>
+      <w:rPr>
+        <w:rFonts w:ascii="Wingdings" w:hAnsi="Wingdings" w:hint="default"/>
+        <w:sz w:val="20"/>
+      </w:rPr>
+    </w:lvl>
+    <w:lvl w:ilvl="4" w:tentative="1">
+      <w:start w:val="1"/>
+      <w:numFmt w:val="bullet"/>
+      <w:lvlText w:val=""/>
+      <w:lvlJc w:val="left"/>
+      <w:pPr>
+        <w:tabs>
+          <w:tab w:val="num" w:pos="3600"/>
+        </w:tabs>
+        <w:ind w:left="3600" w:hanging="360"/>
+      </w:pPr>
+      <w:rPr>
+        <w:rFonts w:ascii="Wingdings" w:hAnsi="Wingdings" w:hint="default"/>
+        <w:sz w:val="20"/>
+      </w:rPr>
+    </w:lvl>
+    <w:lvl w:ilvl="5" w:tentative="1">
+      <w:start w:val="1"/>
+      <w:numFmt w:val="bullet"/>
+      <w:lvlText w:val=""/>
+      <w:lvlJc w:val="left"/>
+      <w:pPr>
+        <w:tabs>
+          <w:tab w:val="num" w:pos="4320"/>
+        </w:tabs>
+        <w:ind w:left="4320" w:hanging="360"/>
+      </w:pPr>
+      <w:rPr>
+        <w:rFonts w:ascii="Wingdings" w:hAnsi="Wingdings" w:hint="default"/>
+        <w:sz w:val="20"/>
+      </w:rPr>
+    </w:lvl>
+    <w:lvl w:ilvl="6" w:tentative="1">
+      <w:start w:val="1"/>
+      <w:numFmt w:val="bullet"/>
+      <w:lvlText w:val=""/>
+      <w:lvlJc w:val="left"/>
+      <w:pPr>
+        <w:tabs>
+          <w:tab w:val="num" w:pos="5040"/>
+        </w:tabs>
+        <w:ind w:left="5040" w:hanging="360"/>
+      </w:pPr>
+      <w:rPr>
+        <w:rFonts w:ascii="Wingdings" w:hAnsi="Wingdings" w:hint="default"/>
+        <w:sz w:val="20"/>
+      </w:rPr>
+    </w:lvl>
+    <w:lvl w:ilvl="7" w:tentative="1">
+      <w:start w:val="1"/>
+      <w:numFmt w:val="bullet"/>
+      <w:lvlText w:val=""/>
+      <w:lvlJc w:val="left"/>
+      <w:pPr>
+        <w:tabs>
+          <w:tab w:val="num" w:pos="5760"/>
+        </w:tabs>
+        <w:ind w:left="5760" w:hanging="360"/>
+      </w:pPr>
+      <w:rPr>
+        <w:rFonts w:ascii="Wingdings" w:hAnsi="Wingdings" w:hint="default"/>
+        <w:sz w:val="20"/>
+      </w:rPr>
+    </w:lvl>
+    <w:lvl w:ilvl="8" w:tentative="1">
+      <w:start w:val="1"/>
+      <w:numFmt w:val="bullet"/>
+      <w:lvlText w:val=""/>
+      <w:lvlJc w:val="left"/>
+      <w:pPr>
+        <w:tabs>
+          <w:tab w:val="num" w:pos="6480"/>
+        </w:tabs>
+        <w:ind w:left="6480" w:hanging="360"/>
+      </w:pPr>
+      <w:rPr>
+        <w:rFonts w:ascii="Wingdings" w:hAnsi="Wingdings" w:hint="default"/>
+        <w:sz w:val="20"/>
+      </w:rPr>
+    </w:lvl>
+  </w:abstractNum>
+  <w:abstractNum w:abstractNumId="6" w15:restartNumberingAfterBreak="0">
+    <w:nsid w:val="3A1203B7"/>
+    <w:multiLevelType w:val="multilevel"/>
+    <w:tmpl w:val="5370675C"/>
+    <w:lvl w:ilvl="0">
+      <w:start w:val="1"/>
+      <w:numFmt w:val="bullet"/>
+      <w:lvlText w:val=""/>
+      <w:lvlJc w:val="left"/>
+      <w:pPr>
+        <w:tabs>
+          <w:tab w:val="num" w:pos="720"/>
+        </w:tabs>
+        <w:ind w:left="720" w:hanging="360"/>
+      </w:pPr>
+      <w:rPr>
+        <w:rFonts w:ascii="Symbol" w:hAnsi="Symbol" w:hint="default"/>
+        <w:sz w:val="20"/>
+      </w:rPr>
+    </w:lvl>
+    <w:lvl w:ilvl="1" w:tentative="1">
+      <w:start w:val="1"/>
+      <w:numFmt w:val="bullet"/>
+      <w:lvlText w:val="o"/>
+      <w:lvlJc w:val="left"/>
+      <w:pPr>
+        <w:tabs>
+          <w:tab w:val="num" w:pos="1440"/>
+        </w:tabs>
+        <w:ind w:left="1440" w:hanging="360"/>
+      </w:pPr>
+      <w:rPr>
+        <w:rFonts w:ascii="Courier New" w:hAnsi="Courier New" w:hint="default"/>
+        <w:sz w:val="20"/>
+      </w:rPr>
+    </w:lvl>
+    <w:lvl w:ilvl="2" w:tentative="1">
+      <w:start w:val="1"/>
+      <w:numFmt w:val="bullet"/>
+      <w:lvlText w:val=""/>
+      <w:lvlJc w:val="left"/>
+      <w:pPr>
+        <w:tabs>
+          <w:tab w:val="num" w:pos="2160"/>
+        </w:tabs>
+        <w:ind w:left="2160" w:hanging="360"/>
+      </w:pPr>
+      <w:rPr>
+        <w:rFonts w:ascii="Wingdings" w:hAnsi="Wingdings" w:hint="default"/>
+        <w:sz w:val="20"/>
+      </w:rPr>
+    </w:lvl>
+    <w:lvl w:ilvl="3" w:tentative="1">
+      <w:start w:val="1"/>
+      <w:numFmt w:val="bullet"/>
+      <w:lvlText w:val=""/>
+      <w:lvlJc w:val="left"/>
+      <w:pPr>
+        <w:tabs>
+          <w:tab w:val="num" w:pos="2880"/>
+        </w:tabs>
+        <w:ind w:left="2880" w:hanging="360"/>
+      </w:pPr>
+      <w:rPr>
+        <w:rFonts w:ascii="Wingdings" w:hAnsi="Wingdings" w:hint="default"/>
+        <w:sz w:val="20"/>
+      </w:rPr>
+    </w:lvl>
+    <w:lvl w:ilvl="4" w:tentative="1">
+      <w:start w:val="1"/>
+      <w:numFmt w:val="bullet"/>
+      <w:lvlText w:val=""/>
+      <w:lvlJc w:val="left"/>
+      <w:pPr>
+        <w:tabs>
+          <w:tab w:val="num" w:pos="3600"/>
+        </w:tabs>
+        <w:ind w:left="3600" w:hanging="360"/>
+      </w:pPr>
+      <w:rPr>
+        <w:rFonts w:ascii="Wingdings" w:hAnsi="Wingdings" w:hint="default"/>
+        <w:sz w:val="20"/>
+      </w:rPr>
+    </w:lvl>
+    <w:lvl w:ilvl="5" w:tentative="1">
+      <w:start w:val="1"/>
+      <w:numFmt w:val="bullet"/>
+      <w:lvlText w:val=""/>
+      <w:lvlJc w:val="left"/>
+      <w:pPr>
+        <w:tabs>
+          <w:tab w:val="num" w:pos="4320"/>
+        </w:tabs>
+        <w:ind w:left="4320" w:hanging="360"/>
+      </w:pPr>
+      <w:rPr>
+        <w:rFonts w:ascii="Wingdings" w:hAnsi="Wingdings" w:hint="default"/>
+        <w:sz w:val="20"/>
+      </w:rPr>
+    </w:lvl>
+    <w:lvl w:ilvl="6" w:tentative="1">
+      <w:start w:val="1"/>
+      <w:numFmt w:val="bullet"/>
+      <w:lvlText w:val=""/>
+      <w:lvlJc w:val="left"/>
+      <w:pPr>
+        <w:tabs>
+          <w:tab w:val="num" w:pos="5040"/>
+        </w:tabs>
+        <w:ind w:left="5040" w:hanging="360"/>
+      </w:pPr>
+      <w:rPr>
+        <w:rFonts w:ascii="Wingdings" w:hAnsi="Wingdings" w:hint="default"/>
+        <w:sz w:val="20"/>
+      </w:rPr>
+    </w:lvl>
+    <w:lvl w:ilvl="7" w:tentative="1">
+      <w:start w:val="1"/>
+      <w:numFmt w:val="bullet"/>
+      <w:lvlText w:val=""/>
+      <w:lvlJc w:val="left"/>
+      <w:pPr>
+        <w:tabs>
+          <w:tab w:val="num" w:pos="5760"/>
+        </w:tabs>
+        <w:ind w:left="5760" w:hanging="360"/>
+      </w:pPr>
+      <w:rPr>
+        <w:rFonts w:ascii="Wingdings" w:hAnsi="Wingdings" w:hint="default"/>
+        <w:sz w:val="20"/>
+      </w:rPr>
+    </w:lvl>
+    <w:lvl w:ilvl="8" w:tentative="1">
+      <w:start w:val="1"/>
+      <w:numFmt w:val="bullet"/>
+      <w:lvlText w:val=""/>
+      <w:lvlJc w:val="left"/>
+      <w:pPr>
+        <w:tabs>
+          <w:tab w:val="num" w:pos="6480"/>
+        </w:tabs>
+        <w:ind w:left="6480" w:hanging="360"/>
+      </w:pPr>
+      <w:rPr>
+        <w:rFonts w:ascii="Wingdings" w:hAnsi="Wingdings" w:hint="default"/>
+        <w:sz w:val="20"/>
+      </w:rPr>
+    </w:lvl>
+  </w:abstractNum>
+  <w:abstractNum w:abstractNumId="7" w15:restartNumberingAfterBreak="0">
+    <w:nsid w:val="3C47240D"/>
+    <w:multiLevelType w:val="multilevel"/>
+    <w:tmpl w:val="A128E434"/>
+    <w:lvl w:ilvl="0">
+      <w:start w:val="1"/>
+      <w:numFmt w:val="bullet"/>
+      <w:lvlText w:val=""/>
+      <w:lvlJc w:val="left"/>
+      <w:pPr>
+        <w:tabs>
+          <w:tab w:val="num" w:pos="720"/>
+        </w:tabs>
+        <w:ind w:left="720" w:hanging="360"/>
+      </w:pPr>
+      <w:rPr>
+        <w:rFonts w:ascii="Symbol" w:hAnsi="Symbol" w:hint="default"/>
+        <w:sz w:val="20"/>
+      </w:rPr>
+    </w:lvl>
+    <w:lvl w:ilvl="1" w:tentative="1">
+      <w:start w:val="1"/>
+      <w:numFmt w:val="bullet"/>
+      <w:lvlText w:val="o"/>
+      <w:lvlJc w:val="left"/>
+      <w:pPr>
+        <w:tabs>
+          <w:tab w:val="num" w:pos="1440"/>
+        </w:tabs>
+        <w:ind w:left="1440" w:hanging="360"/>
+      </w:pPr>
+      <w:rPr>
+        <w:rFonts w:ascii="Courier New" w:hAnsi="Courier New" w:hint="default"/>
+        <w:sz w:val="20"/>
+      </w:rPr>
+    </w:lvl>
+    <w:lvl w:ilvl="2" w:tentative="1">
+      <w:start w:val="1"/>
+      <w:numFmt w:val="bullet"/>
+      <w:lvlText w:val=""/>
+      <w:lvlJc w:val="left"/>
+      <w:pPr>
+        <w:tabs>
+          <w:tab w:val="num" w:pos="2160"/>
+        </w:tabs>
+        <w:ind w:left="2160" w:hanging="360"/>
+      </w:pPr>
+      <w:rPr>
+        <w:rFonts w:ascii="Wingdings" w:hAnsi="Wingdings" w:hint="default"/>
+        <w:sz w:val="20"/>
+      </w:rPr>
+    </w:lvl>
+    <w:lvl w:ilvl="3" w:tentative="1">
+      <w:start w:val="1"/>
+      <w:numFmt w:val="bullet"/>
+      <w:lvlText w:val=""/>
+      <w:lvlJc w:val="left"/>
+      <w:pPr>
+        <w:tabs>
+          <w:tab w:val="num" w:pos="2880"/>
+        </w:tabs>
+        <w:ind w:left="2880" w:hanging="360"/>
+      </w:pPr>
+      <w:rPr>
+        <w:rFonts w:ascii="Wingdings" w:hAnsi="Wingdings" w:hint="default"/>
+        <w:sz w:val="20"/>
+      </w:rPr>
+    </w:lvl>
+    <w:lvl w:ilvl="4" w:tentative="1">
+      <w:start w:val="1"/>
+      <w:numFmt w:val="bullet"/>
+      <w:lvlText w:val=""/>
+      <w:lvlJc w:val="left"/>
+      <w:pPr>
+        <w:tabs>
+          <w:tab w:val="num" w:pos="3600"/>
+        </w:tabs>
+        <w:ind w:left="3600" w:hanging="360"/>
+      </w:pPr>
+      <w:rPr>
+        <w:rFonts w:ascii="Wingdings" w:hAnsi="Wingdings" w:hint="default"/>
+        <w:sz w:val="20"/>
+      </w:rPr>
+    </w:lvl>
+    <w:lvl w:ilvl="5" w:tentative="1">
+      <w:start w:val="1"/>
+      <w:numFmt w:val="bullet"/>
+      <w:lvlText w:val=""/>
+      <w:lvlJc w:val="left"/>
+      <w:pPr>
+        <w:tabs>
+          <w:tab w:val="num" w:pos="4320"/>
+        </w:tabs>
+        <w:ind w:left="4320" w:hanging="360"/>
+      </w:pPr>
+      <w:rPr>
+        <w:rFonts w:ascii="Wingdings" w:hAnsi="Wingdings" w:hint="default"/>
+        <w:sz w:val="20"/>
+      </w:rPr>
+    </w:lvl>
+    <w:lvl w:ilvl="6" w:tentative="1">
+      <w:start w:val="1"/>
+      <w:numFmt w:val="bullet"/>
+      <w:lvlText w:val=""/>
+      <w:lvlJc w:val="left"/>
+      <w:pPr>
+        <w:tabs>
+          <w:tab w:val="num" w:pos="5040"/>
+        </w:tabs>
+        <w:ind w:left="5040" w:hanging="360"/>
+      </w:pPr>
+      <w:rPr>
+        <w:rFonts w:ascii="Wingdings" w:hAnsi="Wingdings" w:hint="default"/>
+        <w:sz w:val="20"/>
+      </w:rPr>
+    </w:lvl>
+    <w:lvl w:ilvl="7" w:tentative="1">
+      <w:start w:val="1"/>
+      <w:numFmt w:val="bullet"/>
+      <w:lvlText w:val=""/>
+      <w:lvlJc w:val="left"/>
+      <w:pPr>
+        <w:tabs>
+          <w:tab w:val="num" w:pos="5760"/>
+        </w:tabs>
+        <w:ind w:left="5760" w:hanging="360"/>
+      </w:pPr>
+      <w:rPr>
+        <w:rFonts w:ascii="Wingdings" w:hAnsi="Wingdings" w:hint="default"/>
+        <w:sz w:val="20"/>
+      </w:rPr>
+    </w:lvl>
+    <w:lvl w:ilvl="8" w:tentative="1">
+      <w:start w:val="1"/>
+      <w:numFmt w:val="bullet"/>
+      <w:lvlText w:val=""/>
+      <w:lvlJc w:val="left"/>
+      <w:pPr>
+        <w:tabs>
+          <w:tab w:val="num" w:pos="6480"/>
+        </w:tabs>
+        <w:ind w:left="6480" w:hanging="360"/>
+      </w:pPr>
+      <w:rPr>
+        <w:rFonts w:ascii="Wingdings" w:hAnsi="Wingdings" w:hint="default"/>
+        <w:sz w:val="20"/>
+      </w:rPr>
+    </w:lvl>
+  </w:abstractNum>
+  <w:abstractNum w:abstractNumId="8" w15:restartNumberingAfterBreak="0">
+    <w:nsid w:val="40F40238"/>
+    <w:multiLevelType w:val="multilevel"/>
+    <w:tmpl w:val="79CC14AE"/>
+    <w:lvl w:ilvl="0">
+      <w:start w:val="1"/>
+      <w:numFmt w:val="bullet"/>
+      <w:lvlText w:val=""/>
+      <w:lvlJc w:val="left"/>
+      <w:pPr>
+        <w:tabs>
+          <w:tab w:val="num" w:pos="720"/>
+        </w:tabs>
+        <w:ind w:left="720" w:hanging="360"/>
+      </w:pPr>
+      <w:rPr>
+        <w:rFonts w:ascii="Symbol" w:hAnsi="Symbol" w:hint="default"/>
+        <w:sz w:val="20"/>
+      </w:rPr>
+    </w:lvl>
+    <w:lvl w:ilvl="1" w:tentative="1">
+      <w:start w:val="1"/>
+      <w:numFmt w:val="bullet"/>
+      <w:lvlText w:val="o"/>
+      <w:lvlJc w:val="left"/>
+      <w:pPr>
+        <w:tabs>
+          <w:tab w:val="num" w:pos="1440"/>
+        </w:tabs>
+        <w:ind w:left="1440" w:hanging="360"/>
+      </w:pPr>
+      <w:rPr>
+        <w:rFonts w:ascii="Courier New" w:hAnsi="Courier New" w:hint="default"/>
+        <w:sz w:val="20"/>
+      </w:rPr>
+    </w:lvl>
+    <w:lvl w:ilvl="2" w:tentative="1">
+      <w:start w:val="1"/>
+      <w:numFmt w:val="bullet"/>
+      <w:lvlText w:val=""/>
+      <w:lvlJc w:val="left"/>
+      <w:pPr>
+        <w:tabs>
+          <w:tab w:val="num" w:pos="2160"/>
+        </w:tabs>
+        <w:ind w:left="2160" w:hanging="360"/>
+      </w:pPr>
+      <w:rPr>
+        <w:rFonts w:ascii="Wingdings" w:hAnsi="Wingdings" w:hint="default"/>
+        <w:sz w:val="20"/>
+      </w:rPr>
+    </w:lvl>
+    <w:lvl w:ilvl="3" w:tentative="1">
+      <w:start w:val="1"/>
+      <w:numFmt w:val="bullet"/>
+      <w:lvlText w:val=""/>
+      <w:lvlJc w:val="left"/>
+      <w:pPr>
+        <w:tabs>
+          <w:tab w:val="num" w:pos="2880"/>
+        </w:tabs>
+        <w:ind w:left="2880" w:hanging="360"/>
+      </w:pPr>
+      <w:rPr>
+        <w:rFonts w:ascii="Wingdings" w:hAnsi="Wingdings" w:hint="default"/>
+        <w:sz w:val="20"/>
+      </w:rPr>
+    </w:lvl>
+    <w:lvl w:ilvl="4" w:tentative="1">
+      <w:start w:val="1"/>
+      <w:numFmt w:val="bullet"/>
+      <w:lvlText w:val=""/>
+      <w:lvlJc w:val="left"/>
+      <w:pPr>
+        <w:tabs>
+          <w:tab w:val="num" w:pos="3600"/>
+        </w:tabs>
+        <w:ind w:left="3600" w:hanging="360"/>
+      </w:pPr>
+      <w:rPr>
+        <w:rFonts w:ascii="Wingdings" w:hAnsi="Wingdings" w:hint="default"/>
+        <w:sz w:val="20"/>
+      </w:rPr>
+    </w:lvl>
+    <w:lvl w:ilvl="5" w:tentative="1">
+      <w:start w:val="1"/>
+      <w:numFmt w:val="bullet"/>
+      <w:lvlText w:val=""/>
+      <w:lvlJc w:val="left"/>
+      <w:pPr>
+        <w:tabs>
+          <w:tab w:val="num" w:pos="4320"/>
+        </w:tabs>
+        <w:ind w:left="4320" w:hanging="360"/>
+      </w:pPr>
+      <w:rPr>
+        <w:rFonts w:ascii="Wingdings" w:hAnsi="Wingdings" w:hint="default"/>
+        <w:sz w:val="20"/>
+      </w:rPr>
+    </w:lvl>
+    <w:lvl w:ilvl="6" w:tentative="1">
+      <w:start w:val="1"/>
+      <w:numFmt w:val="bullet"/>
+      <w:lvlText w:val=""/>
+      <w:lvlJc w:val="left"/>
+      <w:pPr>
+        <w:tabs>
+          <w:tab w:val="num" w:pos="5040"/>
+        </w:tabs>
+        <w:ind w:left="5040" w:hanging="360"/>
+      </w:pPr>
+      <w:rPr>
+        <w:rFonts w:ascii="Wingdings" w:hAnsi="Wingdings" w:hint="default"/>
+        <w:sz w:val="20"/>
+      </w:rPr>
+    </w:lvl>
+    <w:lvl w:ilvl="7" w:tentative="1">
+      <w:start w:val="1"/>
+      <w:numFmt w:val="bullet"/>
+      <w:lvlText w:val=""/>
+      <w:lvlJc w:val="left"/>
+      <w:pPr>
+        <w:tabs>
+          <w:tab w:val="num" w:pos="5760"/>
+        </w:tabs>
+        <w:ind w:left="5760" w:hanging="360"/>
+      </w:pPr>
+      <w:rPr>
+        <w:rFonts w:ascii="Wingdings" w:hAnsi="Wingdings" w:hint="default"/>
+        <w:sz w:val="20"/>
+      </w:rPr>
+    </w:lvl>
+    <w:lvl w:ilvl="8" w:tentative="1">
+      <w:start w:val="1"/>
+      <w:numFmt w:val="bullet"/>
+      <w:lvlText w:val=""/>
+      <w:lvlJc w:val="left"/>
+      <w:pPr>
+        <w:tabs>
+          <w:tab w:val="num" w:pos="6480"/>
+        </w:tabs>
+        <w:ind w:left="6480" w:hanging="360"/>
+      </w:pPr>
+      <w:rPr>
+        <w:rFonts w:ascii="Wingdings" w:hAnsi="Wingdings" w:hint="default"/>
+        <w:sz w:val="20"/>
+      </w:rPr>
+    </w:lvl>
+  </w:abstractNum>
+  <w:abstractNum w:abstractNumId="9" w15:restartNumberingAfterBreak="0">
+    <w:nsid w:val="4FAA00C7"/>
+    <w:multiLevelType w:val="multilevel"/>
+    <w:tmpl w:val="237826D4"/>
+    <w:lvl w:ilvl="0">
+      <w:start w:val="1"/>
+      <w:numFmt w:val="bullet"/>
+      <w:lvlText w:val=""/>
+      <w:lvlJc w:val="left"/>
+      <w:pPr>
+        <w:tabs>
+          <w:tab w:val="num" w:pos="720"/>
+        </w:tabs>
+        <w:ind w:left="720" w:hanging="360"/>
+      </w:pPr>
+      <w:rPr>
+        <w:rFonts w:ascii="Symbol" w:hAnsi="Symbol" w:hint="default"/>
+        <w:sz w:val="20"/>
+      </w:rPr>
+    </w:lvl>
+    <w:lvl w:ilvl="1" w:tentative="1">
+      <w:start w:val="1"/>
+      <w:numFmt w:val="bullet"/>
+      <w:lvlText w:val="o"/>
+      <w:lvlJc w:val="left"/>
+      <w:pPr>
+        <w:tabs>
+          <w:tab w:val="num" w:pos="1440"/>
+        </w:tabs>
+        <w:ind w:left="1440" w:hanging="360"/>
+      </w:pPr>
+      <w:rPr>
+        <w:rFonts w:ascii="Courier New" w:hAnsi="Courier New" w:hint="default"/>
+        <w:sz w:val="20"/>
+      </w:rPr>
+    </w:lvl>
+    <w:lvl w:ilvl="2" w:tentative="1">
+      <w:start w:val="1"/>
+      <w:numFmt w:val="bullet"/>
+      <w:lvlText w:val=""/>
+      <w:lvlJc w:val="left"/>
+      <w:pPr>
+        <w:tabs>
+          <w:tab w:val="num" w:pos="2160"/>
+        </w:tabs>
+        <w:ind w:left="2160" w:hanging="360"/>
+      </w:pPr>
+      <w:rPr>
+        <w:rFonts w:ascii="Wingdings" w:hAnsi="Wingdings" w:hint="default"/>
+        <w:sz w:val="20"/>
+      </w:rPr>
+    </w:lvl>
+    <w:lvl w:ilvl="3" w:tentative="1">
+      <w:start w:val="1"/>
+      <w:numFmt w:val="bullet"/>
+      <w:lvlText w:val=""/>
+      <w:lvlJc w:val="left"/>
+      <w:pPr>
+        <w:tabs>
+          <w:tab w:val="num" w:pos="2880"/>
+        </w:tabs>
+        <w:ind w:left="2880" w:hanging="360"/>
+      </w:pPr>
+      <w:rPr>
+        <w:rFonts w:ascii="Wingdings" w:hAnsi="Wingdings" w:hint="default"/>
+        <w:sz w:val="20"/>
+      </w:rPr>
+    </w:lvl>
+    <w:lvl w:ilvl="4" w:tentative="1">
+      <w:start w:val="1"/>
+      <w:numFmt w:val="bullet"/>
+      <w:lvlText w:val=""/>
+      <w:lvlJc w:val="left"/>
+      <w:pPr>
+        <w:tabs>
+          <w:tab w:val="num" w:pos="3600"/>
+        </w:tabs>
+        <w:ind w:left="3600" w:hanging="360"/>
+      </w:pPr>
+      <w:rPr>
+        <w:rFonts w:ascii="Wingdings" w:hAnsi="Wingdings" w:hint="default"/>
+        <w:sz w:val="20"/>
+      </w:rPr>
+    </w:lvl>
+    <w:lvl w:ilvl="5" w:tentative="1">
+      <w:start w:val="1"/>
+      <w:numFmt w:val="bullet"/>
+      <w:lvlText w:val=""/>
+      <w:lvlJc w:val="left"/>
+      <w:pPr>
+        <w:tabs>
+          <w:tab w:val="num" w:pos="4320"/>
+        </w:tabs>
+        <w:ind w:left="4320" w:hanging="360"/>
+      </w:pPr>
+      <w:rPr>
+        <w:rFonts w:ascii="Wingdings" w:hAnsi="Wingdings" w:hint="default"/>
+        <w:sz w:val="20"/>
+      </w:rPr>
+    </w:lvl>
+    <w:lvl w:ilvl="6" w:tentative="1">
+      <w:start w:val="1"/>
+      <w:numFmt w:val="bullet"/>
+      <w:lvlText w:val=""/>
+      <w:lvlJc w:val="left"/>
+      <w:pPr>
+        <w:tabs>
+          <w:tab w:val="num" w:pos="5040"/>
+        </w:tabs>
+        <w:ind w:left="5040" w:hanging="360"/>
+      </w:pPr>
+      <w:rPr>
+        <w:rFonts w:ascii="Wingdings" w:hAnsi="Wingdings" w:hint="default"/>
+        <w:sz w:val="20"/>
+      </w:rPr>
+    </w:lvl>
+    <w:lvl w:ilvl="7" w:tentative="1">
+      <w:start w:val="1"/>
+      <w:numFmt w:val="bullet"/>
+      <w:lvlText w:val=""/>
+      <w:lvlJc w:val="left"/>
+      <w:pPr>
+        <w:tabs>
+          <w:tab w:val="num" w:pos="5760"/>
+        </w:tabs>
+        <w:ind w:left="5760" w:hanging="360"/>
+      </w:pPr>
+      <w:rPr>
+        <w:rFonts w:ascii="Wingdings" w:hAnsi="Wingdings" w:hint="default"/>
+        <w:sz w:val="20"/>
+      </w:rPr>
+    </w:lvl>
+    <w:lvl w:ilvl="8" w:tentative="1">
+      <w:start w:val="1"/>
+      <w:numFmt w:val="bullet"/>
+      <w:lvlText w:val=""/>
+      <w:lvlJc w:val="left"/>
+      <w:pPr>
+        <w:tabs>
+          <w:tab w:val="num" w:pos="6480"/>
+        </w:tabs>
+        <w:ind w:left="6480" w:hanging="360"/>
+      </w:pPr>
+      <w:rPr>
+        <w:rFonts w:ascii="Wingdings" w:hAnsi="Wingdings" w:hint="default"/>
+        <w:sz w:val="20"/>
+      </w:rPr>
+    </w:lvl>
+  </w:abstractNum>
+  <w:abstractNum w:abstractNumId="10" w15:restartNumberingAfterBreak="0">
+    <w:nsid w:val="51364230"/>
+    <w:multiLevelType w:val="multilevel"/>
+    <w:tmpl w:val="BEDA506A"/>
+    <w:lvl w:ilvl="0">
+      <w:start w:val="1"/>
+      <w:numFmt w:val="bullet"/>
+      <w:lvlText w:val=""/>
+      <w:lvlJc w:val="left"/>
+      <w:pPr>
+        <w:tabs>
+          <w:tab w:val="num" w:pos="720"/>
+        </w:tabs>
+        <w:ind w:left="720" w:hanging="360"/>
+      </w:pPr>
+      <w:rPr>
+        <w:rFonts w:ascii="Symbol" w:hAnsi="Symbol" w:hint="default"/>
+        <w:sz w:val="20"/>
+      </w:rPr>
+    </w:lvl>
+    <w:lvl w:ilvl="1" w:tentative="1">
+      <w:start w:val="1"/>
+      <w:numFmt w:val="bullet"/>
+      <w:lvlText w:val="o"/>
+      <w:lvlJc w:val="left"/>
+      <w:pPr>
+        <w:tabs>
+          <w:tab w:val="num" w:pos="1440"/>
+        </w:tabs>
+        <w:ind w:left="1440" w:hanging="360"/>
+      </w:pPr>
+      <w:rPr>
+        <w:rFonts w:ascii="Courier New" w:hAnsi="Courier New" w:hint="default"/>
+        <w:sz w:val="20"/>
+      </w:rPr>
+    </w:lvl>
+    <w:lvl w:ilvl="2" w:tentative="1">
+      <w:start w:val="1"/>
+      <w:numFmt w:val="bullet"/>
+      <w:lvlText w:val=""/>
+      <w:lvlJc w:val="left"/>
+      <w:pPr>
+        <w:tabs>
+          <w:tab w:val="num" w:pos="2160"/>
+        </w:tabs>
+        <w:ind w:left="2160" w:hanging="360"/>
+      </w:pPr>
+      <w:rPr>
+        <w:rFonts w:ascii="Wingdings" w:hAnsi="Wingdings" w:hint="default"/>
+        <w:sz w:val="20"/>
+      </w:rPr>
+    </w:lvl>
+    <w:lvl w:ilvl="3" w:tentative="1">
+      <w:start w:val="1"/>
+      <w:numFmt w:val="bullet"/>
+      <w:lvlText w:val=""/>
+      <w:lvlJc w:val="left"/>
+      <w:pPr>
+        <w:tabs>
+          <w:tab w:val="num" w:pos="2880"/>
+        </w:tabs>
+        <w:ind w:left="2880" w:hanging="360"/>
+      </w:pPr>
+      <w:rPr>
+        <w:rFonts w:ascii="Wingdings" w:hAnsi="Wingdings" w:hint="default"/>
+        <w:sz w:val="20"/>
+      </w:rPr>
+    </w:lvl>
+    <w:lvl w:ilvl="4" w:tentative="1">
+      <w:start w:val="1"/>
+      <w:numFmt w:val="bullet"/>
+      <w:lvlText w:val=""/>
+      <w:lvlJc w:val="left"/>
+      <w:pPr>
+        <w:tabs>
+          <w:tab w:val="num" w:pos="3600"/>
+        </w:tabs>
+        <w:ind w:left="3600" w:hanging="360"/>
+      </w:pPr>
+      <w:rPr>
+        <w:rFonts w:ascii="Wingdings" w:hAnsi="Wingdings" w:hint="default"/>
+        <w:sz w:val="20"/>
+      </w:rPr>
+    </w:lvl>
+    <w:lvl w:ilvl="5" w:tentative="1">
+      <w:start w:val="1"/>
+      <w:numFmt w:val="bullet"/>
+      <w:lvlText w:val=""/>
+      <w:lvlJc w:val="left"/>
+      <w:pPr>
+        <w:tabs>
+          <w:tab w:val="num" w:pos="4320"/>
+        </w:tabs>
+        <w:ind w:left="4320" w:hanging="360"/>
+      </w:pPr>
+      <w:rPr>
+        <w:rFonts w:ascii="Wingdings" w:hAnsi="Wingdings" w:hint="default"/>
+        <w:sz w:val="20"/>
+      </w:rPr>
+    </w:lvl>
+    <w:lvl w:ilvl="6" w:tentative="1">
+      <w:start w:val="1"/>
+      <w:numFmt w:val="bullet"/>
+      <w:lvlText w:val=""/>
+      <w:lvlJc w:val="left"/>
+      <w:pPr>
+        <w:tabs>
+          <w:tab w:val="num" w:pos="5040"/>
+        </w:tabs>
+        <w:ind w:left="5040" w:hanging="360"/>
+      </w:pPr>
+      <w:rPr>
+        <w:rFonts w:ascii="Wingdings" w:hAnsi="Wingdings" w:hint="default"/>
+        <w:sz w:val="20"/>
+      </w:rPr>
+    </w:lvl>
+    <w:lvl w:ilvl="7" w:tentative="1">
+      <w:start w:val="1"/>
+      <w:numFmt w:val="bullet"/>
+      <w:lvlText w:val=""/>
+      <w:lvlJc w:val="left"/>
+      <w:pPr>
+        <w:tabs>
+          <w:tab w:val="num" w:pos="5760"/>
+        </w:tabs>
+        <w:ind w:left="5760" w:hanging="360"/>
+      </w:pPr>
+      <w:rPr>
+        <w:rFonts w:ascii="Wingdings" w:hAnsi="Wingdings" w:hint="default"/>
+        <w:sz w:val="20"/>
+      </w:rPr>
+    </w:lvl>
+    <w:lvl w:ilvl="8" w:tentative="1">
+      <w:start w:val="1"/>
+      <w:numFmt w:val="bullet"/>
+      <w:lvlText w:val=""/>
+      <w:lvlJc w:val="left"/>
+      <w:pPr>
+        <w:tabs>
+          <w:tab w:val="num" w:pos="6480"/>
+        </w:tabs>
+        <w:ind w:left="6480" w:hanging="360"/>
+      </w:pPr>
+      <w:rPr>
+        <w:rFonts w:ascii="Wingdings" w:hAnsi="Wingdings" w:hint="default"/>
+        <w:sz w:val="20"/>
+      </w:rPr>
+    </w:lvl>
+  </w:abstractNum>
+  <w:abstractNum w:abstractNumId="11" w15:restartNumberingAfterBreak="0">
+    <w:nsid w:val="545F1B29"/>
+    <w:multiLevelType w:val="multilevel"/>
+    <w:tmpl w:val="5808C0E8"/>
+    <w:lvl w:ilvl="0">
+      <w:start w:val="1"/>
+      <w:numFmt w:val="bullet"/>
+      <w:lvlText w:val=""/>
+      <w:lvlJc w:val="left"/>
+      <w:pPr>
+        <w:tabs>
+          <w:tab w:val="num" w:pos="720"/>
+        </w:tabs>
+        <w:ind w:left="720" w:hanging="360"/>
+      </w:pPr>
+      <w:rPr>
+        <w:rFonts w:ascii="Symbol" w:hAnsi="Symbol" w:hint="default"/>
+        <w:sz w:val="20"/>
+      </w:rPr>
+    </w:lvl>
+    <w:lvl w:ilvl="1" w:tentative="1">
+      <w:start w:val="1"/>
+      <w:numFmt w:val="bullet"/>
+      <w:lvlText w:val="o"/>
+      <w:lvlJc w:val="left"/>
+      <w:pPr>
+        <w:tabs>
+          <w:tab w:val="num" w:pos="1440"/>
+        </w:tabs>
+        <w:ind w:left="1440" w:hanging="360"/>
+      </w:pPr>
+      <w:rPr>
+        <w:rFonts w:ascii="Courier New" w:hAnsi="Courier New" w:hint="default"/>
+        <w:sz w:val="20"/>
+      </w:rPr>
+    </w:lvl>
+    <w:lvl w:ilvl="2" w:tentative="1">
+      <w:start w:val="1"/>
+      <w:numFmt w:val="bullet"/>
+      <w:lvlText w:val=""/>
+      <w:lvlJc w:val="left"/>
+      <w:pPr>
+        <w:tabs>
+          <w:tab w:val="num" w:pos="2160"/>
+        </w:tabs>
+        <w:ind w:left="2160" w:hanging="360"/>
+      </w:pPr>
+      <w:rPr>
+        <w:rFonts w:ascii="Wingdings" w:hAnsi="Wingdings" w:hint="default"/>
+        <w:sz w:val="20"/>
+      </w:rPr>
+    </w:lvl>
+    <w:lvl w:ilvl="3" w:tentative="1">
+      <w:start w:val="1"/>
+      <w:numFmt w:val="bullet"/>
+      <w:lvlText w:val=""/>
+      <w:lvlJc w:val="left"/>
+      <w:pPr>
+        <w:tabs>
+          <w:tab w:val="num" w:pos="2880"/>
+        </w:tabs>
+        <w:ind w:left="2880" w:hanging="360"/>
+      </w:pPr>
+      <w:rPr>
+        <w:rFonts w:ascii="Wingdings" w:hAnsi="Wingdings" w:hint="default"/>
+        <w:sz w:val="20"/>
+      </w:rPr>
+    </w:lvl>
+    <w:lvl w:ilvl="4" w:tentative="1">
+      <w:start w:val="1"/>
+      <w:numFmt w:val="bullet"/>
+      <w:lvlText w:val=""/>
+      <w:lvlJc w:val="left"/>
+      <w:pPr>
+        <w:tabs>
+          <w:tab w:val="num" w:pos="3600"/>
+        </w:tabs>
+        <w:ind w:left="3600" w:hanging="360"/>
+      </w:pPr>
+      <w:rPr>
+        <w:rFonts w:ascii="Wingdings" w:hAnsi="Wingdings" w:hint="default"/>
+        <w:sz w:val="20"/>
+      </w:rPr>
+    </w:lvl>
+    <w:lvl w:ilvl="5" w:tentative="1">
+      <w:start w:val="1"/>
+      <w:numFmt w:val="bullet"/>
+      <w:lvlText w:val=""/>
+      <w:lvlJc w:val="left"/>
+      <w:pPr>
+        <w:tabs>
+          <w:tab w:val="num" w:pos="4320"/>
+        </w:tabs>
+        <w:ind w:left="4320" w:hanging="360"/>
+      </w:pPr>
+      <w:rPr>
+        <w:rFonts w:ascii="Wingdings" w:hAnsi="Wingdings" w:hint="default"/>
+        <w:sz w:val="20"/>
+      </w:rPr>
+    </w:lvl>
+    <w:lvl w:ilvl="6" w:tentative="1">
+      <w:start w:val="1"/>
+      <w:numFmt w:val="bullet"/>
+      <w:lvlText w:val=""/>
+      <w:lvlJc w:val="left"/>
+      <w:pPr>
+        <w:tabs>
+          <w:tab w:val="num" w:pos="5040"/>
+        </w:tabs>
+        <w:ind w:left="5040" w:hanging="360"/>
+      </w:pPr>
+      <w:rPr>
+        <w:rFonts w:ascii="Wingdings" w:hAnsi="Wingdings" w:hint="default"/>
+        <w:sz w:val="20"/>
+      </w:rPr>
+    </w:lvl>
+    <w:lvl w:ilvl="7" w:tentative="1">
+      <w:start w:val="1"/>
+      <w:numFmt w:val="bullet"/>
+      <w:lvlText w:val=""/>
+      <w:lvlJc w:val="left"/>
+      <w:pPr>
+        <w:tabs>
+          <w:tab w:val="num" w:pos="5760"/>
+        </w:tabs>
+        <w:ind w:left="5760" w:hanging="360"/>
+      </w:pPr>
+      <w:rPr>
+        <w:rFonts w:ascii="Wingdings" w:hAnsi="Wingdings" w:hint="default"/>
+        <w:sz w:val="20"/>
+      </w:rPr>
+    </w:lvl>
+    <w:lvl w:ilvl="8" w:tentative="1">
+      <w:start w:val="1"/>
+      <w:numFmt w:val="bullet"/>
+      <w:lvlText w:val=""/>
+      <w:lvlJc w:val="left"/>
+      <w:pPr>
+        <w:tabs>
+          <w:tab w:val="num" w:pos="6480"/>
+        </w:tabs>
+        <w:ind w:left="6480" w:hanging="360"/>
+      </w:pPr>
+      <w:rPr>
+        <w:rFonts w:ascii="Wingdings" w:hAnsi="Wingdings" w:hint="default"/>
+        <w:sz w:val="20"/>
+      </w:rPr>
+    </w:lvl>
+  </w:abstractNum>
+  <w:abstractNum w:abstractNumId="12" w15:restartNumberingAfterBreak="0">
+    <w:nsid w:val="571A46C5"/>
+    <w:multiLevelType w:val="multilevel"/>
+    <w:tmpl w:val="8BA6DC96"/>
+    <w:lvl w:ilvl="0">
+      <w:start w:val="1"/>
+      <w:numFmt w:val="bullet"/>
+      <w:lvlText w:val=""/>
+      <w:lvlJc w:val="left"/>
+      <w:pPr>
+        <w:tabs>
+          <w:tab w:val="num" w:pos="720"/>
+        </w:tabs>
+        <w:ind w:left="720" w:hanging="360"/>
+      </w:pPr>
+      <w:rPr>
+        <w:rFonts w:ascii="Symbol" w:hAnsi="Symbol" w:hint="default"/>
+        <w:sz w:val="20"/>
+      </w:rPr>
+    </w:lvl>
+    <w:lvl w:ilvl="1" w:tentative="1">
+      <w:start w:val="1"/>
+      <w:numFmt w:val="bullet"/>
+      <w:lvlText w:val="o"/>
+      <w:lvlJc w:val="left"/>
+      <w:pPr>
+        <w:tabs>
+          <w:tab w:val="num" w:pos="1440"/>
+        </w:tabs>
+        <w:ind w:left="1440" w:hanging="360"/>
+      </w:pPr>
+      <w:rPr>
+        <w:rFonts w:ascii="Courier New" w:hAnsi="Courier New" w:hint="default"/>
+        <w:sz w:val="20"/>
+      </w:rPr>
+    </w:lvl>
+    <w:lvl w:ilvl="2" w:tentative="1">
+      <w:start w:val="1"/>
+      <w:numFmt w:val="bullet"/>
+      <w:lvlText w:val=""/>
+      <w:lvlJc w:val="left"/>
+      <w:pPr>
+        <w:tabs>
+          <w:tab w:val="num" w:pos="2160"/>
+        </w:tabs>
+        <w:ind w:left="2160" w:hanging="360"/>
+      </w:pPr>
+      <w:rPr>
+        <w:rFonts w:ascii="Wingdings" w:hAnsi="Wingdings" w:hint="default"/>
+        <w:sz w:val="20"/>
+      </w:rPr>
+    </w:lvl>
+    <w:lvl w:ilvl="3" w:tentative="1">
+      <w:start w:val="1"/>
+      <w:numFmt w:val="bullet"/>
+      <w:lvlText w:val=""/>
+      <w:lvlJc w:val="left"/>
+      <w:pPr>
+        <w:tabs>
+          <w:tab w:val="num" w:pos="2880"/>
+        </w:tabs>
+        <w:ind w:left="2880" w:hanging="360"/>
+      </w:pPr>
+      <w:rPr>
+        <w:rFonts w:ascii="Wingdings" w:hAnsi="Wingdings" w:hint="default"/>
+        <w:sz w:val="20"/>
+      </w:rPr>
+    </w:lvl>
+    <w:lvl w:ilvl="4" w:tentative="1">
+      <w:start w:val="1"/>
+      <w:numFmt w:val="bullet"/>
+      <w:lvlText w:val=""/>
+      <w:lvlJc w:val="left"/>
+      <w:pPr>
+        <w:tabs>
+          <w:tab w:val="num" w:pos="3600"/>
+        </w:tabs>
+        <w:ind w:left="3600" w:hanging="360"/>
+      </w:pPr>
+      <w:rPr>
+        <w:rFonts w:ascii="Wingdings" w:hAnsi="Wingdings" w:hint="default"/>
+        <w:sz w:val="20"/>
+      </w:rPr>
+    </w:lvl>
+    <w:lvl w:ilvl="5" w:tentative="1">
+      <w:start w:val="1"/>
+      <w:numFmt w:val="bullet"/>
+      <w:lvlText w:val=""/>
+      <w:lvlJc w:val="left"/>
+      <w:pPr>
+        <w:tabs>
+          <w:tab w:val="num" w:pos="4320"/>
+        </w:tabs>
+        <w:ind w:left="4320" w:hanging="360"/>
+      </w:pPr>
+      <w:rPr>
+        <w:rFonts w:ascii="Wingdings" w:hAnsi="Wingdings" w:hint="default"/>
+        <w:sz w:val="20"/>
+      </w:rPr>
+    </w:lvl>
+    <w:lvl w:ilvl="6" w:tentative="1">
+      <w:start w:val="1"/>
+      <w:numFmt w:val="bullet"/>
+      <w:lvlText w:val=""/>
+      <w:lvlJc w:val="left"/>
+      <w:pPr>
+        <w:tabs>
+          <w:tab w:val="num" w:pos="5040"/>
+        </w:tabs>
+        <w:ind w:left="5040" w:hanging="360"/>
+      </w:pPr>
+      <w:rPr>
+        <w:rFonts w:ascii="Wingdings" w:hAnsi="Wingdings" w:hint="default"/>
+        <w:sz w:val="20"/>
+      </w:rPr>
+    </w:lvl>
+    <w:lvl w:ilvl="7" w:tentative="1">
+      <w:start w:val="1"/>
+      <w:numFmt w:val="bullet"/>
+      <w:lvlText w:val=""/>
+      <w:lvlJc w:val="left"/>
+      <w:pPr>
+        <w:tabs>
+          <w:tab w:val="num" w:pos="5760"/>
+        </w:tabs>
+        <w:ind w:left="5760" w:hanging="360"/>
+      </w:pPr>
+      <w:rPr>
+        <w:rFonts w:ascii="Wingdings" w:hAnsi="Wingdings" w:hint="default"/>
+        <w:sz w:val="20"/>
+      </w:rPr>
+    </w:lvl>
+    <w:lvl w:ilvl="8" w:tentative="1">
+      <w:start w:val="1"/>
+      <w:numFmt w:val="bullet"/>
+      <w:lvlText w:val=""/>
+      <w:lvlJc w:val="left"/>
+      <w:pPr>
+        <w:tabs>
+          <w:tab w:val="num" w:pos="6480"/>
+        </w:tabs>
+        <w:ind w:left="6480" w:hanging="360"/>
+      </w:pPr>
+      <w:rPr>
+        <w:rFonts w:ascii="Wingdings" w:hAnsi="Wingdings" w:hint="default"/>
+        <w:sz w:val="20"/>
+      </w:rPr>
+    </w:lvl>
+  </w:abstractNum>
+  <w:abstractNum w:abstractNumId="13" w15:restartNumberingAfterBreak="0">
+    <w:nsid w:val="57703922"/>
+    <w:multiLevelType w:val="multilevel"/>
+    <w:tmpl w:val="2EB89980"/>
+    <w:lvl w:ilvl="0">
+      <w:start w:val="1"/>
+      <w:numFmt w:val="bullet"/>
+      <w:lvlText w:val=""/>
+      <w:lvlJc w:val="left"/>
+      <w:pPr>
+        <w:tabs>
+          <w:tab w:val="num" w:pos="720"/>
+        </w:tabs>
+        <w:ind w:left="720" w:hanging="360"/>
+      </w:pPr>
+      <w:rPr>
+        <w:rFonts w:ascii="Symbol" w:hAnsi="Symbol" w:hint="default"/>
+        <w:sz w:val="20"/>
+      </w:rPr>
+    </w:lvl>
+    <w:lvl w:ilvl="1" w:tentative="1">
+      <w:start w:val="1"/>
+      <w:numFmt w:val="bullet"/>
+      <w:lvlText w:val="o"/>
+      <w:lvlJc w:val="left"/>
+      <w:pPr>
+        <w:tabs>
+          <w:tab w:val="num" w:pos="1440"/>
+        </w:tabs>
+        <w:ind w:left="1440" w:hanging="360"/>
+      </w:pPr>
+      <w:rPr>
+        <w:rFonts w:ascii="Courier New" w:hAnsi="Courier New" w:hint="default"/>
+        <w:sz w:val="20"/>
+      </w:rPr>
+    </w:lvl>
+    <w:lvl w:ilvl="2" w:tentative="1">
+      <w:start w:val="1"/>
+      <w:numFmt w:val="bullet"/>
+      <w:lvlText w:val=""/>
+      <w:lvlJc w:val="left"/>
+      <w:pPr>
+        <w:tabs>
+          <w:tab w:val="num" w:pos="2160"/>
+        </w:tabs>
+        <w:ind w:left="2160" w:hanging="360"/>
+      </w:pPr>
+      <w:rPr>
+        <w:rFonts w:ascii="Wingdings" w:hAnsi="Wingdings" w:hint="default"/>
+        <w:sz w:val="20"/>
+      </w:rPr>
+    </w:lvl>
+    <w:lvl w:ilvl="3" w:tentative="1">
+      <w:start w:val="1"/>
+      <w:numFmt w:val="bullet"/>
+      <w:lvlText w:val=""/>
+      <w:lvlJc w:val="left"/>
+      <w:pPr>
+        <w:tabs>
+          <w:tab w:val="num" w:pos="2880"/>
+        </w:tabs>
+        <w:ind w:left="2880" w:hanging="360"/>
+      </w:pPr>
+      <w:rPr>
+        <w:rFonts w:ascii="Wingdings" w:hAnsi="Wingdings" w:hint="default"/>
+        <w:sz w:val="20"/>
+      </w:rPr>
+    </w:lvl>
+    <w:lvl w:ilvl="4" w:tentative="1">
+      <w:start w:val="1"/>
+      <w:numFmt w:val="bullet"/>
+      <w:lvlText w:val=""/>
+      <w:lvlJc w:val="left"/>
+      <w:pPr>
+        <w:tabs>
+          <w:tab w:val="num" w:pos="3600"/>
+        </w:tabs>
+        <w:ind w:left="3600" w:hanging="360"/>
+      </w:pPr>
+      <w:rPr>
+        <w:rFonts w:ascii="Wingdings" w:hAnsi="Wingdings" w:hint="default"/>
+        <w:sz w:val="20"/>
+      </w:rPr>
+    </w:lvl>
+    <w:lvl w:ilvl="5" w:tentative="1">
+      <w:start w:val="1"/>
+      <w:numFmt w:val="bullet"/>
+      <w:lvlText w:val=""/>
+      <w:lvlJc w:val="left"/>
+      <w:pPr>
+        <w:tabs>
+          <w:tab w:val="num" w:pos="4320"/>
+        </w:tabs>
+        <w:ind w:left="4320" w:hanging="360"/>
+      </w:pPr>
+      <w:rPr>
+        <w:rFonts w:ascii="Wingdings" w:hAnsi="Wingdings" w:hint="default"/>
+        <w:sz w:val="20"/>
+      </w:rPr>
+    </w:lvl>
+    <w:lvl w:ilvl="6" w:tentative="1">
+      <w:start w:val="1"/>
+      <w:numFmt w:val="bullet"/>
+      <w:lvlText w:val=""/>
+      <w:lvlJc w:val="left"/>
+      <w:pPr>
+        <w:tabs>
+          <w:tab w:val="num" w:pos="5040"/>
+        </w:tabs>
+        <w:ind w:left="5040" w:hanging="360"/>
+      </w:pPr>
+      <w:rPr>
+        <w:rFonts w:ascii="Wingdings" w:hAnsi="Wingdings" w:hint="default"/>
+        <w:sz w:val="20"/>
+      </w:rPr>
+    </w:lvl>
+    <w:lvl w:ilvl="7" w:tentative="1">
+      <w:start w:val="1"/>
+      <w:numFmt w:val="bullet"/>
+      <w:lvlText w:val=""/>
+      <w:lvlJc w:val="left"/>
+      <w:pPr>
+        <w:tabs>
+          <w:tab w:val="num" w:pos="5760"/>
+        </w:tabs>
+        <w:ind w:left="5760" w:hanging="360"/>
+      </w:pPr>
+      <w:rPr>
+        <w:rFonts w:ascii="Wingdings" w:hAnsi="Wingdings" w:hint="default"/>
+        <w:sz w:val="20"/>
+      </w:rPr>
+    </w:lvl>
+    <w:lvl w:ilvl="8" w:tentative="1">
+      <w:start w:val="1"/>
+      <w:numFmt w:val="bullet"/>
+      <w:lvlText w:val=""/>
+      <w:lvlJc w:val="left"/>
+      <w:pPr>
+        <w:tabs>
+          <w:tab w:val="num" w:pos="6480"/>
+        </w:tabs>
+        <w:ind w:left="6480" w:hanging="360"/>
+      </w:pPr>
+      <w:rPr>
+        <w:rFonts w:ascii="Wingdings" w:hAnsi="Wingdings" w:hint="default"/>
+        <w:sz w:val="20"/>
+      </w:rPr>
+    </w:lvl>
+  </w:abstractNum>
+  <w:abstractNum w:abstractNumId="14" w15:restartNumberingAfterBreak="0">
+    <w:nsid w:val="5E1D54E6"/>
     <w:multiLevelType w:val="hybridMultilevel"/>
-    <w:tmpl w:val="B87023D2"/>
-    <w:lvl w:ilvl="0" w:tplc="40090001">
+    <w:tmpl w:val="DA8A6700"/>
+    <w:lvl w:ilvl="0" w:tplc="1BD63E2E">
+      <w:start w:val="3"/>
+      <w:numFmt w:val="bullet"/>
+      <w:lvlText w:val="-"/>
+      <w:lvlJc w:val="left"/>
+      <w:pPr>
+        <w:ind w:left="6120" w:hanging="360"/>
+      </w:pPr>
+      <w:rPr>
+        <w:rFonts w:ascii="Aptos" w:eastAsiaTheme="minorHAnsi" w:hAnsi="Aptos" w:cstheme="minorBidi" w:hint="default"/>
+      </w:rPr>
+    </w:lvl>
+    <w:lvl w:ilvl="1" w:tplc="40090003" w:tentative="1">
+      <w:start w:val="1"/>
+      <w:numFmt w:val="bullet"/>
+      <w:lvlText w:val="o"/>
+      <w:lvlJc w:val="left"/>
+      <w:pPr>
+        <w:ind w:left="6840" w:hanging="360"/>
+      </w:pPr>
+      <w:rPr>
+        <w:rFonts w:ascii="Courier New" w:hAnsi="Courier New" w:cs="Courier New" w:hint="default"/>
+      </w:rPr>
+    </w:lvl>
+    <w:lvl w:ilvl="2" w:tplc="40090005" w:tentative="1">
+      <w:start w:val="1"/>
+      <w:numFmt w:val="bullet"/>
+      <w:lvlText w:val=""/>
+      <w:lvlJc w:val="left"/>
+      <w:pPr>
+        <w:ind w:left="7560" w:hanging="360"/>
+      </w:pPr>
+      <w:rPr>
+        <w:rFonts w:ascii="Wingdings" w:hAnsi="Wingdings" w:hint="default"/>
+      </w:rPr>
+    </w:lvl>
+    <w:lvl w:ilvl="3" w:tplc="40090001" w:tentative="1">
       <w:start w:val="1"/>
       <w:numFmt w:val="bullet"/>
       <w:lvlText w:val=""/>
       <w:lvlJc w:val="left"/>
       <w:pPr>
+        <w:ind w:left="8280" w:hanging="360"/>
+      </w:pPr>
+      <w:rPr>
+        <w:rFonts w:ascii="Symbol" w:hAnsi="Symbol" w:hint="default"/>
+      </w:rPr>
+    </w:lvl>
+    <w:lvl w:ilvl="4" w:tplc="40090003" w:tentative="1">
+      <w:start w:val="1"/>
+      <w:numFmt w:val="bullet"/>
+      <w:lvlText w:val="o"/>
+      <w:lvlJc w:val="left"/>
+      <w:pPr>
+        <w:ind w:left="9000" w:hanging="360"/>
+      </w:pPr>
+      <w:rPr>
+        <w:rFonts w:ascii="Courier New" w:hAnsi="Courier New" w:cs="Courier New" w:hint="default"/>
+      </w:rPr>
+    </w:lvl>
+    <w:lvl w:ilvl="5" w:tplc="40090005" w:tentative="1">
+      <w:start w:val="1"/>
+      <w:numFmt w:val="bullet"/>
+      <w:lvlText w:val=""/>
+      <w:lvlJc w:val="left"/>
+      <w:pPr>
+        <w:ind w:left="9720" w:hanging="360"/>
+      </w:pPr>
+      <w:rPr>
+        <w:rFonts w:ascii="Wingdings" w:hAnsi="Wingdings" w:hint="default"/>
+      </w:rPr>
+    </w:lvl>
+    <w:lvl w:ilvl="6" w:tplc="40090001" w:tentative="1">
+      <w:start w:val="1"/>
+      <w:numFmt w:val="bullet"/>
+      <w:lvlText w:val=""/>
+      <w:lvlJc w:val="left"/>
+      <w:pPr>
+        <w:ind w:left="10440" w:hanging="360"/>
+      </w:pPr>
+      <w:rPr>
+        <w:rFonts w:ascii="Symbol" w:hAnsi="Symbol" w:hint="default"/>
+      </w:rPr>
+    </w:lvl>
+    <w:lvl w:ilvl="7" w:tplc="40090003" w:tentative="1">
+      <w:start w:val="1"/>
+      <w:numFmt w:val="bullet"/>
+      <w:lvlText w:val="o"/>
+      <w:lvlJc w:val="left"/>
+      <w:pPr>
+        <w:ind w:left="11160" w:hanging="360"/>
+      </w:pPr>
+      <w:rPr>
+        <w:rFonts w:ascii="Courier New" w:hAnsi="Courier New" w:cs="Courier New" w:hint="default"/>
+      </w:rPr>
+    </w:lvl>
+    <w:lvl w:ilvl="8" w:tplc="40090005" w:tentative="1">
+      <w:start w:val="1"/>
+      <w:numFmt w:val="bullet"/>
+      <w:lvlText w:val=""/>
+      <w:lvlJc w:val="left"/>
+      <w:pPr>
+        <w:ind w:left="11880" w:hanging="360"/>
+      </w:pPr>
+      <w:rPr>
+        <w:rFonts w:ascii="Wingdings" w:hAnsi="Wingdings" w:hint="default"/>
+      </w:rPr>
+    </w:lvl>
+  </w:abstractNum>
+  <w:abstractNum w:abstractNumId="15" w15:restartNumberingAfterBreak="0">
+    <w:nsid w:val="6554021A"/>
+    <w:multiLevelType w:val="multilevel"/>
+    <w:tmpl w:val="9A1C8F68"/>
+    <w:lvl w:ilvl="0">
+      <w:start w:val="1"/>
+      <w:numFmt w:val="bullet"/>
+      <w:lvlText w:val=""/>
+      <w:lvlJc w:val="left"/>
+      <w:pPr>
+        <w:tabs>
+          <w:tab w:val="num" w:pos="720"/>
+        </w:tabs>
         <w:ind w:left="720" w:hanging="360"/>
       </w:pPr>
       <w:rPr>
         <w:rFonts w:ascii="Symbol" w:hAnsi="Symbol" w:hint="default"/>
-      </w:rPr>
-    </w:lvl>
-    <w:lvl w:ilvl="1" w:tplc="40090003" w:tentative="1">
+        <w:sz w:val="20"/>
+      </w:rPr>
+    </w:lvl>
+    <w:lvl w:ilvl="1" w:tentative="1">
       <w:start w:val="1"/>
       <w:numFmt w:val="bullet"/>
       <w:lvlText w:val="o"/>
       <w:lvlJc w:val="left"/>
       <w:pPr>
+        <w:tabs>
+          <w:tab w:val="num" w:pos="1440"/>
+        </w:tabs>
         <w:ind w:left="1440" w:hanging="360"/>
       </w:pPr>
       <w:rPr>
-        <w:rFonts w:ascii="Courier New" w:hAnsi="Courier New" w:cs="Courier New" w:hint="default"/>
-      </w:rPr>
-    </w:lvl>
-    <w:lvl w:ilvl="2" w:tplc="40090005" w:tentative="1">
-      <w:start w:val="1"/>
-      <w:numFmt w:val="bullet"/>
-      <w:lvlText w:val=""/>
-      <w:lvlJc w:val="left"/>
-      <w:pPr>
+        <w:rFonts w:ascii="Courier New" w:hAnsi="Courier New" w:hint="default"/>
+        <w:sz w:val="20"/>
+      </w:rPr>
+    </w:lvl>
+    <w:lvl w:ilvl="2" w:tentative="1">
+      <w:start w:val="1"/>
+      <w:numFmt w:val="bullet"/>
+      <w:lvlText w:val=""/>
+      <w:lvlJc w:val="left"/>
+      <w:pPr>
+        <w:tabs>
+          <w:tab w:val="num" w:pos="2160"/>
+        </w:tabs>
         <w:ind w:left="2160" w:hanging="360"/>
       </w:pPr>
       <w:rPr>
         <w:rFonts w:ascii="Wingdings" w:hAnsi="Wingdings" w:hint="default"/>
-      </w:rPr>
-    </w:lvl>
-    <w:lvl w:ilvl="3" w:tplc="40090001" w:tentative="1">
+        <w:sz w:val="20"/>
+      </w:rPr>
+    </w:lvl>
+    <w:lvl w:ilvl="3" w:tentative="1">
+      <w:start w:val="1"/>
+      <w:numFmt w:val="bullet"/>
+      <w:lvlText w:val=""/>
+      <w:lvlJc w:val="left"/>
+      <w:pPr>
+        <w:tabs>
+          <w:tab w:val="num" w:pos="2880"/>
+        </w:tabs>
+        <w:ind w:left="2880" w:hanging="360"/>
+      </w:pPr>
+      <w:rPr>
+        <w:rFonts w:ascii="Wingdings" w:hAnsi="Wingdings" w:hint="default"/>
+        <w:sz w:val="20"/>
+      </w:rPr>
+    </w:lvl>
+    <w:lvl w:ilvl="4" w:tentative="1">
+      <w:start w:val="1"/>
+      <w:numFmt w:val="bullet"/>
+      <w:lvlText w:val=""/>
+      <w:lvlJc w:val="left"/>
+      <w:pPr>
+        <w:tabs>
+          <w:tab w:val="num" w:pos="3600"/>
+        </w:tabs>
+        <w:ind w:left="3600" w:hanging="360"/>
+      </w:pPr>
+      <w:rPr>
+        <w:rFonts w:ascii="Wingdings" w:hAnsi="Wingdings" w:hint="default"/>
+        <w:sz w:val="20"/>
+      </w:rPr>
+    </w:lvl>
+    <w:lvl w:ilvl="5" w:tentative="1">
+      <w:start w:val="1"/>
+      <w:numFmt w:val="bullet"/>
+      <w:lvlText w:val=""/>
+      <w:lvlJc w:val="left"/>
+      <w:pPr>
+        <w:tabs>
+          <w:tab w:val="num" w:pos="4320"/>
+        </w:tabs>
+        <w:ind w:left="4320" w:hanging="360"/>
+      </w:pPr>
+      <w:rPr>
+        <w:rFonts w:ascii="Wingdings" w:hAnsi="Wingdings" w:hint="default"/>
+        <w:sz w:val="20"/>
+      </w:rPr>
+    </w:lvl>
+    <w:lvl w:ilvl="6" w:tentative="1">
+      <w:start w:val="1"/>
+      <w:numFmt w:val="bullet"/>
+      <w:lvlText w:val=""/>
+      <w:lvlJc w:val="left"/>
+      <w:pPr>
+        <w:tabs>
+          <w:tab w:val="num" w:pos="5040"/>
+        </w:tabs>
+        <w:ind w:left="5040" w:hanging="360"/>
+      </w:pPr>
+      <w:rPr>
+        <w:rFonts w:ascii="Wingdings" w:hAnsi="Wingdings" w:hint="default"/>
+        <w:sz w:val="20"/>
+      </w:rPr>
+    </w:lvl>
+    <w:lvl w:ilvl="7" w:tentative="1">
+      <w:start w:val="1"/>
+      <w:numFmt w:val="bullet"/>
+      <w:lvlText w:val=""/>
+      <w:lvlJc w:val="left"/>
+      <w:pPr>
+        <w:tabs>
+          <w:tab w:val="num" w:pos="5760"/>
+        </w:tabs>
+        <w:ind w:left="5760" w:hanging="360"/>
+      </w:pPr>
+      <w:rPr>
+        <w:rFonts w:ascii="Wingdings" w:hAnsi="Wingdings" w:hint="default"/>
+        <w:sz w:val="20"/>
+      </w:rPr>
+    </w:lvl>
+    <w:lvl w:ilvl="8" w:tentative="1">
+      <w:start w:val="1"/>
+      <w:numFmt w:val="bullet"/>
+      <w:lvlText w:val=""/>
+      <w:lvlJc w:val="left"/>
+      <w:pPr>
+        <w:tabs>
+          <w:tab w:val="num" w:pos="6480"/>
+        </w:tabs>
+        <w:ind w:left="6480" w:hanging="360"/>
+      </w:pPr>
+      <w:rPr>
+        <w:rFonts w:ascii="Wingdings" w:hAnsi="Wingdings" w:hint="default"/>
+        <w:sz w:val="20"/>
+      </w:rPr>
+    </w:lvl>
+  </w:abstractNum>
+  <w:abstractNum w:abstractNumId="16" w15:restartNumberingAfterBreak="0">
+    <w:nsid w:val="65DA291E"/>
+    <w:multiLevelType w:val="multilevel"/>
+    <w:tmpl w:val="325A21E4"/>
+    <w:lvl w:ilvl="0">
       <w:start w:val="1"/>
       <w:numFmt w:val="bullet"/>
       <w:lvlText w:val=""/>
       <w:lvlJc w:val="left"/>
       <w:pPr>
+        <w:tabs>
+          <w:tab w:val="num" w:pos="720"/>
+        </w:tabs>
+        <w:ind w:left="720" w:hanging="360"/>
+      </w:pPr>
+      <w:rPr>
+        <w:rFonts w:ascii="Symbol" w:hAnsi="Symbol" w:hint="default"/>
+        <w:sz w:val="20"/>
+      </w:rPr>
+    </w:lvl>
+    <w:lvl w:ilvl="1" w:tentative="1">
+      <w:start w:val="1"/>
+      <w:numFmt w:val="bullet"/>
+      <w:lvlText w:val="o"/>
+      <w:lvlJc w:val="left"/>
+      <w:pPr>
+        <w:tabs>
+          <w:tab w:val="num" w:pos="1440"/>
+        </w:tabs>
+        <w:ind w:left="1440" w:hanging="360"/>
+      </w:pPr>
+      <w:rPr>
+        <w:rFonts w:ascii="Courier New" w:hAnsi="Courier New" w:hint="default"/>
+        <w:sz w:val="20"/>
+      </w:rPr>
+    </w:lvl>
+    <w:lvl w:ilvl="2" w:tentative="1">
+      <w:start w:val="1"/>
+      <w:numFmt w:val="bullet"/>
+      <w:lvlText w:val=""/>
+      <w:lvlJc w:val="left"/>
+      <w:pPr>
+        <w:tabs>
+          <w:tab w:val="num" w:pos="2160"/>
+        </w:tabs>
+        <w:ind w:left="2160" w:hanging="360"/>
+      </w:pPr>
+      <w:rPr>
+        <w:rFonts w:ascii="Wingdings" w:hAnsi="Wingdings" w:hint="default"/>
+        <w:sz w:val="20"/>
+      </w:rPr>
+    </w:lvl>
+    <w:lvl w:ilvl="3" w:tentative="1">
+      <w:start w:val="1"/>
+      <w:numFmt w:val="bullet"/>
+      <w:lvlText w:val=""/>
+      <w:lvlJc w:val="left"/>
+      <w:pPr>
+        <w:tabs>
+          <w:tab w:val="num" w:pos="2880"/>
+        </w:tabs>
         <w:ind w:left="2880" w:hanging="360"/>
       </w:pPr>
       <w:rPr>
+        <w:rFonts w:ascii="Wingdings" w:hAnsi="Wingdings" w:hint="default"/>
+        <w:sz w:val="20"/>
+      </w:rPr>
+    </w:lvl>
+    <w:lvl w:ilvl="4" w:tentative="1">
+      <w:start w:val="1"/>
+      <w:numFmt w:val="bullet"/>
+      <w:lvlText w:val=""/>
+      <w:lvlJc w:val="left"/>
+      <w:pPr>
+        <w:tabs>
+          <w:tab w:val="num" w:pos="3600"/>
+        </w:tabs>
+        <w:ind w:left="3600" w:hanging="360"/>
+      </w:pPr>
+      <w:rPr>
+        <w:rFonts w:ascii="Wingdings" w:hAnsi="Wingdings" w:hint="default"/>
+        <w:sz w:val="20"/>
+      </w:rPr>
+    </w:lvl>
+    <w:lvl w:ilvl="5" w:tentative="1">
+      <w:start w:val="1"/>
+      <w:numFmt w:val="bullet"/>
+      <w:lvlText w:val=""/>
+      <w:lvlJc w:val="left"/>
+      <w:pPr>
+        <w:tabs>
+          <w:tab w:val="num" w:pos="4320"/>
+        </w:tabs>
+        <w:ind w:left="4320" w:hanging="360"/>
+      </w:pPr>
+      <w:rPr>
+        <w:rFonts w:ascii="Wingdings" w:hAnsi="Wingdings" w:hint="default"/>
+        <w:sz w:val="20"/>
+      </w:rPr>
+    </w:lvl>
+    <w:lvl w:ilvl="6" w:tentative="1">
+      <w:start w:val="1"/>
+      <w:numFmt w:val="bullet"/>
+      <w:lvlText w:val=""/>
+      <w:lvlJc w:val="left"/>
+      <w:pPr>
+        <w:tabs>
+          <w:tab w:val="num" w:pos="5040"/>
+        </w:tabs>
+        <w:ind w:left="5040" w:hanging="360"/>
+      </w:pPr>
+      <w:rPr>
+        <w:rFonts w:ascii="Wingdings" w:hAnsi="Wingdings" w:hint="default"/>
+        <w:sz w:val="20"/>
+      </w:rPr>
+    </w:lvl>
+    <w:lvl w:ilvl="7" w:tentative="1">
+      <w:start w:val="1"/>
+      <w:numFmt w:val="bullet"/>
+      <w:lvlText w:val=""/>
+      <w:lvlJc w:val="left"/>
+      <w:pPr>
+        <w:tabs>
+          <w:tab w:val="num" w:pos="5760"/>
+        </w:tabs>
+        <w:ind w:left="5760" w:hanging="360"/>
+      </w:pPr>
+      <w:rPr>
+        <w:rFonts w:ascii="Wingdings" w:hAnsi="Wingdings" w:hint="default"/>
+        <w:sz w:val="20"/>
+      </w:rPr>
+    </w:lvl>
+    <w:lvl w:ilvl="8" w:tentative="1">
+      <w:start w:val="1"/>
+      <w:numFmt w:val="bullet"/>
+      <w:lvlText w:val=""/>
+      <w:lvlJc w:val="left"/>
+      <w:pPr>
+        <w:tabs>
+          <w:tab w:val="num" w:pos="6480"/>
+        </w:tabs>
+        <w:ind w:left="6480" w:hanging="360"/>
+      </w:pPr>
+      <w:rPr>
+        <w:rFonts w:ascii="Wingdings" w:hAnsi="Wingdings" w:hint="default"/>
+        <w:sz w:val="20"/>
+      </w:rPr>
+    </w:lvl>
+  </w:abstractNum>
+  <w:abstractNum w:abstractNumId="17" w15:restartNumberingAfterBreak="0">
+    <w:nsid w:val="6D3E3933"/>
+    <w:multiLevelType w:val="multilevel"/>
+    <w:tmpl w:val="43882F22"/>
+    <w:lvl w:ilvl="0">
+      <w:start w:val="1"/>
+      <w:numFmt w:val="bullet"/>
+      <w:lvlText w:val=""/>
+      <w:lvlJc w:val="left"/>
+      <w:pPr>
+        <w:tabs>
+          <w:tab w:val="num" w:pos="720"/>
+        </w:tabs>
+        <w:ind w:left="720" w:hanging="360"/>
+      </w:pPr>
+      <w:rPr>
         <w:rFonts w:ascii="Symbol" w:hAnsi="Symbol" w:hint="default"/>
-      </w:rPr>
-    </w:lvl>
-    <w:lvl w:ilvl="4" w:tplc="40090003" w:tentative="1">
+        <w:sz w:val="20"/>
+      </w:rPr>
+    </w:lvl>
+    <w:lvl w:ilvl="1" w:tentative="1">
       <w:start w:val="1"/>
       <w:numFmt w:val="bullet"/>
       <w:lvlText w:val="o"/>
       <w:lvlJc w:val="left"/>
       <w:pPr>
+        <w:tabs>
+          <w:tab w:val="num" w:pos="1440"/>
+        </w:tabs>
+        <w:ind w:left="1440" w:hanging="360"/>
+      </w:pPr>
+      <w:rPr>
+        <w:rFonts w:ascii="Courier New" w:hAnsi="Courier New" w:hint="default"/>
+        <w:sz w:val="20"/>
+      </w:rPr>
+    </w:lvl>
+    <w:lvl w:ilvl="2" w:tentative="1">
+      <w:start w:val="1"/>
+      <w:numFmt w:val="bullet"/>
+      <w:lvlText w:val=""/>
+      <w:lvlJc w:val="left"/>
+      <w:pPr>
+        <w:tabs>
+          <w:tab w:val="num" w:pos="2160"/>
+        </w:tabs>
+        <w:ind w:left="2160" w:hanging="360"/>
+      </w:pPr>
+      <w:rPr>
+        <w:rFonts w:ascii="Wingdings" w:hAnsi="Wingdings" w:hint="default"/>
+        <w:sz w:val="20"/>
+      </w:rPr>
+    </w:lvl>
+    <w:lvl w:ilvl="3" w:tentative="1">
+      <w:start w:val="1"/>
+      <w:numFmt w:val="bullet"/>
+      <w:lvlText w:val=""/>
+      <w:lvlJc w:val="left"/>
+      <w:pPr>
+        <w:tabs>
+          <w:tab w:val="num" w:pos="2880"/>
+        </w:tabs>
+        <w:ind w:left="2880" w:hanging="360"/>
+      </w:pPr>
+      <w:rPr>
+        <w:rFonts w:ascii="Wingdings" w:hAnsi="Wingdings" w:hint="default"/>
+        <w:sz w:val="20"/>
+      </w:rPr>
+    </w:lvl>
+    <w:lvl w:ilvl="4" w:tentative="1">
+      <w:start w:val="1"/>
+      <w:numFmt w:val="bullet"/>
+      <w:lvlText w:val=""/>
+      <w:lvlJc w:val="left"/>
+      <w:pPr>
+        <w:tabs>
+          <w:tab w:val="num" w:pos="3600"/>
+        </w:tabs>
         <w:ind w:left="3600" w:hanging="360"/>
       </w:pPr>
       <w:rPr>
-        <w:rFonts w:ascii="Courier New" w:hAnsi="Courier New" w:cs="Courier New" w:hint="default"/>
-      </w:rPr>
-    </w:lvl>
-    <w:lvl w:ilvl="5" w:tplc="40090005" w:tentative="1">
-      <w:start w:val="1"/>
-      <w:numFmt w:val="bullet"/>
-      <w:lvlText w:val=""/>
-      <w:lvlJc w:val="left"/>
-      <w:pPr>
+        <w:rFonts w:ascii="Wingdings" w:hAnsi="Wingdings" w:hint="default"/>
+        <w:sz w:val="20"/>
+      </w:rPr>
+    </w:lvl>
+    <w:lvl w:ilvl="5" w:tentative="1">
+      <w:start w:val="1"/>
+      <w:numFmt w:val="bullet"/>
+      <w:lvlText w:val=""/>
+      <w:lvlJc w:val="left"/>
+      <w:pPr>
+        <w:tabs>
+          <w:tab w:val="num" w:pos="4320"/>
+        </w:tabs>
         <w:ind w:left="4320" w:hanging="360"/>
       </w:pPr>
       <w:rPr>
         <w:rFonts w:ascii="Wingdings" w:hAnsi="Wingdings" w:hint="default"/>
-      </w:rPr>
-    </w:lvl>
-    <w:lvl w:ilvl="6" w:tplc="40090001" w:tentative="1">
+        <w:sz w:val="20"/>
+      </w:rPr>
+    </w:lvl>
+    <w:lvl w:ilvl="6" w:tentative="1">
+      <w:start w:val="1"/>
+      <w:numFmt w:val="bullet"/>
+      <w:lvlText w:val=""/>
+      <w:lvlJc w:val="left"/>
+      <w:pPr>
+        <w:tabs>
+          <w:tab w:val="num" w:pos="5040"/>
+        </w:tabs>
+        <w:ind w:left="5040" w:hanging="360"/>
+      </w:pPr>
+      <w:rPr>
+        <w:rFonts w:ascii="Wingdings" w:hAnsi="Wingdings" w:hint="default"/>
+        <w:sz w:val="20"/>
+      </w:rPr>
+    </w:lvl>
+    <w:lvl w:ilvl="7" w:tentative="1">
+      <w:start w:val="1"/>
+      <w:numFmt w:val="bullet"/>
+      <w:lvlText w:val=""/>
+      <w:lvlJc w:val="left"/>
+      <w:pPr>
+        <w:tabs>
+          <w:tab w:val="num" w:pos="5760"/>
+        </w:tabs>
+        <w:ind w:left="5760" w:hanging="360"/>
+      </w:pPr>
+      <w:rPr>
+        <w:rFonts w:ascii="Wingdings" w:hAnsi="Wingdings" w:hint="default"/>
+        <w:sz w:val="20"/>
+      </w:rPr>
+    </w:lvl>
+    <w:lvl w:ilvl="8" w:tentative="1">
+      <w:start w:val="1"/>
+      <w:numFmt w:val="bullet"/>
+      <w:lvlText w:val=""/>
+      <w:lvlJc w:val="left"/>
+      <w:pPr>
+        <w:tabs>
+          <w:tab w:val="num" w:pos="6480"/>
+        </w:tabs>
+        <w:ind w:left="6480" w:hanging="360"/>
+      </w:pPr>
+      <w:rPr>
+        <w:rFonts w:ascii="Wingdings" w:hAnsi="Wingdings" w:hint="default"/>
+        <w:sz w:val="20"/>
+      </w:rPr>
+    </w:lvl>
+  </w:abstractNum>
+  <w:abstractNum w:abstractNumId="18" w15:restartNumberingAfterBreak="0">
+    <w:nsid w:val="75BA2452"/>
+    <w:multiLevelType w:val="multilevel"/>
+    <w:tmpl w:val="4022B134"/>
+    <w:lvl w:ilvl="0">
       <w:start w:val="1"/>
       <w:numFmt w:val="bullet"/>
       <w:lvlText w:val=""/>
       <w:lvlJc w:val="left"/>
       <w:pPr>
+        <w:tabs>
+          <w:tab w:val="num" w:pos="720"/>
+        </w:tabs>
+        <w:ind w:left="720" w:hanging="360"/>
+      </w:pPr>
+      <w:rPr>
+        <w:rFonts w:ascii="Symbol" w:hAnsi="Symbol" w:hint="default"/>
+        <w:sz w:val="20"/>
+      </w:rPr>
+    </w:lvl>
+    <w:lvl w:ilvl="1" w:tentative="1">
+      <w:start w:val="1"/>
+      <w:numFmt w:val="bullet"/>
+      <w:lvlText w:val="o"/>
+      <w:lvlJc w:val="left"/>
+      <w:pPr>
+        <w:tabs>
+          <w:tab w:val="num" w:pos="1440"/>
+        </w:tabs>
+        <w:ind w:left="1440" w:hanging="360"/>
+      </w:pPr>
+      <w:rPr>
+        <w:rFonts w:ascii="Courier New" w:hAnsi="Courier New" w:hint="default"/>
+        <w:sz w:val="20"/>
+      </w:rPr>
+    </w:lvl>
+    <w:lvl w:ilvl="2" w:tentative="1">
+      <w:start w:val="1"/>
+      <w:numFmt w:val="bullet"/>
+      <w:lvlText w:val=""/>
+      <w:lvlJc w:val="left"/>
+      <w:pPr>
+        <w:tabs>
+          <w:tab w:val="num" w:pos="2160"/>
+        </w:tabs>
+        <w:ind w:left="2160" w:hanging="360"/>
+      </w:pPr>
+      <w:rPr>
+        <w:rFonts w:ascii="Wingdings" w:hAnsi="Wingdings" w:hint="default"/>
+        <w:sz w:val="20"/>
+      </w:rPr>
+    </w:lvl>
+    <w:lvl w:ilvl="3" w:tentative="1">
+      <w:start w:val="1"/>
+      <w:numFmt w:val="bullet"/>
+      <w:lvlText w:val=""/>
+      <w:lvlJc w:val="left"/>
+      <w:pPr>
+        <w:tabs>
+          <w:tab w:val="num" w:pos="2880"/>
+        </w:tabs>
+        <w:ind w:left="2880" w:hanging="360"/>
+      </w:pPr>
+      <w:rPr>
+        <w:rFonts w:ascii="Wingdings" w:hAnsi="Wingdings" w:hint="default"/>
+        <w:sz w:val="20"/>
+      </w:rPr>
+    </w:lvl>
+    <w:lvl w:ilvl="4" w:tentative="1">
+      <w:start w:val="1"/>
+      <w:numFmt w:val="bullet"/>
+      <w:lvlText w:val=""/>
+      <w:lvlJc w:val="left"/>
+      <w:pPr>
+        <w:tabs>
+          <w:tab w:val="num" w:pos="3600"/>
+        </w:tabs>
+        <w:ind w:left="3600" w:hanging="360"/>
+      </w:pPr>
+      <w:rPr>
+        <w:rFonts w:ascii="Wingdings" w:hAnsi="Wingdings" w:hint="default"/>
+        <w:sz w:val="20"/>
+      </w:rPr>
+    </w:lvl>
+    <w:lvl w:ilvl="5" w:tentative="1">
+      <w:start w:val="1"/>
+      <w:numFmt w:val="bullet"/>
+      <w:lvlText w:val=""/>
+      <w:lvlJc w:val="left"/>
+      <w:pPr>
+        <w:tabs>
+          <w:tab w:val="num" w:pos="4320"/>
+        </w:tabs>
+        <w:ind w:left="4320" w:hanging="360"/>
+      </w:pPr>
+      <w:rPr>
+        <w:rFonts w:ascii="Wingdings" w:hAnsi="Wingdings" w:hint="default"/>
+        <w:sz w:val="20"/>
+      </w:rPr>
+    </w:lvl>
+    <w:lvl w:ilvl="6" w:tentative="1">
+      <w:start w:val="1"/>
+      <w:numFmt w:val="bullet"/>
+      <w:lvlText w:val=""/>
+      <w:lvlJc w:val="left"/>
+      <w:pPr>
+        <w:tabs>
+          <w:tab w:val="num" w:pos="5040"/>
+        </w:tabs>
         <w:ind w:left="5040" w:hanging="360"/>
       </w:pPr>
       <w:rPr>
+        <w:rFonts w:ascii="Wingdings" w:hAnsi="Wingdings" w:hint="default"/>
+        <w:sz w:val="20"/>
+      </w:rPr>
+    </w:lvl>
+    <w:lvl w:ilvl="7" w:tentative="1">
+      <w:start w:val="1"/>
+      <w:numFmt w:val="bullet"/>
+      <w:lvlText w:val=""/>
+      <w:lvlJc w:val="left"/>
+      <w:pPr>
+        <w:tabs>
+          <w:tab w:val="num" w:pos="5760"/>
+        </w:tabs>
+        <w:ind w:left="5760" w:hanging="360"/>
+      </w:pPr>
+      <w:rPr>
+        <w:rFonts w:ascii="Wingdings" w:hAnsi="Wingdings" w:hint="default"/>
+        <w:sz w:val="20"/>
+      </w:rPr>
+    </w:lvl>
+    <w:lvl w:ilvl="8" w:tentative="1">
+      <w:start w:val="1"/>
+      <w:numFmt w:val="bullet"/>
+      <w:lvlText w:val=""/>
+      <w:lvlJc w:val="left"/>
+      <w:pPr>
+        <w:tabs>
+          <w:tab w:val="num" w:pos="6480"/>
+        </w:tabs>
+        <w:ind w:left="6480" w:hanging="360"/>
+      </w:pPr>
+      <w:rPr>
+        <w:rFonts w:ascii="Wingdings" w:hAnsi="Wingdings" w:hint="default"/>
+        <w:sz w:val="20"/>
+      </w:rPr>
+    </w:lvl>
+  </w:abstractNum>
+  <w:abstractNum w:abstractNumId="19" w15:restartNumberingAfterBreak="0">
+    <w:nsid w:val="78534928"/>
+    <w:multiLevelType w:val="multilevel"/>
+    <w:tmpl w:val="9D1CAF60"/>
+    <w:lvl w:ilvl="0">
+      <w:start w:val="1"/>
+      <w:numFmt w:val="bullet"/>
+      <w:lvlText w:val=""/>
+      <w:lvlJc w:val="left"/>
+      <w:pPr>
+        <w:tabs>
+          <w:tab w:val="num" w:pos="720"/>
+        </w:tabs>
+        <w:ind w:left="720" w:hanging="360"/>
+      </w:pPr>
+      <w:rPr>
         <w:rFonts w:ascii="Symbol" w:hAnsi="Symbol" w:hint="default"/>
-      </w:rPr>
-    </w:lvl>
-    <w:lvl w:ilvl="7" w:tplc="40090003" w:tentative="1">
+        <w:sz w:val="20"/>
+      </w:rPr>
+    </w:lvl>
+    <w:lvl w:ilvl="1" w:tentative="1">
       <w:start w:val="1"/>
       <w:numFmt w:val="bullet"/>
       <w:lvlText w:val="o"/>
       <w:lvlJc w:val="left"/>
       <w:pPr>
+        <w:tabs>
+          <w:tab w:val="num" w:pos="1440"/>
+        </w:tabs>
+        <w:ind w:left="1440" w:hanging="360"/>
+      </w:pPr>
+      <w:rPr>
+        <w:rFonts w:ascii="Courier New" w:hAnsi="Courier New" w:hint="default"/>
+        <w:sz w:val="20"/>
+      </w:rPr>
+    </w:lvl>
+    <w:lvl w:ilvl="2" w:tentative="1">
+      <w:start w:val="1"/>
+      <w:numFmt w:val="bullet"/>
+      <w:lvlText w:val=""/>
+      <w:lvlJc w:val="left"/>
+      <w:pPr>
+        <w:tabs>
+          <w:tab w:val="num" w:pos="2160"/>
+        </w:tabs>
+        <w:ind w:left="2160" w:hanging="360"/>
+      </w:pPr>
+      <w:rPr>
+        <w:rFonts w:ascii="Wingdings" w:hAnsi="Wingdings" w:hint="default"/>
+        <w:sz w:val="20"/>
+      </w:rPr>
+    </w:lvl>
+    <w:lvl w:ilvl="3" w:tentative="1">
+      <w:start w:val="1"/>
+      <w:numFmt w:val="bullet"/>
+      <w:lvlText w:val=""/>
+      <w:lvlJc w:val="left"/>
+      <w:pPr>
+        <w:tabs>
+          <w:tab w:val="num" w:pos="2880"/>
+        </w:tabs>
+        <w:ind w:left="2880" w:hanging="360"/>
+      </w:pPr>
+      <w:rPr>
+        <w:rFonts w:ascii="Wingdings" w:hAnsi="Wingdings" w:hint="default"/>
+        <w:sz w:val="20"/>
+      </w:rPr>
+    </w:lvl>
+    <w:lvl w:ilvl="4" w:tentative="1">
+      <w:start w:val="1"/>
+      <w:numFmt w:val="bullet"/>
+      <w:lvlText w:val=""/>
+      <w:lvlJc w:val="left"/>
+      <w:pPr>
+        <w:tabs>
+          <w:tab w:val="num" w:pos="3600"/>
+        </w:tabs>
+        <w:ind w:left="3600" w:hanging="360"/>
+      </w:pPr>
+      <w:rPr>
+        <w:rFonts w:ascii="Wingdings" w:hAnsi="Wingdings" w:hint="default"/>
+        <w:sz w:val="20"/>
+      </w:rPr>
+    </w:lvl>
+    <w:lvl w:ilvl="5" w:tentative="1">
+      <w:start w:val="1"/>
+      <w:numFmt w:val="bullet"/>
+      <w:lvlText w:val=""/>
+      <w:lvlJc w:val="left"/>
+      <w:pPr>
+        <w:tabs>
+          <w:tab w:val="num" w:pos="4320"/>
+        </w:tabs>
+        <w:ind w:left="4320" w:hanging="360"/>
+      </w:pPr>
+      <w:rPr>
+        <w:rFonts w:ascii="Wingdings" w:hAnsi="Wingdings" w:hint="default"/>
+        <w:sz w:val="20"/>
+      </w:rPr>
+    </w:lvl>
+    <w:lvl w:ilvl="6" w:tentative="1">
+      <w:start w:val="1"/>
+      <w:numFmt w:val="bullet"/>
+      <w:lvlText w:val=""/>
+      <w:lvlJc w:val="left"/>
+      <w:pPr>
+        <w:tabs>
+          <w:tab w:val="num" w:pos="5040"/>
+        </w:tabs>
+        <w:ind w:left="5040" w:hanging="360"/>
+      </w:pPr>
+      <w:rPr>
+        <w:rFonts w:ascii="Wingdings" w:hAnsi="Wingdings" w:hint="default"/>
+        <w:sz w:val="20"/>
+      </w:rPr>
+    </w:lvl>
+    <w:lvl w:ilvl="7" w:tentative="1">
+      <w:start w:val="1"/>
+      <w:numFmt w:val="bullet"/>
+      <w:lvlText w:val=""/>
+      <w:lvlJc w:val="left"/>
+      <w:pPr>
+        <w:tabs>
+          <w:tab w:val="num" w:pos="5760"/>
+        </w:tabs>
         <w:ind w:left="5760" w:hanging="360"/>
       </w:pPr>
       <w:rPr>
-        <w:rFonts w:ascii="Courier New" w:hAnsi="Courier New" w:cs="Courier New" w:hint="default"/>
-      </w:rPr>
-    </w:lvl>
-    <w:lvl w:ilvl="8" w:tplc="40090005" w:tentative="1">
-      <w:start w:val="1"/>
-      <w:numFmt w:val="bullet"/>
-      <w:lvlText w:val=""/>
-      <w:lvlJc w:val="left"/>
-      <w:pPr>
+        <w:rFonts w:ascii="Wingdings" w:hAnsi="Wingdings" w:hint="default"/>
+        <w:sz w:val="20"/>
+      </w:rPr>
+    </w:lvl>
+    <w:lvl w:ilvl="8" w:tentative="1">
+      <w:start w:val="1"/>
+      <w:numFmt w:val="bullet"/>
+      <w:lvlText w:val=""/>
+      <w:lvlJc w:val="left"/>
+      <w:pPr>
+        <w:tabs>
+          <w:tab w:val="num" w:pos="6480"/>
+        </w:tabs>
         <w:ind w:left="6480" w:hanging="360"/>
       </w:pPr>
       <w:rPr>
         <w:rFonts w:ascii="Wingdings" w:hAnsi="Wingdings" w:hint="default"/>
+        <w:sz w:val="20"/>
       </w:rPr>
     </w:lvl>
   </w:abstractNum>
-  <w:num w:numId="1" w16cid:durableId="1620262683">
+  <w:num w:numId="1" w16cid:durableId="1705792014">
+    <w:abstractNumId w:val="6"/>
+  </w:num>
+  <w:num w:numId="2" w16cid:durableId="427121253">
+    <w:abstractNumId w:val="7"/>
+  </w:num>
+  <w:num w:numId="3" w16cid:durableId="2139057374">
+    <w:abstractNumId w:val="3"/>
+  </w:num>
+  <w:num w:numId="4" w16cid:durableId="739057154">
+    <w:abstractNumId w:val="10"/>
+  </w:num>
+  <w:num w:numId="5" w16cid:durableId="719086501">
+    <w:abstractNumId w:val="13"/>
+  </w:num>
+  <w:num w:numId="6" w16cid:durableId="1039665493">
+    <w:abstractNumId w:val="17"/>
+  </w:num>
+  <w:num w:numId="7" w16cid:durableId="406416706">
+    <w:abstractNumId w:val="4"/>
+  </w:num>
+  <w:num w:numId="8" w16cid:durableId="1827235276">
+    <w:abstractNumId w:val="9"/>
+  </w:num>
+  <w:num w:numId="9" w16cid:durableId="1703703288">
     <w:abstractNumId w:val="0"/>
   </w:num>
-  <w:num w:numId="2" w16cid:durableId="1103693165">
+  <w:num w:numId="10" w16cid:durableId="1707100398">
+    <w:abstractNumId w:val="18"/>
+  </w:num>
+  <w:num w:numId="11" w16cid:durableId="1563061808">
     <w:abstractNumId w:val="1"/>
+  </w:num>
+  <w:num w:numId="12" w16cid:durableId="1174684671">
+    <w:abstractNumId w:val="16"/>
+  </w:num>
+  <w:num w:numId="13" w16cid:durableId="1540892035">
+    <w:abstractNumId w:val="8"/>
+  </w:num>
+  <w:num w:numId="14" w16cid:durableId="444620178">
+    <w:abstractNumId w:val="11"/>
+  </w:num>
+  <w:num w:numId="15" w16cid:durableId="1184440669">
+    <w:abstractNumId w:val="19"/>
+  </w:num>
+  <w:num w:numId="16" w16cid:durableId="712197326">
+    <w:abstractNumId w:val="5"/>
+  </w:num>
+  <w:num w:numId="17" w16cid:durableId="1969819450">
+    <w:abstractNumId w:val="12"/>
+  </w:num>
+  <w:num w:numId="18" w16cid:durableId="234900835">
+    <w:abstractNumId w:val="15"/>
+  </w:num>
+  <w:num w:numId="19" w16cid:durableId="1184905329">
+    <w:abstractNumId w:val="2"/>
+  </w:num>
+  <w:num w:numId="20" w16cid:durableId="2004508928">
+    <w:abstractNumId w:val="14"/>
   </w:num>
 </w:numbering>
 </file>
@@ -1265,7 +4783,7 @@
     <w:link w:val="Heading1Char"/>
     <w:uiPriority w:val="9"/>
     <w:qFormat/>
-    <w:rsid w:val="00B01890"/>
+    <w:rsid w:val="00605F95"/>
     <w:pPr>
       <w:keepNext/>
       <w:keepLines/>
@@ -1288,7 +4806,7 @@
     <w:semiHidden/>
     <w:unhideWhenUsed/>
     <w:qFormat/>
-    <w:rsid w:val="00B01890"/>
+    <w:rsid w:val="00605F95"/>
     <w:pPr>
       <w:keepNext/>
       <w:keepLines/>
@@ -1311,7 +4829,7 @@
     <w:semiHidden/>
     <w:unhideWhenUsed/>
     <w:qFormat/>
-    <w:rsid w:val="00B01890"/>
+    <w:rsid w:val="00605F95"/>
     <w:pPr>
       <w:keepNext/>
       <w:keepLines/>
@@ -1334,7 +4852,7 @@
     <w:semiHidden/>
     <w:unhideWhenUsed/>
     <w:qFormat/>
-    <w:rsid w:val="00B01890"/>
+    <w:rsid w:val="00605F95"/>
     <w:pPr>
       <w:keepNext/>
       <w:keepLines/>
@@ -1357,7 +4875,7 @@
     <w:semiHidden/>
     <w:unhideWhenUsed/>
     <w:qFormat/>
-    <w:rsid w:val="00B01890"/>
+    <w:rsid w:val="00605F95"/>
     <w:pPr>
       <w:keepNext/>
       <w:keepLines/>
@@ -1378,7 +4896,7 @@
     <w:semiHidden/>
     <w:unhideWhenUsed/>
     <w:qFormat/>
-    <w:rsid w:val="00B01890"/>
+    <w:rsid w:val="00605F95"/>
     <w:pPr>
       <w:keepNext/>
       <w:keepLines/>
@@ -1401,7 +4919,7 @@
     <w:semiHidden/>
     <w:unhideWhenUsed/>
     <w:qFormat/>
-    <w:rsid w:val="00B01890"/>
+    <w:rsid w:val="00605F95"/>
     <w:pPr>
       <w:keepNext/>
       <w:keepLines/>
@@ -1422,7 +4940,7 @@
     <w:semiHidden/>
     <w:unhideWhenUsed/>
     <w:qFormat/>
-    <w:rsid w:val="00B01890"/>
+    <w:rsid w:val="00605F95"/>
     <w:pPr>
       <w:keepNext/>
       <w:keepLines/>
@@ -1445,7 +4963,7 @@
     <w:semiHidden/>
     <w:unhideWhenUsed/>
     <w:qFormat/>
-    <w:rsid w:val="00B01890"/>
+    <w:rsid w:val="00605F95"/>
     <w:pPr>
       <w:keepNext/>
       <w:keepLines/>
@@ -1460,7 +4978,6 @@
   <w:style w:type="character" w:default="1" w:styleId="DefaultParagraphFont">
     <w:name w:val="Default Paragraph Font"/>
     <w:uiPriority w:val="1"/>
-    <w:semiHidden/>
     <w:unhideWhenUsed/>
   </w:style>
   <w:style w:type="table" w:default="1" w:styleId="TableNormal">
@@ -1489,7 +5006,7 @@
     <w:basedOn w:val="DefaultParagraphFont"/>
     <w:link w:val="Heading1"/>
     <w:uiPriority w:val="9"/>
-    <w:rsid w:val="00B01890"/>
+    <w:rsid w:val="00605F95"/>
     <w:rPr>
       <w:rFonts w:asciiTheme="majorHAnsi" w:eastAsiaTheme="majorEastAsia" w:hAnsiTheme="majorHAnsi" w:cstheme="majorBidi"/>
       <w:color w:val="0F4761" w:themeColor="accent1" w:themeShade="BF"/>
@@ -1503,7 +5020,7 @@
     <w:link w:val="Heading2"/>
     <w:uiPriority w:val="9"/>
     <w:semiHidden/>
-    <w:rsid w:val="00B01890"/>
+    <w:rsid w:val="00605F95"/>
     <w:rPr>
       <w:rFonts w:asciiTheme="majorHAnsi" w:eastAsiaTheme="majorEastAsia" w:hAnsiTheme="majorHAnsi" w:cstheme="majorBidi"/>
       <w:color w:val="0F4761" w:themeColor="accent1" w:themeShade="BF"/>
@@ -1517,7 +5034,7 @@
     <w:link w:val="Heading3"/>
     <w:uiPriority w:val="9"/>
     <w:semiHidden/>
-    <w:rsid w:val="00B01890"/>
+    <w:rsid w:val="00605F95"/>
     <w:rPr>
       <w:rFonts w:eastAsiaTheme="majorEastAsia" w:cstheme="majorBidi"/>
       <w:color w:val="0F4761" w:themeColor="accent1" w:themeShade="BF"/>
@@ -1531,7 +5048,7 @@
     <w:link w:val="Heading4"/>
     <w:uiPriority w:val="9"/>
     <w:semiHidden/>
-    <w:rsid w:val="00B01890"/>
+    <w:rsid w:val="00605F95"/>
     <w:rPr>
       <w:rFonts w:eastAsiaTheme="majorEastAsia" w:cstheme="majorBidi"/>
       <w:i/>
@@ -1545,7 +5062,7 @@
     <w:link w:val="Heading5"/>
     <w:uiPriority w:val="9"/>
     <w:semiHidden/>
-    <w:rsid w:val="00B01890"/>
+    <w:rsid w:val="00605F95"/>
     <w:rPr>
       <w:rFonts w:eastAsiaTheme="majorEastAsia" w:cstheme="majorBidi"/>
       <w:color w:val="0F4761" w:themeColor="accent1" w:themeShade="BF"/>
@@ -1557,7 +5074,7 @@
     <w:link w:val="Heading6"/>
     <w:uiPriority w:val="9"/>
     <w:semiHidden/>
-    <w:rsid w:val="00B01890"/>
+    <w:rsid w:val="00605F95"/>
     <w:rPr>
       <w:rFonts w:eastAsiaTheme="majorEastAsia" w:cstheme="majorBidi"/>
       <w:i/>
@@ -1571,7 +5088,7 @@
     <w:link w:val="Heading7"/>
     <w:uiPriority w:val="9"/>
     <w:semiHidden/>
-    <w:rsid w:val="00B01890"/>
+    <w:rsid w:val="00605F95"/>
     <w:rPr>
       <w:rFonts w:eastAsiaTheme="majorEastAsia" w:cstheme="majorBidi"/>
       <w:color w:val="595959" w:themeColor="text1" w:themeTint="A6"/>
@@ -1583,7 +5100,7 @@
     <w:link w:val="Heading8"/>
     <w:uiPriority w:val="9"/>
     <w:semiHidden/>
-    <w:rsid w:val="00B01890"/>
+    <w:rsid w:val="00605F95"/>
     <w:rPr>
       <w:rFonts w:eastAsiaTheme="majorEastAsia" w:cstheme="majorBidi"/>
       <w:i/>
@@ -1597,7 +5114,7 @@
     <w:link w:val="Heading9"/>
     <w:uiPriority w:val="9"/>
     <w:semiHidden/>
-    <w:rsid w:val="00B01890"/>
+    <w:rsid w:val="00605F95"/>
     <w:rPr>
       <w:rFonts w:eastAsiaTheme="majorEastAsia" w:cstheme="majorBidi"/>
       <w:color w:val="272727" w:themeColor="text1" w:themeTint="D8"/>
@@ -1610,7 +5127,7 @@
     <w:link w:val="TitleChar"/>
     <w:uiPriority w:val="10"/>
     <w:qFormat/>
-    <w:rsid w:val="00B01890"/>
+    <w:rsid w:val="00605F95"/>
     <w:pPr>
       <w:spacing w:after="80" w:line="240" w:lineRule="auto"/>
       <w:contextualSpacing/>
@@ -1628,7 +5145,7 @@
     <w:basedOn w:val="DefaultParagraphFont"/>
     <w:link w:val="Title"/>
     <w:uiPriority w:val="10"/>
-    <w:rsid w:val="00B01890"/>
+    <w:rsid w:val="00605F95"/>
     <w:rPr>
       <w:rFonts w:asciiTheme="majorHAnsi" w:eastAsiaTheme="majorEastAsia" w:hAnsiTheme="majorHAnsi" w:cstheme="majorBidi"/>
       <w:spacing w:val="-10"/>
@@ -1644,7 +5161,7 @@
     <w:link w:val="SubtitleChar"/>
     <w:uiPriority w:val="11"/>
     <w:qFormat/>
-    <w:rsid w:val="00B01890"/>
+    <w:rsid w:val="00605F95"/>
     <w:pPr>
       <w:numPr>
         <w:ilvl w:val="1"/>
@@ -1663,7 +5180,7 @@
     <w:basedOn w:val="DefaultParagraphFont"/>
     <w:link w:val="Subtitle"/>
     <w:uiPriority w:val="11"/>
-    <w:rsid w:val="00B01890"/>
+    <w:rsid w:val="00605F95"/>
     <w:rPr>
       <w:rFonts w:eastAsiaTheme="majorEastAsia" w:cstheme="majorBidi"/>
       <w:color w:val="595959" w:themeColor="text1" w:themeTint="A6"/>
@@ -1679,7 +5196,7 @@
     <w:link w:val="QuoteChar"/>
     <w:uiPriority w:val="29"/>
     <w:qFormat/>
-    <w:rsid w:val="00B01890"/>
+    <w:rsid w:val="00605F95"/>
     <w:pPr>
       <w:spacing w:before="160"/>
       <w:jc w:val="center"/>
@@ -1695,7 +5212,7 @@
     <w:basedOn w:val="DefaultParagraphFont"/>
     <w:link w:val="Quote"/>
     <w:uiPriority w:val="29"/>
-    <w:rsid w:val="00B01890"/>
+    <w:rsid w:val="00605F95"/>
     <w:rPr>
       <w:i/>
       <w:iCs/>
@@ -1707,7 +5224,7 @@
     <w:basedOn w:val="Normal"/>
     <w:uiPriority w:val="34"/>
     <w:qFormat/>
-    <w:rsid w:val="00B01890"/>
+    <w:rsid w:val="00605F95"/>
     <w:pPr>
       <w:ind w:left="720"/>
       <w:contextualSpacing/>
@@ -1718,7 +5235,7 @@
     <w:basedOn w:val="DefaultParagraphFont"/>
     <w:uiPriority w:val="21"/>
     <w:qFormat/>
-    <w:rsid w:val="00B01890"/>
+    <w:rsid w:val="00605F95"/>
     <w:rPr>
       <w:i/>
       <w:iCs/>
@@ -1732,7 +5249,7 @@
     <w:link w:val="IntenseQuoteChar"/>
     <w:uiPriority w:val="30"/>
     <w:qFormat/>
-    <w:rsid w:val="00B01890"/>
+    <w:rsid w:val="00605F95"/>
     <w:pPr>
       <w:pBdr>
         <w:top w:val="single" w:sz="4" w:space="10" w:color="0F4761" w:themeColor="accent1" w:themeShade="BF"/>
@@ -1753,7 +5270,7 @@
     <w:basedOn w:val="DefaultParagraphFont"/>
     <w:link w:val="IntenseQuote"/>
     <w:uiPriority w:val="30"/>
-    <w:rsid w:val="00B01890"/>
+    <w:rsid w:val="00605F95"/>
     <w:rPr>
       <w:i/>
       <w:iCs/>
@@ -1765,7 +5282,7 @@
     <w:basedOn w:val="DefaultParagraphFont"/>
     <w:uiPriority w:val="32"/>
     <w:qFormat/>
-    <w:rsid w:val="00B01890"/>
+    <w:rsid w:val="00605F95"/>
     <w:rPr>
       <w:b/>
       <w:bCs/>
@@ -1983,13 +5500,6 @@
         </a:gradFill>
       </a:fillStyleLst>
       <a:lnStyleLst>
-        <a:ln w="6350" cap="flat" cmpd="sng" algn="ctr">
-          <a:solidFill>
-            <a:schemeClr val="phClr"/>
-          </a:solidFill>
-          <a:prstDash val="solid"/>
-          <a:miter lim="800000"/>
-        </a:ln>
         <a:ln w="12700" cap="flat" cmpd="sng" algn="ctr">
           <a:solidFill>
             <a:schemeClr val="phClr"/>
@@ -1998,6 +5508,13 @@
           <a:miter lim="800000"/>
         </a:ln>
         <a:ln w="19050" cap="flat" cmpd="sng" algn="ctr">
+          <a:solidFill>
+            <a:schemeClr val="phClr"/>
+          </a:solidFill>
+          <a:prstDash val="solid"/>
+          <a:miter lim="800000"/>
+        </a:ln>
+        <a:ln w="25400" cap="flat" cmpd="sng" algn="ctr">
           <a:solidFill>
             <a:schemeClr val="phClr"/>
           </a:solidFill>
@@ -2062,7 +5579,27 @@
       </a:bgFillStyleLst>
     </a:fmtScheme>
   </a:themeElements>
-  <a:objectDefaults/>
+  <a:objectDefaults>
+    <a:lnDef>
+      <a:spPr/>
+      <a:bodyPr/>
+      <a:lstStyle/>
+      <a:style>
+        <a:lnRef idx="2">
+          <a:schemeClr val="accent1"/>
+        </a:lnRef>
+        <a:fillRef idx="0">
+          <a:schemeClr val="accent1"/>
+        </a:fillRef>
+        <a:effectRef idx="1">
+          <a:schemeClr val="accent1"/>
+        </a:effectRef>
+        <a:fontRef idx="minor">
+          <a:schemeClr val="tx1"/>
+        </a:fontRef>
+      </a:style>
+    </a:lnDef>
+  </a:objectDefaults>
   <a:extraClrSchemeLst/>
   <a:extLst>
     <a:ext uri="{05A4C25C-085E-4340-85A3-A5531E510DB2}">
